--- a/fuentes/CF2_72310003_DU.docx
+++ b/fuentes/CF2_72310003_DU.docx
@@ -32,7 +32,6 @@
           <w:rFonts w:cs="Calibri"/>
           <w:b/>
           <w:bCs/>
-          <w:color w:val="000000"/>
           <w:kern w:val="0"/>
         </w:rPr>
       </w:pPr>
@@ -41,7 +40,6 @@
           <w:rFonts w:cs="Calibri"/>
           <w:b/>
           <w:bCs/>
-          <w:color w:val="000000"/>
           <w:kern w:val="0"/>
         </w:rPr>
         <w:tab/>
@@ -54,7 +52,6 @@
           <w:rFonts w:cs="Calibri"/>
           <w:b/>
           <w:bCs/>
-          <w:color w:val="000000"/>
           <w:kern w:val="0"/>
         </w:rPr>
       </w:pPr>
@@ -66,7 +63,6 @@
           <w:rFonts w:cs="Calibri"/>
           <w:b/>
           <w:bCs/>
-          <w:color w:val="000000"/>
           <w:kern w:val="0"/>
         </w:rPr>
       </w:pPr>
@@ -78,7 +74,6 @@
           <w:rFonts w:cs="Calibri"/>
           <w:b/>
           <w:bCs/>
-          <w:color w:val="000000"/>
           <w:kern w:val="0"/>
         </w:rPr>
       </w:pPr>
@@ -161,7 +156,6 @@
           <w:rFonts w:cs="Calibri"/>
           <w:b/>
           <w:bCs/>
-          <w:color w:val="000000"/>
           <w:kern w:val="0"/>
         </w:rPr>
       </w:pPr>
@@ -279,7 +273,6 @@
           <w:rFonts w:cs="Calibri"/>
           <w:b/>
           <w:bCs/>
-          <w:color w:val="000000"/>
           <w:kern w:val="0"/>
         </w:rPr>
       </w:pPr>
@@ -291,7 +284,6 @@
           <w:rFonts w:cs="Calibri"/>
           <w:b/>
           <w:bCs/>
-          <w:color w:val="000000"/>
           <w:kern w:val="0"/>
         </w:rPr>
       </w:pPr>
@@ -303,7 +295,6 @@
           <w:rFonts w:cs="Calibri"/>
           <w:b/>
           <w:bCs/>
-          <w:color w:val="000000"/>
           <w:kern w:val="0"/>
         </w:rPr>
       </w:pPr>
@@ -315,7 +306,6 @@
           <w:rFonts w:cs="Calibri"/>
           <w:b/>
           <w:bCs/>
-          <w:color w:val="000000"/>
           <w:kern w:val="0"/>
         </w:rPr>
       </w:pPr>
@@ -327,7 +317,6 @@
           <w:rFonts w:cs="Calibri"/>
           <w:b/>
           <w:bCs/>
-          <w:color w:val="000000"/>
           <w:kern w:val="0"/>
         </w:rPr>
       </w:pPr>
@@ -339,7 +328,6 @@
           <w:rFonts w:cs="Calibri"/>
           <w:b/>
           <w:bCs/>
-          <w:color w:val="000000"/>
           <w:kern w:val="0"/>
           <w:sz w:val="32"/>
           <w:szCs w:val="32"/>
@@ -353,7 +341,6 @@
           <w:rFonts w:cs="Calibri"/>
           <w:b/>
           <w:bCs/>
-          <w:color w:val="000000"/>
           <w:kern w:val="0"/>
           <w:sz w:val="32"/>
           <w:szCs w:val="32"/>
@@ -367,7 +354,6 @@
           <w:rFonts w:cs="Calibri"/>
           <w:b/>
           <w:bCs/>
-          <w:color w:val="000000"/>
           <w:kern w:val="0"/>
           <w:sz w:val="32"/>
           <w:szCs w:val="32"/>
@@ -381,7 +367,6 @@
           <w:rFonts w:cs="Calibri"/>
           <w:b/>
           <w:bCs/>
-          <w:color w:val="000000"/>
           <w:kern w:val="0"/>
           <w:sz w:val="32"/>
           <w:szCs w:val="32"/>
@@ -392,7 +377,6 @@
           <w:rFonts w:cs="Calibri"/>
           <w:b/>
           <w:bCs/>
-          <w:color w:val="000000"/>
           <w:kern w:val="0"/>
           <w:sz w:val="32"/>
           <w:szCs w:val="32"/>
@@ -404,7 +388,6 @@
           <w:rFonts w:cs="Calibri"/>
           <w:b/>
           <w:bCs/>
-          <w:color w:val="000000"/>
           <w:kern w:val="0"/>
           <w:sz w:val="32"/>
           <w:szCs w:val="32"/>
@@ -421,7 +404,6 @@
         <w:rPr>
           <w:rFonts w:cs="Calibri"/>
           <w:bCs/>
-          <w:color w:val="000000"/>
           <w:kern w:val="0"/>
         </w:rPr>
       </w:pPr>
@@ -429,7 +411,6 @@
         <w:rPr>
           <w:rFonts w:cs="Calibri"/>
           <w:bCs/>
-          <w:color w:val="000000"/>
           <w:kern w:val="0"/>
         </w:rPr>
         <w:t>El componente formativo orienta al aprendiz en la comprensión y aplicación de estrategias de producción limpia y reconversión sostenible en sistemas agrícolas y pecuarios, promoviendo prácticas responsables con el ambiente, la eficiencia en el uso de recursos y el fortalecimiento de la sostenibilidad rural.</w:t>
@@ -448,7 +429,6 @@
           <w:rFonts w:cs="Calibri"/>
           <w:b/>
           <w:bCs/>
-          <w:color w:val="000000"/>
           <w:kern w:val="0"/>
         </w:rPr>
         <w:t xml:space="preserve">                                                   </w:t>
@@ -458,7 +438,6 @@
           <w:rFonts w:cs="Calibri"/>
           <w:b/>
           <w:bCs/>
-          <w:color w:val="000000"/>
           <w:kern w:val="0"/>
         </w:rPr>
         <w:t>Marzo</w:t>
@@ -468,7 +447,6 @@
           <w:rFonts w:cs="Calibri"/>
           <w:b/>
           <w:bCs/>
-          <w:color w:val="000000"/>
           <w:kern w:val="0"/>
         </w:rPr>
         <w:t xml:space="preserve"> 202</w:t>
@@ -478,7 +456,6 @@
           <w:rFonts w:cs="Calibri"/>
           <w:b/>
           <w:bCs/>
-          <w:color w:val="000000"/>
           <w:kern w:val="0"/>
         </w:rPr>
         <w:t>6</w:t>
@@ -494,40 +471,19 @@
       <w:pPr>
         <w:pStyle w:val="TtuloTDC"/>
         <w:rPr>
-          <w:noProof/>
-        </w:rPr>
-      </w:pPr>
-      <w:r>
-        <w:rPr>
           <w:rFonts w:eastAsia="Times New Roman"/>
-          <w:color w:val="000000"/>
           <w:kern w:val="0"/>
           <w:szCs w:val="32"/>
         </w:rPr>
+      </w:pPr>
+      <w:r>
+        <w:rPr>
+          <w:rFonts w:eastAsia="Times New Roman"/>
+          <w:kern w:val="0"/>
+          <w:szCs w:val="32"/>
+        </w:rPr>
         <w:lastRenderedPageBreak/>
         <w:t>Tabla de contenido</w:t>
-      </w:r>
-      <w:r>
-        <w:rPr>
-          <w:sz w:val="28"/>
-          <w:szCs w:val="22"/>
-          <w:lang w:val="es-ES" w:eastAsia="en-US"/>
-        </w:rPr>
-        <w:fldChar w:fldCharType="begin"/>
-      </w:r>
-      <w:r>
-        <w:rPr>
-          <w:lang w:val="es-ES"/>
-        </w:rPr>
-        <w:instrText xml:space="preserve"> TOC \o "1-3" \h \z \u </w:instrText>
-      </w:r>
-      <w:r>
-        <w:rPr>
-          <w:sz w:val="28"/>
-          <w:szCs w:val="22"/>
-          <w:lang w:val="es-ES" w:eastAsia="en-US"/>
-        </w:rPr>
-        <w:fldChar w:fldCharType="separate"/>
       </w:r>
     </w:p>
     <w:p>
@@ -542,11 +498,30 @@
           <w14:ligatures w14:val="standardContextual"/>
         </w:rPr>
       </w:pPr>
-      <w:hyperlink w:anchor="_Toc224896144" w:history="1">
+      <w:r>
+        <w:rPr>
+          <w:lang w:val="es-ES"/>
+        </w:rPr>
+        <w:fldChar w:fldCharType="begin"/>
+      </w:r>
+      <w:r>
+        <w:rPr>
+          <w:lang w:val="es-ES"/>
+        </w:rPr>
+        <w:instrText xml:space="preserve"> TOC \o "1-3" \h \z \u </w:instrText>
+      </w:r>
+      <w:r>
+        <w:rPr>
+          <w:lang w:val="es-ES"/>
+        </w:rPr>
+        <w:fldChar w:fldCharType="separate"/>
+      </w:r>
+      <w:hyperlink w:anchor="_Toc226635866" w:history="1">
         <w:r>
           <w:rPr>
             <w:rStyle w:val="Hipervnculo"/>
             <w:noProof/>
+            <w:color w:val="auto"/>
           </w:rPr>
           <w:t>Introducción</w:t>
         </w:r>
@@ -569,7 +544,7 @@
             <w:noProof/>
             <w:webHidden/>
           </w:rPr>
-          <w:instrText xml:space="preserve"> PAGEREF _Toc224896144 \h </w:instrText>
+          <w:instrText xml:space="preserve"> PAGEREF _Toc226635866 \h </w:instrText>
         </w:r>
         <w:r>
           <w:rPr>
@@ -615,11 +590,12 @@
           <w14:ligatures w14:val="standardContextual"/>
         </w:rPr>
       </w:pPr>
-      <w:hyperlink w:anchor="_Toc224896145" w:history="1">
+      <w:hyperlink w:anchor="_Toc226635867" w:history="1">
         <w:r>
           <w:rPr>
             <w:rStyle w:val="Hipervnculo"/>
             <w:noProof/>
+            <w:color w:val="auto"/>
           </w:rPr>
           <w:t>1.</w:t>
         </w:r>
@@ -638,6 +614,7 @@
           <w:rPr>
             <w:rStyle w:val="Hipervnculo"/>
             <w:noProof/>
+            <w:color w:val="auto"/>
           </w:rPr>
           <w:t>Producción agropecuaria y medio ambiente</w:t>
         </w:r>
@@ -660,7 +637,7 @@
             <w:noProof/>
             <w:webHidden/>
           </w:rPr>
-          <w:instrText xml:space="preserve"> PAGEREF _Toc224896145 \h </w:instrText>
+          <w:instrText xml:space="preserve"> PAGEREF _Toc226635867 \h </w:instrText>
         </w:r>
         <w:r>
           <w:rPr>
@@ -707,11 +684,12 @@
           <w14:ligatures w14:val="standardContextual"/>
         </w:rPr>
       </w:pPr>
-      <w:hyperlink w:anchor="_Toc224896146" w:history="1">
+      <w:hyperlink w:anchor="_Toc226635868" w:history="1">
         <w:r>
           <w:rPr>
             <w:rStyle w:val="Hipervnculo"/>
             <w:noProof/>
+            <w:color w:val="auto"/>
           </w:rPr>
           <w:t>1.1.</w:t>
         </w:r>
@@ -730,6 +708,7 @@
           <w:rPr>
             <w:rStyle w:val="Hipervnculo"/>
             <w:noProof/>
+            <w:color w:val="auto"/>
           </w:rPr>
           <w:t>Impacto de la actividad agrícola y pecuaria sobre los recursos naturales</w:t>
         </w:r>
@@ -752,7 +731,7 @@
             <w:noProof/>
             <w:webHidden/>
           </w:rPr>
-          <w:instrText xml:space="preserve"> PAGEREF _Toc224896146 \h </w:instrText>
+          <w:instrText xml:space="preserve"> PAGEREF _Toc226635868 \h </w:instrText>
         </w:r>
         <w:r>
           <w:rPr>
@@ -799,11 +778,12 @@
           <w14:ligatures w14:val="standardContextual"/>
         </w:rPr>
       </w:pPr>
-      <w:hyperlink w:anchor="_Toc224896147" w:history="1">
+      <w:hyperlink w:anchor="_Toc226635869" w:history="1">
         <w:r>
           <w:rPr>
             <w:rStyle w:val="Hipervnculo"/>
             <w:noProof/>
+            <w:color w:val="auto"/>
           </w:rPr>
           <w:t>1.2.</w:t>
         </w:r>
@@ -822,6 +802,7 @@
           <w:rPr>
             <w:rStyle w:val="Hipervnculo"/>
             <w:noProof/>
+            <w:color w:val="auto"/>
           </w:rPr>
           <w:t>Producción limpia y reconversión productiva</w:t>
         </w:r>
@@ -844,7 +825,7 @@
             <w:noProof/>
             <w:webHidden/>
           </w:rPr>
-          <w:instrText xml:space="preserve"> PAGEREF _Toc224896147 \h </w:instrText>
+          <w:instrText xml:space="preserve"> PAGEREF _Toc226635869 \h </w:instrText>
         </w:r>
         <w:r>
           <w:rPr>
@@ -890,11 +871,12 @@
           <w14:ligatures w14:val="standardContextual"/>
         </w:rPr>
       </w:pPr>
-      <w:hyperlink w:anchor="_Toc224896148" w:history="1">
+      <w:hyperlink w:anchor="_Toc226635870" w:history="1">
         <w:r>
           <w:rPr>
             <w:rStyle w:val="Hipervnculo"/>
             <w:noProof/>
+            <w:color w:val="auto"/>
           </w:rPr>
           <w:t>2.</w:t>
         </w:r>
@@ -913,6 +895,7 @@
           <w:rPr>
             <w:rStyle w:val="Hipervnculo"/>
             <w:noProof/>
+            <w:color w:val="auto"/>
           </w:rPr>
           <w:t>Sostenibilidad y desarrollo sostenible</w:t>
         </w:r>
@@ -935,7 +918,7 @@
             <w:noProof/>
             <w:webHidden/>
           </w:rPr>
-          <w:instrText xml:space="preserve"> PAGEREF _Toc224896148 \h </w:instrText>
+          <w:instrText xml:space="preserve"> PAGEREF _Toc226635870 \h </w:instrText>
         </w:r>
         <w:r>
           <w:rPr>
@@ -982,11 +965,12 @@
           <w14:ligatures w14:val="standardContextual"/>
         </w:rPr>
       </w:pPr>
-      <w:hyperlink w:anchor="_Toc224896149" w:history="1">
+      <w:hyperlink w:anchor="_Toc226635871" w:history="1">
         <w:r>
           <w:rPr>
             <w:rStyle w:val="Hipervnculo"/>
             <w:noProof/>
+            <w:color w:val="auto"/>
           </w:rPr>
           <w:t>2.1.</w:t>
         </w:r>
@@ -1005,6 +989,7 @@
           <w:rPr>
             <w:rStyle w:val="Hipervnculo"/>
             <w:noProof/>
+            <w:color w:val="auto"/>
           </w:rPr>
           <w:t>Objetivos de Desarrollo Sostenible (ODS) y sector agropecuario</w:t>
         </w:r>
@@ -1027,7 +1012,7 @@
             <w:noProof/>
             <w:webHidden/>
           </w:rPr>
-          <w:instrText xml:space="preserve"> PAGEREF _Toc224896149 \h </w:instrText>
+          <w:instrText xml:space="preserve"> PAGEREF _Toc226635871 \h </w:instrText>
         </w:r>
         <w:r>
           <w:rPr>
@@ -1074,11 +1059,12 @@
           <w14:ligatures w14:val="standardContextual"/>
         </w:rPr>
       </w:pPr>
-      <w:hyperlink w:anchor="_Toc224896150" w:history="1">
+      <w:hyperlink w:anchor="_Toc226635872" w:history="1">
         <w:r>
           <w:rPr>
             <w:rStyle w:val="Hipervnculo"/>
             <w:noProof/>
+            <w:color w:val="auto"/>
           </w:rPr>
           <w:t>2.2.</w:t>
         </w:r>
@@ -1097,6 +1083,7 @@
           <w:rPr>
             <w:rStyle w:val="Hipervnculo"/>
             <w:noProof/>
+            <w:color w:val="auto"/>
           </w:rPr>
           <w:t>Indicadores de sostenibilidad rural</w:t>
         </w:r>
@@ -1119,7 +1106,7 @@
             <w:noProof/>
             <w:webHidden/>
           </w:rPr>
-          <w:instrText xml:space="preserve"> PAGEREF _Toc224896150 \h </w:instrText>
+          <w:instrText xml:space="preserve"> PAGEREF _Toc226635872 \h </w:instrText>
         </w:r>
         <w:r>
           <w:rPr>
@@ -1139,7 +1126,7 @@
             <w:noProof/>
             <w:webHidden/>
           </w:rPr>
-          <w:t>18</w:t>
+          <w:t>17</w:t>
         </w:r>
         <w:r>
           <w:rPr>
@@ -1165,11 +1152,12 @@
           <w14:ligatures w14:val="standardContextual"/>
         </w:rPr>
       </w:pPr>
-      <w:hyperlink w:anchor="_Toc224896151" w:history="1">
+      <w:hyperlink w:anchor="_Toc226635873" w:history="1">
         <w:r>
           <w:rPr>
             <w:rStyle w:val="Hipervnculo"/>
             <w:noProof/>
+            <w:color w:val="auto"/>
           </w:rPr>
           <w:t>3.</w:t>
         </w:r>
@@ -1188,6 +1176,7 @@
           <w:rPr>
             <w:rStyle w:val="Hipervnculo"/>
             <w:noProof/>
+            <w:color w:val="auto"/>
           </w:rPr>
           <w:t>Teoría general de sistemas</w:t>
         </w:r>
@@ -1210,7 +1199,7 @@
             <w:noProof/>
             <w:webHidden/>
           </w:rPr>
-          <w:instrText xml:space="preserve"> PAGEREF _Toc224896151 \h </w:instrText>
+          <w:instrText xml:space="preserve"> PAGEREF _Toc226635873 \h </w:instrText>
         </w:r>
         <w:r>
           <w:rPr>
@@ -1257,11 +1246,12 @@
           <w14:ligatures w14:val="standardContextual"/>
         </w:rPr>
       </w:pPr>
-      <w:hyperlink w:anchor="_Toc224896152" w:history="1">
+      <w:hyperlink w:anchor="_Toc226635874" w:history="1">
         <w:r>
           <w:rPr>
             <w:rStyle w:val="Hipervnculo"/>
             <w:noProof/>
+            <w:color w:val="auto"/>
           </w:rPr>
           <w:t>3.1.</w:t>
         </w:r>
@@ -1280,6 +1270,7 @@
           <w:rPr>
             <w:rStyle w:val="Hipervnculo"/>
             <w:noProof/>
+            <w:color w:val="auto"/>
           </w:rPr>
           <w:t>Componentes y modelos de un sistema</w:t>
         </w:r>
@@ -1302,7 +1293,7 @@
             <w:noProof/>
             <w:webHidden/>
           </w:rPr>
-          <w:instrText xml:space="preserve"> PAGEREF _Toc224896152 \h </w:instrText>
+          <w:instrText xml:space="preserve"> PAGEREF _Toc226635874 \h </w:instrText>
         </w:r>
         <w:r>
           <w:rPr>
@@ -1349,11 +1340,12 @@
           <w14:ligatures w14:val="standardContextual"/>
         </w:rPr>
       </w:pPr>
-      <w:hyperlink w:anchor="_Toc224896153" w:history="1">
+      <w:hyperlink w:anchor="_Toc226635875" w:history="1">
         <w:r>
           <w:rPr>
             <w:rStyle w:val="Hipervnculo"/>
             <w:noProof/>
+            <w:color w:val="auto"/>
           </w:rPr>
           <w:t>3.2.</w:t>
         </w:r>
@@ -1372,6 +1364,7 @@
           <w:rPr>
             <w:rStyle w:val="Hipervnculo"/>
             <w:noProof/>
+            <w:color w:val="auto"/>
           </w:rPr>
           <w:t>El agroecosistema como sistema complejo</w:t>
         </w:r>
@@ -1394,7 +1387,7 @@
             <w:noProof/>
             <w:webHidden/>
           </w:rPr>
-          <w:instrText xml:space="preserve"> PAGEREF _Toc224896153 \h </w:instrText>
+          <w:instrText xml:space="preserve"> PAGEREF _Toc226635875 \h </w:instrText>
         </w:r>
         <w:r>
           <w:rPr>
@@ -1414,7 +1407,7 @@
             <w:noProof/>
             <w:webHidden/>
           </w:rPr>
-          <w:t>36</w:t>
+          <w:t>35</w:t>
         </w:r>
         <w:r>
           <w:rPr>
@@ -1440,11 +1433,12 @@
           <w14:ligatures w14:val="standardContextual"/>
         </w:rPr>
       </w:pPr>
-      <w:hyperlink w:anchor="_Toc224896154" w:history="1">
+      <w:hyperlink w:anchor="_Toc226635876" w:history="1">
         <w:r>
           <w:rPr>
             <w:rStyle w:val="Hipervnculo"/>
             <w:noProof/>
+            <w:color w:val="auto"/>
           </w:rPr>
           <w:t>4.</w:t>
         </w:r>
@@ -1463,6 +1457,7 @@
           <w:rPr>
             <w:rStyle w:val="Hipervnculo"/>
             <w:noProof/>
+            <w:color w:val="auto"/>
           </w:rPr>
           <w:t>Aportes de las comunidades indígenas en el manejo de la biodiversidad</w:t>
         </w:r>
@@ -1485,7 +1480,7 @@
             <w:noProof/>
             <w:webHidden/>
           </w:rPr>
-          <w:instrText xml:space="preserve"> PAGEREF _Toc224896154 \h </w:instrText>
+          <w:instrText xml:space="preserve"> PAGEREF _Toc226635876 \h </w:instrText>
         </w:r>
         <w:r>
           <w:rPr>
@@ -1505,7 +1500,7 @@
             <w:noProof/>
             <w:webHidden/>
           </w:rPr>
-          <w:t>39</w:t>
+          <w:t>38</w:t>
         </w:r>
         <w:r>
           <w:rPr>
@@ -1532,11 +1527,12 @@
           <w14:ligatures w14:val="standardContextual"/>
         </w:rPr>
       </w:pPr>
-      <w:hyperlink w:anchor="_Toc224896155" w:history="1">
+      <w:hyperlink w:anchor="_Toc226635877" w:history="1">
         <w:r>
           <w:rPr>
             <w:rStyle w:val="Hipervnculo"/>
             <w:noProof/>
+            <w:color w:val="auto"/>
           </w:rPr>
           <w:t>4.1.</w:t>
         </w:r>
@@ -1555,6 +1551,7 @@
           <w:rPr>
             <w:rStyle w:val="Hipervnculo"/>
             <w:noProof/>
+            <w:color w:val="auto"/>
           </w:rPr>
           <w:t>Conservación de semillas nativas</w:t>
         </w:r>
@@ -1577,7 +1574,7 @@
             <w:noProof/>
             <w:webHidden/>
           </w:rPr>
-          <w:instrText xml:space="preserve"> PAGEREF _Toc224896155 \h </w:instrText>
+          <w:instrText xml:space="preserve"> PAGEREF _Toc226635877 \h </w:instrText>
         </w:r>
         <w:r>
           <w:rPr>
@@ -1597,7 +1594,7 @@
             <w:noProof/>
             <w:webHidden/>
           </w:rPr>
-          <w:t>42</w:t>
+          <w:t>41</w:t>
         </w:r>
         <w:r>
           <w:rPr>
@@ -1620,11 +1617,12 @@
           <w14:ligatures w14:val="standardContextual"/>
         </w:rPr>
       </w:pPr>
-      <w:hyperlink w:anchor="_Toc224896156" w:history="1">
+      <w:hyperlink w:anchor="_Toc226635878" w:history="1">
         <w:r>
           <w:rPr>
             <w:rStyle w:val="Hipervnculo"/>
             <w:noProof/>
+            <w:color w:val="auto"/>
           </w:rPr>
           <w:t>Síntesis</w:t>
         </w:r>
@@ -1647,7 +1645,78 @@
             <w:noProof/>
             <w:webHidden/>
           </w:rPr>
-          <w:instrText xml:space="preserve"> PAGEREF _Toc224896156 \h </w:instrText>
+          <w:instrText xml:space="preserve"> PAGEREF _Toc226635878 \h </w:instrText>
+        </w:r>
+        <w:r>
+          <w:rPr>
+            <w:noProof/>
+            <w:webHidden/>
+          </w:rPr>
+        </w:r>
+        <w:r>
+          <w:rPr>
+            <w:noProof/>
+            <w:webHidden/>
+          </w:rPr>
+          <w:fldChar w:fldCharType="separate"/>
+        </w:r>
+        <w:r>
+          <w:rPr>
+            <w:noProof/>
+            <w:webHidden/>
+          </w:rPr>
+          <w:t>45</w:t>
+        </w:r>
+        <w:r>
+          <w:rPr>
+            <w:noProof/>
+            <w:webHidden/>
+          </w:rPr>
+          <w:fldChar w:fldCharType="end"/>
+        </w:r>
+      </w:hyperlink>
+    </w:p>
+    <w:p>
+      <w:pPr>
+        <w:pStyle w:val="TDC1"/>
+        <w:rPr>
+          <w:rFonts w:asciiTheme="minorHAnsi" w:eastAsiaTheme="minorEastAsia" w:hAnsiTheme="minorHAnsi" w:cstheme="minorBidi"/>
+          <w:noProof/>
+          <w:sz w:val="24"/>
+          <w:szCs w:val="24"/>
+          <w:lang w:eastAsia="es-CO"/>
+          <w14:ligatures w14:val="standardContextual"/>
+        </w:rPr>
+      </w:pPr>
+      <w:hyperlink w:anchor="_Toc226635879" w:history="1">
+        <w:r>
+          <w:rPr>
+            <w:rStyle w:val="Hipervnculo"/>
+            <w:noProof/>
+            <w:color w:val="auto"/>
+          </w:rPr>
+          <w:t>Glosario</w:t>
+        </w:r>
+        <w:r>
+          <w:rPr>
+            <w:noProof/>
+            <w:webHidden/>
+          </w:rPr>
+          <w:tab/>
+        </w:r>
+        <w:r>
+          <w:rPr>
+            <w:noProof/>
+            <w:webHidden/>
+          </w:rPr>
+          <w:fldChar w:fldCharType="begin"/>
+        </w:r>
+        <w:r>
+          <w:rPr>
+            <w:noProof/>
+            <w:webHidden/>
+          </w:rPr>
+          <w:instrText xml:space="preserve"> PAGEREF _Toc226635879 \h </w:instrText>
         </w:r>
         <w:r>
           <w:rPr>
@@ -1690,81 +1759,12 @@
           <w14:ligatures w14:val="standardContextual"/>
         </w:rPr>
       </w:pPr>
-      <w:hyperlink w:anchor="_Toc224896157" w:history="1">
+      <w:hyperlink w:anchor="_Toc226635880" w:history="1">
         <w:r>
           <w:rPr>
             <w:rStyle w:val="Hipervnculo"/>
             <w:noProof/>
-          </w:rPr>
-          <w:t>Glosario</w:t>
-        </w:r>
-        <w:r>
-          <w:rPr>
-            <w:noProof/>
-            <w:webHidden/>
-          </w:rPr>
-          <w:tab/>
-        </w:r>
-        <w:r>
-          <w:rPr>
-            <w:noProof/>
-            <w:webHidden/>
-          </w:rPr>
-          <w:fldChar w:fldCharType="begin"/>
-        </w:r>
-        <w:r>
-          <w:rPr>
-            <w:noProof/>
-            <w:webHidden/>
-          </w:rPr>
-          <w:instrText xml:space="preserve"> PAGEREF _Toc224896157 \h </w:instrText>
-        </w:r>
-        <w:r>
-          <w:rPr>
-            <w:noProof/>
-            <w:webHidden/>
-          </w:rPr>
-        </w:r>
-        <w:r>
-          <w:rPr>
-            <w:noProof/>
-            <w:webHidden/>
-          </w:rPr>
-          <w:fldChar w:fldCharType="separate"/>
-        </w:r>
-        <w:r>
-          <w:rPr>
-            <w:noProof/>
-            <w:webHidden/>
-          </w:rPr>
-          <w:t>47</w:t>
-        </w:r>
-        <w:r>
-          <w:rPr>
-            <w:noProof/>
-            <w:webHidden/>
-          </w:rPr>
-          <w:fldChar w:fldCharType="end"/>
-        </w:r>
-      </w:hyperlink>
-    </w:p>
-    <w:p>
-      <w:pPr>
-        <w:pStyle w:val="TDC1"/>
-        <w:rPr>
-          <w:rFonts w:asciiTheme="minorHAnsi" w:eastAsiaTheme="minorEastAsia" w:hAnsiTheme="minorHAnsi" w:cstheme="minorBidi"/>
-          <w:noProof/>
-          <w:sz w:val="24"/>
-          <w:szCs w:val="24"/>
-          <w:lang w:eastAsia="es-CO"/>
-          <w14:ligatures w14:val="standardContextual"/>
-        </w:rPr>
-      </w:pPr>
-      <w:hyperlink w:anchor="_Toc224896158" w:history="1">
-        <w:r>
-          <w:rPr>
-            <w:rStyle w:val="Hipervnculo"/>
-            <w:noProof/>
+            <w:color w:val="auto"/>
           </w:rPr>
           <w:t>Referencias bibliográficas</w:t>
         </w:r>
@@ -1787,7 +1787,78 @@
             <w:noProof/>
             <w:webHidden/>
           </w:rPr>
-          <w:instrText xml:space="preserve"> PAGEREF _Toc224896158 \h </w:instrText>
+          <w:instrText xml:space="preserve"> PAGEREF _Toc226635880 \h </w:instrText>
+        </w:r>
+        <w:r>
+          <w:rPr>
+            <w:noProof/>
+            <w:webHidden/>
+          </w:rPr>
+        </w:r>
+        <w:r>
+          <w:rPr>
+            <w:noProof/>
+            <w:webHidden/>
+          </w:rPr>
+          <w:fldChar w:fldCharType="separate"/>
+        </w:r>
+        <w:r>
+          <w:rPr>
+            <w:noProof/>
+            <w:webHidden/>
+          </w:rPr>
+          <w:t>48</w:t>
+        </w:r>
+        <w:r>
+          <w:rPr>
+            <w:noProof/>
+            <w:webHidden/>
+          </w:rPr>
+          <w:fldChar w:fldCharType="end"/>
+        </w:r>
+      </w:hyperlink>
+    </w:p>
+    <w:p>
+      <w:pPr>
+        <w:pStyle w:val="TDC1"/>
+        <w:rPr>
+          <w:rFonts w:asciiTheme="minorHAnsi" w:eastAsiaTheme="minorEastAsia" w:hAnsiTheme="minorHAnsi" w:cstheme="minorBidi"/>
+          <w:noProof/>
+          <w:sz w:val="24"/>
+          <w:szCs w:val="24"/>
+          <w:lang w:eastAsia="es-CO"/>
+          <w14:ligatures w14:val="standardContextual"/>
+        </w:rPr>
+      </w:pPr>
+      <w:hyperlink w:anchor="_Toc226635881" w:history="1">
+        <w:r>
+          <w:rPr>
+            <w:rStyle w:val="Hipervnculo"/>
+            <w:noProof/>
+            <w:color w:val="auto"/>
+          </w:rPr>
+          <w:t>Créditos</w:t>
+        </w:r>
+        <w:r>
+          <w:rPr>
+            <w:noProof/>
+            <w:webHidden/>
+          </w:rPr>
+          <w:tab/>
+        </w:r>
+        <w:r>
+          <w:rPr>
+            <w:noProof/>
+            <w:webHidden/>
+          </w:rPr>
+          <w:fldChar w:fldCharType="begin"/>
+        </w:r>
+        <w:r>
+          <w:rPr>
+            <w:noProof/>
+            <w:webHidden/>
+          </w:rPr>
+          <w:instrText xml:space="preserve"> PAGEREF _Toc226635881 \h </w:instrText>
         </w:r>
         <w:r>
           <w:rPr>
@@ -1820,76 +1891,6 @@
     </w:p>
     <w:p>
       <w:pPr>
-        <w:pStyle w:val="TDC1"/>
-        <w:rPr>
-          <w:rFonts w:asciiTheme="minorHAnsi" w:eastAsiaTheme="minorEastAsia" w:hAnsiTheme="minorHAnsi" w:cstheme="minorBidi"/>
-          <w:noProof/>
-          <w:sz w:val="24"/>
-          <w:szCs w:val="24"/>
-          <w:lang w:eastAsia="es-CO"/>
-          <w14:ligatures w14:val="standardContextual"/>
-        </w:rPr>
-      </w:pPr>
-      <w:hyperlink w:anchor="_Toc224896159" w:history="1">
-        <w:r>
-          <w:rPr>
-            <w:rStyle w:val="Hipervnculo"/>
-            <w:noProof/>
-          </w:rPr>
-          <w:t>Créditos</w:t>
-        </w:r>
-        <w:r>
-          <w:rPr>
-            <w:noProof/>
-            <w:webHidden/>
-          </w:rPr>
-          <w:tab/>
-        </w:r>
-        <w:r>
-          <w:rPr>
-            <w:noProof/>
-            <w:webHidden/>
-          </w:rPr>
-          <w:fldChar w:fldCharType="begin"/>
-        </w:r>
-        <w:r>
-          <w:rPr>
-            <w:noProof/>
-            <w:webHidden/>
-          </w:rPr>
-          <w:instrText xml:space="preserve"> PAGEREF _Toc224896159 \h </w:instrText>
-        </w:r>
-        <w:r>
-          <w:rPr>
-            <w:noProof/>
-            <w:webHidden/>
-          </w:rPr>
-        </w:r>
-        <w:r>
-          <w:rPr>
-            <w:noProof/>
-            <w:webHidden/>
-          </w:rPr>
-          <w:fldChar w:fldCharType="separate"/>
-        </w:r>
-        <w:r>
-          <w:rPr>
-            <w:noProof/>
-            <w:webHidden/>
-          </w:rPr>
-          <w:t>50</w:t>
-        </w:r>
-        <w:r>
-          <w:rPr>
-            <w:noProof/>
-            <w:webHidden/>
-          </w:rPr>
-          <w:fldChar w:fldCharType="end"/>
-        </w:r>
-      </w:hyperlink>
-    </w:p>
-    <w:p>
-      <w:pPr>
         <w:pStyle w:val="Ttulo1"/>
         <w:numPr>
           <w:ilvl w:val="0"/>
@@ -1939,7 +1940,7 @@
       <w:r>
         <w:tab/>
       </w:r>
-      <w:bookmarkStart w:id="1" w:name="_Toc224896144"/>
+      <w:bookmarkStart w:id="1" w:name="_Toc226635866"/>
       <w:r>
         <w:t>Introducción</w:t>
       </w:r>
@@ -2053,360 +2054,14 @@
         </w:rPr>
         <w:t>El estudio de estos enfoques, junto con la planificación sostenible, la evaluación de impactos y la implementación de tecnologías limpias, fortalece en el aprendiz competencias analíticas y propositivas para promover sistemas más eficientes, responsables y coherentes con los principios del desarrollo rural sostenible y los objetivos organizacionales</w:t>
       </w:r>
-    </w:p>
-    <w:p>
-      <w:pPr>
-        <w:pStyle w:val="Video"/>
-        <w:numPr>
-          <w:ilvl w:val="0"/>
-          <w:numId w:val="0"/>
-        </w:numPr>
-        <w:spacing w:before="0" w:after="0"/>
-        <w:ind w:firstLine="708"/>
-        <w:jc w:val="left"/>
+      <w:r>
         <w:rPr>
           <w:rFonts w:cs="Calibri"/>
           <w:color w:val="auto"/>
           <w:kern w:val="2"/>
           <w:lang w:eastAsia="es-CO"/>
         </w:rPr>
-      </w:pPr>
-    </w:p>
-    <w:p>
-      <w:pPr>
-        <w:rPr>
-          <w:lang w:eastAsia="es-CO"/>
-        </w:rPr>
-      </w:pPr>
-    </w:p>
-    <w:p>
-      <w:pPr>
-        <w:rPr>
-          <w:lang w:eastAsia="es-CO"/>
-        </w:rPr>
-      </w:pPr>
-    </w:p>
-    <w:p>
-      <w:pPr>
-        <w:pStyle w:val="Ttulo1"/>
-      </w:pPr>
-      <w:bookmarkStart w:id="2" w:name="_Toc224896145"/>
-      <w:r>
-        <w:lastRenderedPageBreak/>
-        <w:t>Producción agropecuaria y medio ambiente</w:t>
-      </w:r>
-      <w:bookmarkEnd w:id="2"/>
-    </w:p>
-    <w:p>
-      <w:pPr>
-        <w:spacing w:after="0"/>
-        <w:ind w:firstLine="708"/>
-        <w:rPr>
-          <w:rFonts w:cs="Calibri"/>
-          <w:lang w:eastAsia="es-CO"/>
-        </w:rPr>
-      </w:pPr>
-      <w:r>
-        <w:rPr>
-          <w:rFonts w:cs="Calibri"/>
-          <w:lang w:eastAsia="es-CO"/>
-        </w:rPr>
-        <w:t>La producción agropecuaria constituye una de las actividades más importantes para el desarrollo económico, social y alimentario de la población en Colombia; sin embargo, su interacción directa con los recursos naturales hace que tenga una influencia significativa sobre el medio ambiente.</w:t>
-      </w:r>
-    </w:p>
-    <w:p>
-      <w:pPr>
-        <w:spacing w:before="0" w:after="0"/>
-        <w:ind w:firstLine="708"/>
-        <w:rPr>
-          <w:rFonts w:cs="Calibri"/>
-          <w:lang w:eastAsia="es-CO"/>
-        </w:rPr>
-      </w:pPr>
-      <w:r>
-        <w:rPr>
-          <w:rFonts w:cs="Calibri"/>
-          <w:lang w:eastAsia="es-CO"/>
-        </w:rPr>
-        <w:t>El manejo inadecuado de los sistemas agrícolas y pecuarios puede generar deterioro ambiental, mientras que la aplicación de prácticas sostenibles permite equilibrar la producción con la conservación de los ecosistemas.</w:t>
-      </w:r>
-    </w:p>
-    <w:p>
-      <w:pPr>
-        <w:spacing w:before="0" w:after="0"/>
-        <w:ind w:firstLine="708"/>
-        <w:rPr>
-          <w:rFonts w:cs="Calibri"/>
-          <w:lang w:eastAsia="es-CO"/>
-        </w:rPr>
-      </w:pPr>
-      <w:r>
-        <w:rPr>
-          <w:rFonts w:cs="Calibri"/>
-          <w:lang w:eastAsia="es-CO"/>
-        </w:rPr>
-        <w:t>Así mismo, comprender la relación entre producción agropecuaria y medio ambiente es fundamental para promover modelos productivos responsables que garanticen la sostenibilidad, la seguridad alimentaria y el bienestar de las comunidades rurales.</w:t>
-      </w:r>
-    </w:p>
-    <w:p>
-      <w:pPr>
-        <w:pStyle w:val="Prrafodelista"/>
-        <w:numPr>
-          <w:ilvl w:val="0"/>
-          <w:numId w:val="29"/>
-        </w:numPr>
-        <w:spacing w:before="0" w:after="0"/>
-        <w:ind w:left="426"/>
-        <w:rPr>
-          <w:rFonts w:cs="Calibri"/>
-          <w:lang w:eastAsia="es-CO"/>
-        </w:rPr>
-      </w:pPr>
-      <w:r>
-        <w:rPr>
-          <w:rFonts w:cs="Calibri"/>
-          <w:lang w:eastAsia="es-CO"/>
-        </w:rPr>
-        <w:t>Concepto de medio ambiente y problemática ambiental global.</w:t>
-      </w:r>
-    </w:p>
-    <w:p>
-      <w:pPr>
-        <w:pStyle w:val="Prrafodelista"/>
-        <w:numPr>
-          <w:ilvl w:val="0"/>
-          <w:numId w:val="29"/>
-        </w:numPr>
-        <w:spacing w:before="0" w:after="0"/>
-        <w:ind w:left="426"/>
-        <w:rPr>
-          <w:rFonts w:cs="Calibri"/>
-          <w:lang w:eastAsia="es-CO"/>
-        </w:rPr>
-      </w:pPr>
-      <w:r>
-        <w:rPr>
-          <w:rFonts w:cs="Calibri"/>
-          <w:lang w:eastAsia="es-CO"/>
-        </w:rPr>
-        <w:t>El medio ambiente se entiende como el conjunto de elementos naturales, sociales y culturales que rodean a los seres vivos e influyen en su desarrollo y bienestar.</w:t>
-      </w:r>
-    </w:p>
-    <w:p>
-      <w:pPr>
-        <w:pStyle w:val="Prrafodelista"/>
-        <w:numPr>
-          <w:ilvl w:val="0"/>
-          <w:numId w:val="29"/>
-        </w:numPr>
-        <w:spacing w:before="0" w:after="0"/>
-        <w:ind w:left="426"/>
-        <w:rPr>
-          <w:rFonts w:cs="Calibri"/>
-          <w:lang w:eastAsia="es-CO"/>
-        </w:rPr>
-      </w:pPr>
-      <w:r>
-        <w:rPr>
-          <w:rFonts w:cs="Calibri"/>
-          <w:lang w:eastAsia="es-CO"/>
-        </w:rPr>
-        <w:t>Incluyen componentes como el suelo, el agua, el aire, la flora, la fauna y las interacciones que se establecen entre ellos y las actividades realizadas por el ser humano.</w:t>
-      </w:r>
-    </w:p>
-    <w:p>
-      <w:pPr>
-        <w:spacing w:before="0" w:after="0"/>
-        <w:ind w:firstLine="708"/>
-        <w:rPr>
-          <w:rFonts w:cs="Calibri"/>
-          <w:lang w:eastAsia="es-CO"/>
-        </w:rPr>
-      </w:pPr>
-      <w:r>
-        <w:rPr>
-          <w:rFonts w:cs="Calibri"/>
-          <w:lang w:eastAsia="es-CO"/>
-        </w:rPr>
-        <w:t>El medio ambiente atraviesa una crisis global causada principalmente por el crecimiento de la población, el uso excesivo de los recursos naturales y sistemas productivos que no consideran sus impactos ecológicos. Como resultado, se presentan problemas como:</w:t>
-      </w:r>
-    </w:p>
-    <w:p>
-      <w:pPr>
-        <w:pStyle w:val="Prrafodelista"/>
-        <w:numPr>
-          <w:ilvl w:val="0"/>
-          <w:numId w:val="30"/>
-        </w:numPr>
-        <w:spacing w:before="0" w:after="0"/>
-        <w:ind w:left="993"/>
-        <w:rPr>
-          <w:rFonts w:cs="Calibri"/>
-          <w:lang w:eastAsia="es-CO"/>
-        </w:rPr>
-      </w:pPr>
-      <w:r>
-        <w:rPr>
-          <w:rFonts w:cs="Calibri"/>
-          <w:lang w:eastAsia="es-CO"/>
-        </w:rPr>
-        <w:t>El cambio climático.</w:t>
-      </w:r>
-    </w:p>
-    <w:p>
-      <w:pPr>
-        <w:pStyle w:val="Prrafodelista"/>
-        <w:numPr>
-          <w:ilvl w:val="0"/>
-          <w:numId w:val="30"/>
-        </w:numPr>
-        <w:spacing w:before="0" w:after="0"/>
-        <w:ind w:left="993"/>
-        <w:rPr>
-          <w:rFonts w:cs="Calibri"/>
-          <w:lang w:eastAsia="es-CO"/>
-        </w:rPr>
-      </w:pPr>
-      <w:r>
-        <w:rPr>
-          <w:rFonts w:cs="Calibri"/>
-          <w:lang w:eastAsia="es-CO"/>
-        </w:rPr>
-        <w:t>La deforestación.</w:t>
-      </w:r>
-    </w:p>
-    <w:p>
-      <w:pPr>
-        <w:pStyle w:val="Prrafodelista"/>
-        <w:numPr>
-          <w:ilvl w:val="0"/>
-          <w:numId w:val="30"/>
-        </w:numPr>
-        <w:spacing w:before="0" w:after="0"/>
-        <w:ind w:left="993"/>
-        <w:rPr>
-          <w:rFonts w:cs="Calibri"/>
-          <w:lang w:eastAsia="es-CO"/>
-        </w:rPr>
-      </w:pPr>
-      <w:r>
-        <w:rPr>
-          <w:rFonts w:cs="Calibri"/>
-          <w:lang w:eastAsia="es-CO"/>
-        </w:rPr>
-        <w:lastRenderedPageBreak/>
-        <w:t>La pérdida de biodiversidad.</w:t>
-      </w:r>
-    </w:p>
-    <w:p>
-      <w:pPr>
-        <w:pStyle w:val="Prrafodelista"/>
-        <w:numPr>
-          <w:ilvl w:val="0"/>
-          <w:numId w:val="30"/>
-        </w:numPr>
-        <w:spacing w:before="0" w:after="0"/>
-        <w:ind w:left="993"/>
-        <w:rPr>
-          <w:rFonts w:cs="Calibri"/>
-          <w:lang w:eastAsia="es-CO"/>
-        </w:rPr>
-      </w:pPr>
-      <w:r>
-        <w:rPr>
-          <w:rFonts w:cs="Calibri"/>
-          <w:lang w:eastAsia="es-CO"/>
-        </w:rPr>
-        <w:t>La contaminación del agua.</w:t>
-      </w:r>
-    </w:p>
-    <w:p>
-      <w:pPr>
-        <w:pStyle w:val="Prrafodelista"/>
-        <w:numPr>
-          <w:ilvl w:val="0"/>
-          <w:numId w:val="30"/>
-        </w:numPr>
-        <w:spacing w:before="0" w:after="0"/>
-        <w:ind w:left="993"/>
-        <w:rPr>
-          <w:rFonts w:cs="Calibri"/>
-          <w:lang w:eastAsia="es-CO"/>
-        </w:rPr>
-      </w:pPr>
-      <w:r>
-        <w:rPr>
-          <w:rFonts w:cs="Calibri"/>
-          <w:lang w:eastAsia="es-CO"/>
-        </w:rPr>
-        <w:t>La contaminación del suelo.</w:t>
-      </w:r>
-    </w:p>
-    <w:p>
-      <w:pPr>
-        <w:pStyle w:val="Prrafodelista"/>
-        <w:numPr>
-          <w:ilvl w:val="0"/>
-          <w:numId w:val="30"/>
-        </w:numPr>
-        <w:spacing w:before="0" w:after="0"/>
-        <w:ind w:left="993"/>
-        <w:rPr>
-          <w:rFonts w:cs="Calibri"/>
-          <w:lang w:eastAsia="es-CO"/>
-        </w:rPr>
-      </w:pPr>
-      <w:r>
-        <w:rPr>
-          <w:rFonts w:cs="Calibri"/>
-          <w:lang w:eastAsia="es-CO"/>
-        </w:rPr>
-        <w:t>El deterioro de los ecosistemas.</w:t>
-      </w:r>
-    </w:p>
-    <w:p>
-      <w:pPr>
-        <w:pStyle w:val="Prrafodelista"/>
-        <w:spacing w:before="0" w:after="0"/>
-        <w:ind w:left="993" w:firstLine="0"/>
-        <w:rPr>
-          <w:rFonts w:cs="Calibri"/>
-          <w:lang w:eastAsia="es-CO"/>
-        </w:rPr>
-      </w:pPr>
-    </w:p>
-    <w:p>
-      <w:pPr>
-        <w:spacing w:before="0" w:after="0"/>
-        <w:ind w:firstLine="633"/>
-        <w:rPr>
-          <w:rFonts w:cs="Calibri"/>
-          <w:lang w:eastAsia="es-CO"/>
-        </w:rPr>
-      </w:pPr>
-      <w:r>
-        <w:rPr>
-          <w:rFonts w:cs="Calibri"/>
-          <w:lang w:eastAsia="es-CO"/>
-        </w:rPr>
-        <w:t>Estas situaciones afectan directamente la producción agropecuaria, ya que disminuyen la calidad y disponibilidad del suelo, el agua y otros recursos esenciales para garantizar una actividad productiva sostenible y segura.</w:t>
-      </w:r>
-    </w:p>
-    <w:p>
-      <w:pPr>
-        <w:spacing w:before="0" w:after="0"/>
-        <w:ind w:firstLine="633"/>
-        <w:rPr>
-          <w:rFonts w:cs="Calibri"/>
-          <w:lang w:eastAsia="es-CO"/>
-        </w:rPr>
-      </w:pPr>
-      <w:r>
-        <w:rPr>
-          <w:rFonts w:cs="Calibri"/>
-          <w:lang w:eastAsia="es-CO"/>
-        </w:rPr>
-        <w:t>Para complementar esta información se recomienda al aprendiz revisar el siguiente video:</w:t>
+        <w:t>.</w:t>
       </w:r>
     </w:p>
     <w:p>
@@ -2419,6 +2074,7 @@
         <w:jc w:val="left"/>
         <w:rPr>
           <w:rFonts w:cs="Calibri"/>
+          <w:color w:val="auto"/>
         </w:rPr>
       </w:pPr>
       <w:r>
@@ -2426,20 +2082,16 @@
           <w:rFonts w:cs="Calibri"/>
           <w:b/>
           <w:bCs/>
+          <w:color w:val="auto"/>
         </w:rPr>
         <w:t>Video 1</w:t>
       </w:r>
       <w:r>
         <w:rPr>
           <w:rFonts w:cs="Calibri"/>
-        </w:rPr>
-        <w:t xml:space="preserve">. Fundamentos, </w:t>
-      </w:r>
-      <w:r>
-        <w:rPr>
-          <w:rFonts w:cs="Calibri"/>
-        </w:rPr>
-        <w:t>XXXXX</w:t>
+          <w:color w:val="auto"/>
+        </w:rPr>
+        <w:t>. Producción limpia y reconversión sostenible en el sector rural</w:t>
       </w:r>
     </w:p>
     <w:p>
@@ -2455,14 +2107,20 @@
       </w:pPr>
       <w:r>
         <w:rPr>
-          <w:rFonts w:cs="Calibri"/>
           <w:noProof/>
         </w:rPr>
+        <w:lastRenderedPageBreak/>
         <w:drawing>
-          <wp:inline distT="0" distB="0" distL="0" distR="0" wp14:anchorId="42644E8F" wp14:editId="1424728C">
-            <wp:extent cx="2914650" cy="2187233"/>
+          <wp:inline distT="0" distB="0" distL="0" distR="0" wp14:anchorId="62A5BAB9" wp14:editId="0AF9293F">
+            <wp:extent cx="3068320" cy="2301241"/>
             <wp:effectExtent l="0" t="0" r="0" b="3810"/>
-            <wp:docPr id="90" name="Imagen 4"/>
+            <wp:docPr id="1493330405" name="Imagen 4">
+              <a:extLst xmlns:a="http://schemas.openxmlformats.org/drawingml/2006/main">
+                <a:ext uri="{C183D7F6-B498-43B3-948B-1728B52AA6E4}">
+                  <adec:decorative xmlns:adec="http://schemas.microsoft.com/office/drawing/2017/decorative" val="1"/>
+                </a:ext>
+              </a:extLst>
+            </wp:docPr>
             <wp:cNvGraphicFramePr>
               <a:graphicFrameLocks xmlns:a="http://schemas.openxmlformats.org/drawingml/2006/main" noChangeAspect="1"/>
             </wp:cNvGraphicFramePr>
@@ -2470,7 +2128,13 @@
               <a:graphicData uri="http://schemas.openxmlformats.org/drawingml/2006/picture">
                 <pic:pic xmlns:pic="http://schemas.openxmlformats.org/drawingml/2006/picture">
                   <pic:nvPicPr>
-                    <pic:cNvPr id="0" name="Imagen 4"/>
+                    <pic:cNvPr id="428839813" name="Imagen 4">
+                      <a:extLst>
+                        <a:ext uri="{C183D7F6-B498-43B3-948B-1728B52AA6E4}">
+                          <adec:decorative xmlns:adec="http://schemas.microsoft.com/office/drawing/2017/decorative" val="1"/>
+                        </a:ext>
+                      </a:extLst>
+                    </pic:cNvPr>
                     <pic:cNvPicPr>
                       <a:picLocks noChangeAspect="1" noChangeArrowheads="1"/>
                     </pic:cNvPicPr>
@@ -2491,7 +2155,7 @@
                   <pic:spPr bwMode="auto">
                     <a:xfrm>
                       <a:off x="0" y="0"/>
-                      <a:ext cx="2917141" cy="2189102"/>
+                      <a:ext cx="3073340" cy="2305006"/>
                     </a:xfrm>
                     <a:prstGeom prst="rect">
                       <a:avLst/>
@@ -2508,7 +2172,6 @@
         </w:drawing>
       </w:r>
     </w:p>
-    <w:bookmarkStart w:id="3" w:name="_Hlk161159634"/>
     <w:p>
       <w:pPr>
         <w:ind w:firstLine="0"/>
@@ -2517,48 +2180,16 @@
           <w:b/>
         </w:rPr>
       </w:pPr>
-      <w:r>
-        <w:rPr>
-          <w:rFonts w:cs="Calibri"/>
-          <w:b/>
-        </w:rPr>
-        <w:fldChar w:fldCharType="begin"/>
-      </w:r>
-      <w:r>
-        <w:rPr>
-          <w:rFonts w:cs="Calibri"/>
-          <w:b/>
-        </w:rPr>
-        <w:instrText>HYPERLINK "https://www.youtube.com/watch?v=BoSVQM6kws0"</w:instrText>
-      </w:r>
-      <w:r>
-        <w:rPr>
-          <w:rFonts w:cs="Calibri"/>
-          <w:b/>
-        </w:rPr>
-      </w:r>
-      <w:r>
-        <w:rPr>
-          <w:rFonts w:cs="Calibri"/>
-          <w:b/>
-        </w:rPr>
-        <w:fldChar w:fldCharType="separate"/>
-      </w:r>
-      <w:r>
-        <w:rPr>
-          <w:rStyle w:val="Hipervnculo"/>
-          <w:rFonts w:cs="Calibri"/>
-          <w:b/>
-        </w:rPr>
-        <w:t>Enlace de reproducción del video</w:t>
-      </w:r>
-      <w:r>
-        <w:rPr>
-          <w:rFonts w:cs="Calibri"/>
-          <w:b/>
-        </w:rPr>
-        <w:fldChar w:fldCharType="end"/>
-      </w:r>
+      <w:hyperlink r:id="rId12" w:history="1">
+        <w:r>
+          <w:rPr>
+            <w:rStyle w:val="Hipervnculo"/>
+            <w:rFonts w:cs="Calibri"/>
+            <w:b/>
+          </w:rPr>
+          <w:t>Enlace de reproducción del video</w:t>
+        </w:r>
+      </w:hyperlink>
     </w:p>
     <w:tbl>
       <w:tblPr>
@@ -2607,21 +2238,14 @@
                 <w:rFonts w:cs="Calibri"/>
                 <w:b/>
               </w:rPr>
-              <w:t xml:space="preserve">: </w:t>
-            </w:r>
-            <w:r>
-              <w:rPr>
-                <w:rFonts w:cs="Calibri"/>
-                <w:b/>
-              </w:rPr>
-              <w:t>XXXXX</w:t>
+              <w:t>: Producción limpia y reconversión sostenible en el sector rural</w:t>
             </w:r>
           </w:p>
         </w:tc>
       </w:tr>
       <w:tr>
         <w:trPr>
-          <w:trHeight w:val="50"/>
+          <w:trHeight w:val="784"/>
         </w:trPr>
         <w:tc>
           <w:tcPr>
@@ -2635,6 +2259,847 @@
                 <w:rFonts w:cs="Calibri"/>
               </w:rPr>
             </w:pPr>
+            <w:r>
+              <w:rPr>
+                <w:rFonts w:cs="Calibri"/>
+              </w:rPr>
+              <w:t>En las últimas décadas, los sistemas rurales se enfocaron en aumentar productividad y competitividad, logrando mayor producción agrícola y pecuaria para atender la demanda alimentaria.</w:t>
+            </w:r>
+          </w:p>
+          <w:p>
+            <w:pPr>
+              <w:spacing w:before="0" w:after="0"/>
+              <w:ind w:firstLine="30"/>
+              <w:rPr>
+                <w:rFonts w:cs="Calibri"/>
+              </w:rPr>
+            </w:pPr>
+            <w:r>
+              <w:rPr>
+                <w:rFonts w:cs="Calibri"/>
+              </w:rPr>
+              <w:t>No obstante, este modelo intensivo generó impactos ambientales y sociales que demostraron que el crecimiento productivo no garantiza sostenibilidad.</w:t>
+            </w:r>
+          </w:p>
+          <w:p>
+            <w:pPr>
+              <w:spacing w:before="0" w:after="0"/>
+              <w:ind w:firstLine="30"/>
+              <w:rPr>
+                <w:rFonts w:cs="Calibri"/>
+              </w:rPr>
+            </w:pPr>
+            <w:r>
+              <w:rPr>
+                <w:rFonts w:cs="Calibri"/>
+              </w:rPr>
+              <w:t>Frente a la crisis climática y la presión sobre los recursos, es necesario replantear el modelo tradicional hacia enfoques más integrales y resilientes.</w:t>
+            </w:r>
+          </w:p>
+          <w:p>
+            <w:pPr>
+              <w:spacing w:before="0" w:after="0"/>
+              <w:ind w:firstLine="30"/>
+              <w:rPr>
+                <w:rFonts w:cs="Calibri"/>
+              </w:rPr>
+            </w:pPr>
+            <w:r>
+              <w:rPr>
+                <w:rFonts w:cs="Calibri"/>
+              </w:rPr>
+              <w:t>La producción limpia surge como estrategia preventiva para reducir impactos, optimizar recursos e incorporar innovación tecnológica.</w:t>
+            </w:r>
+          </w:p>
+          <w:p>
+            <w:pPr>
+              <w:spacing w:before="0" w:after="0"/>
+              <w:ind w:firstLine="30"/>
+              <w:rPr>
+                <w:rFonts w:cs="Calibri"/>
+              </w:rPr>
+            </w:pPr>
+            <w:r>
+              <w:rPr>
+                <w:rFonts w:cs="Calibri"/>
+              </w:rPr>
+              <w:t>La reconversión sostenible permite transformar gradualmente los sistemas tradicionales mediante tecnologías limpias y gestión ambiental estratégica.</w:t>
+            </w:r>
+          </w:p>
+          <w:p>
+            <w:pPr>
+              <w:spacing w:before="0" w:after="0"/>
+              <w:ind w:firstLine="30"/>
+              <w:rPr>
+                <w:rFonts w:cs="Calibri"/>
+              </w:rPr>
+            </w:pPr>
+            <w:r>
+              <w:rPr>
+                <w:rFonts w:cs="Calibri"/>
+              </w:rPr>
+              <w:t>El estudio de estos enfoques fortalece capacidades para evaluar, planificar y diseñar sistemas productivos sostenibles.</w:t>
+            </w:r>
+          </w:p>
+          <w:p>
+            <w:pPr>
+              <w:spacing w:before="0" w:after="0"/>
+              <w:ind w:firstLine="30"/>
+              <w:rPr>
+                <w:rFonts w:cs="Calibri"/>
+              </w:rPr>
+            </w:pPr>
+            <w:r>
+              <w:rPr>
+                <w:rFonts w:cs="Calibri"/>
+              </w:rPr>
+              <w:lastRenderedPageBreak/>
+              <w:t>Producir mejor, con criterios de sostenibilidad, impulsa un sector rural más eficiente, responsable y preparado para los desafíos actuales y futuros.</w:t>
+            </w:r>
+          </w:p>
+          <w:p>
+            <w:pPr>
+              <w:spacing w:before="0" w:after="0"/>
+              <w:ind w:firstLine="0"/>
+              <w:rPr>
+                <w:rFonts w:cs="Calibri"/>
+                <w:b/>
+                <w:bCs/>
+                <w:lang w:eastAsia="es-CO"/>
+              </w:rPr>
+            </w:pPr>
+            <w:r>
+              <w:rPr>
+                <w:rFonts w:cs="Calibri"/>
+              </w:rPr>
+              <w:t>Transformar el sector rural no significa producir menos, sino producir mejor. La integración de la producción limpia y la reconversión sostenible impulsa sistemas más eficientes, responsables y resilientes, capaces de enfrentar los desafíos económicos, sociales y ambientales del presente y del futuro.</w:t>
+            </w:r>
+          </w:p>
+        </w:tc>
+      </w:tr>
+    </w:tbl>
+    <w:p>
+      <w:pPr>
+        <w:rPr>
+          <w:lang w:eastAsia="es-CO"/>
+        </w:rPr>
+      </w:pPr>
+    </w:p>
+    <w:p>
+      <w:pPr>
+        <w:pStyle w:val="Video"/>
+        <w:numPr>
+          <w:ilvl w:val="0"/>
+          <w:numId w:val="0"/>
+        </w:numPr>
+        <w:spacing w:before="0" w:after="0"/>
+        <w:ind w:firstLine="708"/>
+        <w:jc w:val="left"/>
+        <w:rPr>
+          <w:rFonts w:cs="Calibri"/>
+          <w:color w:val="auto"/>
+          <w:kern w:val="2"/>
+          <w:lang w:eastAsia="es-CO"/>
+        </w:rPr>
+      </w:pPr>
+    </w:p>
+    <w:p>
+      <w:pPr>
+        <w:rPr>
+          <w:lang w:eastAsia="es-CO"/>
+        </w:rPr>
+      </w:pPr>
+    </w:p>
+    <w:p>
+      <w:pPr>
+        <w:spacing w:before="0" w:after="0" w:line="240" w:lineRule="auto"/>
+        <w:ind w:firstLine="0"/>
+        <w:rPr>
+          <w:lang w:eastAsia="es-CO"/>
+        </w:rPr>
+      </w:pPr>
+      <w:r>
+        <w:rPr>
+          <w:lang w:eastAsia="es-CO"/>
+        </w:rPr>
+        <w:br w:type="page"/>
+      </w:r>
+    </w:p>
+    <w:p>
+      <w:pPr>
+        <w:pStyle w:val="Ttulo1"/>
+      </w:pPr>
+      <w:bookmarkStart w:id="2" w:name="_Toc226635867"/>
+      <w:r>
+        <w:lastRenderedPageBreak/>
+        <w:t>Producción agropecuaria y medio ambiente</w:t>
+      </w:r>
+      <w:bookmarkEnd w:id="2"/>
+    </w:p>
+    <w:p>
+      <w:pPr>
+        <w:spacing w:after="0"/>
+        <w:ind w:firstLine="708"/>
+        <w:rPr>
+          <w:rFonts w:cs="Calibri"/>
+          <w:lang w:eastAsia="es-CO"/>
+        </w:rPr>
+      </w:pPr>
+      <w:r>
+        <w:rPr>
+          <w:rFonts w:cs="Calibri"/>
+          <w:lang w:eastAsia="es-CO"/>
+        </w:rPr>
+        <w:t>La producción agropecuaria constituye una de las actividades más importantes para el desarrollo económico, social y alimentario de la población en Colombia; sin embargo, su interacción directa con los recursos naturales hace que tenga una influencia significativa sobre el medio ambiente.</w:t>
+      </w:r>
+    </w:p>
+    <w:p>
+      <w:pPr>
+        <w:spacing w:before="0" w:after="0"/>
+        <w:ind w:firstLine="708"/>
+        <w:rPr>
+          <w:rFonts w:cs="Calibri"/>
+          <w:lang w:eastAsia="es-CO"/>
+        </w:rPr>
+      </w:pPr>
+      <w:r>
+        <w:rPr>
+          <w:rFonts w:cs="Calibri"/>
+          <w:lang w:eastAsia="es-CO"/>
+        </w:rPr>
+        <w:t>El manejo inadecuado de los sistemas agrícolas y pecuarios puede generar deterioro ambiental, mientras que la aplicación de prácticas sostenibles permite equilibrar la producción con la conservación de los ecosistemas.</w:t>
+      </w:r>
+    </w:p>
+    <w:p>
+      <w:pPr>
+        <w:spacing w:before="0" w:after="0"/>
+        <w:ind w:firstLine="708"/>
+        <w:rPr>
+          <w:rFonts w:cs="Calibri"/>
+          <w:lang w:eastAsia="es-CO"/>
+        </w:rPr>
+      </w:pPr>
+      <w:r>
+        <w:rPr>
+          <w:rFonts w:cs="Calibri"/>
+          <w:lang w:eastAsia="es-CO"/>
+        </w:rPr>
+        <w:t>Así mismo, comprender la relación entre producción agropecuaria y medio ambiente es fundamental para promover modelos productivos responsables que garanticen la sostenibilidad, la seguridad alimentaria y el bienestar de las comunidades rurales.</w:t>
+      </w:r>
+    </w:p>
+    <w:p>
+      <w:pPr>
+        <w:pStyle w:val="Prrafodelista"/>
+        <w:numPr>
+          <w:ilvl w:val="0"/>
+          <w:numId w:val="29"/>
+        </w:numPr>
+        <w:spacing w:before="0" w:after="0"/>
+        <w:ind w:left="426"/>
+        <w:rPr>
+          <w:rFonts w:cs="Calibri"/>
+          <w:lang w:eastAsia="es-CO"/>
+        </w:rPr>
+      </w:pPr>
+      <w:r>
+        <w:rPr>
+          <w:rFonts w:cs="Calibri"/>
+          <w:lang w:eastAsia="es-CO"/>
+        </w:rPr>
+        <w:t>Concepto de medio ambiente y problemática ambiental global.</w:t>
+      </w:r>
+    </w:p>
+    <w:p>
+      <w:pPr>
+        <w:pStyle w:val="Prrafodelista"/>
+        <w:numPr>
+          <w:ilvl w:val="0"/>
+          <w:numId w:val="29"/>
+        </w:numPr>
+        <w:spacing w:before="0" w:after="0"/>
+        <w:ind w:left="426"/>
+        <w:rPr>
+          <w:rFonts w:cs="Calibri"/>
+          <w:lang w:eastAsia="es-CO"/>
+        </w:rPr>
+      </w:pPr>
+      <w:r>
+        <w:rPr>
+          <w:rFonts w:cs="Calibri"/>
+          <w:lang w:eastAsia="es-CO"/>
+        </w:rPr>
+        <w:t>El medio ambiente se entiende como el conjunto de elementos naturales, sociales y culturales que rodean a los seres vivos e influyen en su desarrollo y bienestar.</w:t>
+      </w:r>
+    </w:p>
+    <w:p>
+      <w:pPr>
+        <w:pStyle w:val="Prrafodelista"/>
+        <w:numPr>
+          <w:ilvl w:val="0"/>
+          <w:numId w:val="29"/>
+        </w:numPr>
+        <w:spacing w:before="0" w:after="0"/>
+        <w:ind w:left="426"/>
+        <w:rPr>
+          <w:rFonts w:cs="Calibri"/>
+          <w:lang w:eastAsia="es-CO"/>
+        </w:rPr>
+      </w:pPr>
+      <w:r>
+        <w:rPr>
+          <w:rFonts w:cs="Calibri"/>
+          <w:lang w:eastAsia="es-CO"/>
+        </w:rPr>
+        <w:t>Incluyen componentes como el suelo, el agua, el aire, la flora, la fauna y las interacciones que se establecen entre ellos y las actividades realizadas por el ser humano.</w:t>
+      </w:r>
+    </w:p>
+    <w:p>
+      <w:pPr>
+        <w:spacing w:before="0" w:after="0"/>
+        <w:ind w:firstLine="708"/>
+        <w:rPr>
+          <w:rFonts w:cs="Calibri"/>
+          <w:lang w:eastAsia="es-CO"/>
+        </w:rPr>
+      </w:pPr>
+      <w:r>
+        <w:rPr>
+          <w:rFonts w:cs="Calibri"/>
+          <w:lang w:eastAsia="es-CO"/>
+        </w:rPr>
+        <w:t>El medio ambiente atraviesa una crisis global causada principalmente por el crecimiento de la población, el uso excesivo de los recursos naturales y sistemas productivos que no consideran sus impactos ecológicos. Como resultado, se presentan problemas como:</w:t>
+      </w:r>
+    </w:p>
+    <w:p>
+      <w:pPr>
+        <w:pStyle w:val="Prrafodelista"/>
+        <w:numPr>
+          <w:ilvl w:val="0"/>
+          <w:numId w:val="30"/>
+        </w:numPr>
+        <w:spacing w:before="0" w:after="0"/>
+        <w:ind w:left="993"/>
+        <w:rPr>
+          <w:rFonts w:cs="Calibri"/>
+          <w:lang w:eastAsia="es-CO"/>
+        </w:rPr>
+      </w:pPr>
+      <w:r>
+        <w:rPr>
+          <w:rFonts w:cs="Calibri"/>
+          <w:lang w:eastAsia="es-CO"/>
+        </w:rPr>
+        <w:t>El cambio climático.</w:t>
+      </w:r>
+    </w:p>
+    <w:p>
+      <w:pPr>
+        <w:pStyle w:val="Prrafodelista"/>
+        <w:numPr>
+          <w:ilvl w:val="0"/>
+          <w:numId w:val="30"/>
+        </w:numPr>
+        <w:spacing w:before="0" w:after="0"/>
+        <w:ind w:left="993"/>
+        <w:rPr>
+          <w:rFonts w:cs="Calibri"/>
+          <w:lang w:eastAsia="es-CO"/>
+        </w:rPr>
+      </w:pPr>
+      <w:r>
+        <w:rPr>
+          <w:rFonts w:cs="Calibri"/>
+          <w:lang w:eastAsia="es-CO"/>
+        </w:rPr>
+        <w:t>La deforestación.</w:t>
+      </w:r>
+    </w:p>
+    <w:p>
+      <w:pPr>
+        <w:pStyle w:val="Prrafodelista"/>
+        <w:numPr>
+          <w:ilvl w:val="0"/>
+          <w:numId w:val="30"/>
+        </w:numPr>
+        <w:spacing w:before="0" w:after="0"/>
+        <w:ind w:left="993"/>
+        <w:rPr>
+          <w:rFonts w:cs="Calibri"/>
+          <w:lang w:eastAsia="es-CO"/>
+        </w:rPr>
+      </w:pPr>
+      <w:r>
+        <w:rPr>
+          <w:rFonts w:cs="Calibri"/>
+          <w:lang w:eastAsia="es-CO"/>
+        </w:rPr>
+        <w:lastRenderedPageBreak/>
+        <w:t>La pérdida de biodiversidad.</w:t>
+      </w:r>
+    </w:p>
+    <w:p>
+      <w:pPr>
+        <w:pStyle w:val="Prrafodelista"/>
+        <w:numPr>
+          <w:ilvl w:val="0"/>
+          <w:numId w:val="30"/>
+        </w:numPr>
+        <w:spacing w:before="0" w:after="0"/>
+        <w:ind w:left="993"/>
+        <w:rPr>
+          <w:rFonts w:cs="Calibri"/>
+          <w:lang w:eastAsia="es-CO"/>
+        </w:rPr>
+      </w:pPr>
+      <w:r>
+        <w:rPr>
+          <w:rFonts w:cs="Calibri"/>
+          <w:lang w:eastAsia="es-CO"/>
+        </w:rPr>
+        <w:t>La contaminación del agua.</w:t>
+      </w:r>
+    </w:p>
+    <w:p>
+      <w:pPr>
+        <w:pStyle w:val="Prrafodelista"/>
+        <w:numPr>
+          <w:ilvl w:val="0"/>
+          <w:numId w:val="30"/>
+        </w:numPr>
+        <w:spacing w:before="0" w:after="0"/>
+        <w:ind w:left="993"/>
+        <w:rPr>
+          <w:rFonts w:cs="Calibri"/>
+          <w:lang w:eastAsia="es-CO"/>
+        </w:rPr>
+      </w:pPr>
+      <w:r>
+        <w:rPr>
+          <w:rFonts w:cs="Calibri"/>
+          <w:lang w:eastAsia="es-CO"/>
+        </w:rPr>
+        <w:t>La contaminación del suelo.</w:t>
+      </w:r>
+    </w:p>
+    <w:p>
+      <w:pPr>
+        <w:pStyle w:val="Prrafodelista"/>
+        <w:numPr>
+          <w:ilvl w:val="0"/>
+          <w:numId w:val="30"/>
+        </w:numPr>
+        <w:spacing w:before="0" w:after="0"/>
+        <w:ind w:left="993"/>
+        <w:rPr>
+          <w:rFonts w:cs="Calibri"/>
+          <w:lang w:eastAsia="es-CO"/>
+        </w:rPr>
+      </w:pPr>
+      <w:r>
+        <w:rPr>
+          <w:rFonts w:cs="Calibri"/>
+          <w:lang w:eastAsia="es-CO"/>
+        </w:rPr>
+        <w:t>El deterioro de los ecosistemas.</w:t>
+      </w:r>
+    </w:p>
+    <w:p>
+      <w:pPr>
+        <w:spacing w:before="0" w:after="0"/>
+        <w:ind w:firstLine="633"/>
+        <w:rPr>
+          <w:rFonts w:cs="Calibri"/>
+          <w:lang w:eastAsia="es-CO"/>
+        </w:rPr>
+      </w:pPr>
+      <w:r>
+        <w:rPr>
+          <w:rFonts w:cs="Calibri"/>
+          <w:lang w:eastAsia="es-CO"/>
+        </w:rPr>
+        <w:t>Estas situaciones afectan directamente la producción agropecuaria, ya que disminuyen la calidad y disponibilidad del suelo, el agua y otros recursos esenciales para garantizar una actividad productiva sostenible y segura.</w:t>
+      </w:r>
+    </w:p>
+    <w:p>
+      <w:pPr>
+        <w:spacing w:before="0" w:after="0"/>
+        <w:ind w:firstLine="633"/>
+        <w:rPr>
+          <w:rFonts w:cs="Calibri"/>
+          <w:lang w:eastAsia="es-CO"/>
+        </w:rPr>
+      </w:pPr>
+      <w:r>
+        <w:rPr>
+          <w:rFonts w:cs="Calibri"/>
+          <w:lang w:eastAsia="es-CO"/>
+        </w:rPr>
+        <w:t>Para complementar esta información se recomienda al aprendiz revisar el siguiente video:</w:t>
+      </w:r>
+    </w:p>
+    <w:p>
+      <w:pPr>
+        <w:pStyle w:val="Video"/>
+        <w:numPr>
+          <w:ilvl w:val="0"/>
+          <w:numId w:val="0"/>
+        </w:numPr>
+        <w:jc w:val="left"/>
+        <w:rPr>
+          <w:rFonts w:cs="Calibri"/>
+          <w:color w:val="auto"/>
+        </w:rPr>
+      </w:pPr>
+      <w:r>
+        <w:rPr>
+          <w:rFonts w:cs="Calibri"/>
+          <w:b/>
+          <w:bCs/>
+          <w:color w:val="auto"/>
+        </w:rPr>
+        <w:t xml:space="preserve">Video </w:t>
+      </w:r>
+      <w:r>
+        <w:rPr>
+          <w:rFonts w:cs="Calibri"/>
+          <w:b/>
+          <w:bCs/>
+          <w:color w:val="auto"/>
+        </w:rPr>
+        <w:t>2</w:t>
+      </w:r>
+      <w:r>
+        <w:rPr>
+          <w:rFonts w:cs="Calibri"/>
+          <w:color w:val="auto"/>
+        </w:rPr>
+        <w:t xml:space="preserve">. </w:t>
+      </w:r>
+      <w:r>
+        <w:rPr>
+          <w:rFonts w:cs="Calibri"/>
+          <w:color w:val="auto"/>
+        </w:rPr>
+        <w:t xml:space="preserve">Producción </w:t>
+      </w:r>
+      <w:r>
+        <w:rPr>
+          <w:rFonts w:cs="Calibri"/>
+          <w:color w:val="auto"/>
+        </w:rPr>
+        <w:t>Requerimientos de la producción agrícola</w:t>
+      </w:r>
+    </w:p>
+    <w:p>
+      <w:pPr>
+        <w:tabs>
+          <w:tab w:val="left" w:pos="4020"/>
+        </w:tabs>
+        <w:ind w:firstLine="0"/>
+        <w:jc w:val="center"/>
+        <w:rPr>
+          <w:rFonts w:cs="Calibri"/>
+        </w:rPr>
+      </w:pPr>
+      <w:r>
+        <w:rPr>
+          <w:noProof/>
+        </w:rPr>
+        <w:drawing>
+          <wp:inline distT="0" distB="0" distL="0" distR="0" wp14:anchorId="56605763" wp14:editId="36D55BB6">
+            <wp:extent cx="3175000" cy="2381250"/>
+            <wp:effectExtent l="0" t="0" r="6350" b="0"/>
+            <wp:docPr id="958122114" name="Imagen 5">
+              <a:extLst xmlns:a="http://schemas.openxmlformats.org/drawingml/2006/main">
+                <a:ext uri="{C183D7F6-B498-43B3-948B-1728B52AA6E4}">
+                  <adec:decorative xmlns:adec="http://schemas.microsoft.com/office/drawing/2017/decorative" val="1"/>
+                </a:ext>
+              </a:extLst>
+            </wp:docPr>
+            <wp:cNvGraphicFramePr>
+              <a:graphicFrameLocks xmlns:a="http://schemas.openxmlformats.org/drawingml/2006/main" noChangeAspect="1"/>
+            </wp:cNvGraphicFramePr>
+            <a:graphic xmlns:a="http://schemas.openxmlformats.org/drawingml/2006/main">
+              <a:graphicData uri="http://schemas.openxmlformats.org/drawingml/2006/picture">
+                <pic:pic xmlns:pic="http://schemas.openxmlformats.org/drawingml/2006/picture">
+                  <pic:nvPicPr>
+                    <pic:cNvPr id="958122114" name="Imagen 5">
+                      <a:extLst>
+                        <a:ext uri="{C183D7F6-B498-43B3-948B-1728B52AA6E4}">
+                          <adec:decorative xmlns:adec="http://schemas.microsoft.com/office/drawing/2017/decorative" val="1"/>
+                        </a:ext>
+                      </a:extLst>
+                    </pic:cNvPr>
+                    <pic:cNvPicPr>
+                      <a:picLocks noChangeAspect="1" noChangeArrowheads="1"/>
+                    </pic:cNvPicPr>
+                  </pic:nvPicPr>
+                  <pic:blipFill>
+                    <a:blip r:embed="rId13">
+                      <a:extLst>
+                        <a:ext uri="{28A0092B-C50C-407E-A947-70E740481C1C}">
+                          <a14:useLocalDpi xmlns:a14="http://schemas.microsoft.com/office/drawing/2010/main" val="0"/>
+                        </a:ext>
+                      </a:extLst>
+                    </a:blip>
+                    <a:srcRect/>
+                    <a:stretch>
+                      <a:fillRect/>
+                    </a:stretch>
+                  </pic:blipFill>
+                  <pic:spPr bwMode="auto">
+                    <a:xfrm>
+                      <a:off x="0" y="0"/>
+                      <a:ext cx="3175389" cy="2381542"/>
+                    </a:xfrm>
+                    <a:prstGeom prst="rect">
+                      <a:avLst/>
+                    </a:prstGeom>
+                    <a:noFill/>
+                    <a:ln>
+                      <a:noFill/>
+                    </a:ln>
+                  </pic:spPr>
+                </pic:pic>
+              </a:graphicData>
+            </a:graphic>
+          </wp:inline>
+        </w:drawing>
+      </w:r>
+    </w:p>
+    <w:bookmarkStart w:id="3" w:name="_Hlk161159634"/>
+    <w:p>
+      <w:pPr>
+        <w:ind w:firstLine="0"/>
+        <w:rPr>
+          <w:rFonts w:cs="Calibri"/>
+          <w:b/>
+        </w:rPr>
+      </w:pPr>
+      <w:r>
+        <w:rPr>
+          <w:rFonts w:cs="Calibri"/>
+          <w:b/>
+        </w:rPr>
+        <w:fldChar w:fldCharType="begin"/>
+      </w:r>
+      <w:r>
+        <w:rPr>
+          <w:rFonts w:cs="Calibri"/>
+          <w:b/>
+        </w:rPr>
+        <w:instrText>HYPERLINK "https://www.youtube.com/watch?v=SfCZ6QjQ258"</w:instrText>
+      </w:r>
+      <w:r>
+        <w:rPr>
+          <w:rFonts w:cs="Calibri"/>
+          <w:b/>
+        </w:rPr>
+      </w:r>
+      <w:r>
+        <w:rPr>
+          <w:rFonts w:cs="Calibri"/>
+          <w:b/>
+        </w:rPr>
+        <w:fldChar w:fldCharType="separate"/>
+      </w:r>
+      <w:r>
+        <w:rPr>
+          <w:rStyle w:val="Hipervnculo"/>
+          <w:rFonts w:cs="Calibri"/>
+          <w:b/>
+        </w:rPr>
+        <w:t>Enlace de reproducción del video</w:t>
+      </w:r>
+      <w:r>
+        <w:rPr>
+          <w:rFonts w:cs="Calibri"/>
+          <w:b/>
+        </w:rPr>
+        <w:fldChar w:fldCharType="end"/>
+      </w:r>
+    </w:p>
+    <w:tbl>
+      <w:tblPr>
+        <w:tblW w:w="0" w:type="auto"/>
+        <w:tblBorders>
+          <w:top w:val="single" w:sz="4" w:space="0" w:color="auto"/>
+          <w:left w:val="single" w:sz="4" w:space="0" w:color="auto"/>
+          <w:bottom w:val="single" w:sz="4" w:space="0" w:color="auto"/>
+          <w:right w:val="single" w:sz="4" w:space="0" w:color="auto"/>
+          <w:insideH w:val="single" w:sz="4" w:space="0" w:color="auto"/>
+          <w:insideV w:val="single" w:sz="4" w:space="0" w:color="auto"/>
+        </w:tblBorders>
+        <w:tblLook w:val="04A0" w:firstRow="1" w:lastRow="0" w:firstColumn="1" w:lastColumn="0" w:noHBand="0" w:noVBand="1"/>
+      </w:tblPr>
+      <w:tblGrid>
+        <w:gridCol w:w="9962"/>
+      </w:tblGrid>
+      <w:tr>
+        <w:trPr>
+          <w:trHeight w:val="382"/>
+        </w:trPr>
+        <w:tc>
+          <w:tcPr>
+            <w:tcW w:w="9962" w:type="dxa"/>
+          </w:tcPr>
+          <w:p>
+            <w:pPr>
+              <w:spacing w:before="0" w:after="0"/>
+              <w:ind w:firstLine="0"/>
+              <w:rPr>
+                <w:rFonts w:cs="Calibri"/>
+                <w:b/>
+              </w:rPr>
+            </w:pPr>
+            <w:r>
+              <w:rPr>
+                <w:rFonts w:cs="Calibri"/>
+                <w:b/>
+                <w:bCs/>
+                <w:lang w:eastAsia="es-CO"/>
+              </w:rPr>
+              <w:t>Transcripción del Video</w:t>
+            </w:r>
+            <w:r>
+              <w:rPr>
+                <w:rFonts w:cs="Calibri"/>
+                <w:b/>
+              </w:rPr>
+              <w:t>:</w:t>
+            </w:r>
+            <w:r>
+              <w:t xml:space="preserve"> r</w:t>
+            </w:r>
+            <w:r>
+              <w:rPr>
+                <w:rFonts w:cs="Calibri"/>
+                <w:bCs/>
+              </w:rPr>
+              <w:t>equerimientos de la producción agrícola</w:t>
+            </w:r>
+          </w:p>
+        </w:tc>
+      </w:tr>
+      <w:tr>
+        <w:trPr>
+          <w:trHeight w:val="784"/>
+        </w:trPr>
+        <w:tc>
+          <w:tcPr>
+            <w:tcW w:w="9962" w:type="dxa"/>
+          </w:tcPr>
+          <w:p>
+            <w:pPr>
+              <w:spacing w:before="0" w:after="0"/>
+              <w:ind w:firstLine="0"/>
+              <w:rPr>
+                <w:rFonts w:asciiTheme="minorHAnsi" w:hAnsiTheme="minorHAnsi" w:cstheme="minorHAnsi"/>
+                <w:szCs w:val="28"/>
+                <w:lang w:eastAsia="es-CO"/>
+              </w:rPr>
+            </w:pPr>
+            <w:r>
+              <w:rPr>
+                <w:rFonts w:asciiTheme="minorHAnsi" w:hAnsiTheme="minorHAnsi" w:cstheme="minorHAnsi"/>
+                <w:szCs w:val="28"/>
+                <w:lang w:eastAsia="es-CO"/>
+              </w:rPr>
+              <w:t xml:space="preserve">Los procesos de producción en el agro requieren del uso de recursos naturales, químicos, humanos, de infraestructura, etcétera. Tales recursos renovables y no renovables mediante su utilización logran algún nivel de impacto sobre el ambiente, </w:t>
+            </w:r>
+            <w:r>
+              <w:rPr>
+                <w:rFonts w:asciiTheme="minorHAnsi" w:hAnsiTheme="minorHAnsi" w:cstheme="minorHAnsi"/>
+                <w:szCs w:val="28"/>
+                <w:lang w:eastAsia="es-CO"/>
+              </w:rPr>
+              <w:lastRenderedPageBreak/>
+              <w:t xml:space="preserve">las personas, los productos y el entorno. Las empresas agrícolas y sus dueños o administradores son los principales responsables de implementar todas las acciones y mecanismos necesarios que garanticen la reducción de tales impactos propios del ejercicio productivo. </w:t>
+            </w:r>
+          </w:p>
+          <w:p>
+            <w:pPr>
+              <w:spacing w:before="0" w:after="0"/>
+              <w:ind w:firstLine="0"/>
+              <w:rPr>
+                <w:rFonts w:asciiTheme="minorHAnsi" w:hAnsiTheme="minorHAnsi" w:cstheme="minorHAnsi"/>
+                <w:szCs w:val="28"/>
+                <w:lang w:eastAsia="es-CO"/>
+              </w:rPr>
+            </w:pPr>
+            <w:r>
+              <w:rPr>
+                <w:rFonts w:asciiTheme="minorHAnsi" w:hAnsiTheme="minorHAnsi" w:cstheme="minorHAnsi"/>
+                <w:szCs w:val="28"/>
+                <w:lang w:eastAsia="es-CO"/>
+              </w:rPr>
+              <w:t xml:space="preserve">Uno de los principales factores en la producción agrícola es el uso de los recursos naturales como el agua y el suelo. En el caso del agua, dependiendo de la demanda que necesita el cultivo y de las actividades de postcosecha que en la mayoría de los sistemas de producción es alta, es preferible la implementación de un distrito de riego para el abastecimiento continuo. Para los suelos se deben realizar estudios de los componentes presentes en el mismo; de esta manera se planifica el tratamiento que se debe realizar para la aplicación de los nutrientes o elementos necesarios dependiendo del cultivo que se desea implementar. </w:t>
+            </w:r>
+          </w:p>
+          <w:p>
+            <w:pPr>
+              <w:spacing w:before="0" w:after="0"/>
+              <w:ind w:firstLine="0"/>
+              <w:rPr>
+                <w:rFonts w:asciiTheme="minorHAnsi" w:hAnsiTheme="minorHAnsi" w:cstheme="minorHAnsi"/>
+                <w:szCs w:val="28"/>
+                <w:lang w:eastAsia="es-CO"/>
+              </w:rPr>
+            </w:pPr>
+            <w:r>
+              <w:rPr>
+                <w:rFonts w:asciiTheme="minorHAnsi" w:hAnsiTheme="minorHAnsi" w:cstheme="minorHAnsi"/>
+                <w:szCs w:val="28"/>
+                <w:lang w:eastAsia="es-CO"/>
+              </w:rPr>
+              <w:t xml:space="preserve">Las materias primas como base de la producción son por lo general de origen natural, ya que son extraídas de la naturaleza misma y son la fuente principal de la producción agrícola. Por otro lado, los insumos pueden ser de origen natural o procesados, como abonos y nutrientes, que son los encargados de aportar los elementos necesarios para el desarrollo de los cultivos en los tiempos establecidos. Es importante mencionar que las materias primas y los insumos son los componentes primordiales de las labores agrícolas y que, para garantizar productos finales óptimos, estos deben ser de muy buena calidad. </w:t>
+            </w:r>
+          </w:p>
+          <w:p>
+            <w:pPr>
+              <w:spacing w:before="0" w:after="0"/>
+              <w:ind w:firstLine="0"/>
+              <w:rPr>
+                <w:rFonts w:asciiTheme="minorHAnsi" w:hAnsiTheme="minorHAnsi" w:cstheme="minorHAnsi"/>
+                <w:szCs w:val="28"/>
+                <w:lang w:eastAsia="es-CO"/>
+              </w:rPr>
+            </w:pPr>
+            <w:r>
+              <w:rPr>
+                <w:rFonts w:asciiTheme="minorHAnsi" w:hAnsiTheme="minorHAnsi" w:cstheme="minorHAnsi"/>
+                <w:szCs w:val="28"/>
+                <w:lang w:eastAsia="es-CO"/>
+              </w:rPr>
+              <w:t xml:space="preserve">Finalmente, los equipos y herramientas agrícolas están destinados a facilitar las actividades de producción. Algunos de estos instrumentos de trabajo son de uso manual como las palas, picas y el </w:t>
+            </w:r>
+            <w:proofErr w:type="spellStart"/>
+            <w:r>
+              <w:rPr>
+                <w:rFonts w:asciiTheme="minorHAnsi" w:hAnsiTheme="minorHAnsi" w:cstheme="minorHAnsi"/>
+                <w:szCs w:val="28"/>
+                <w:lang w:eastAsia="es-CO"/>
+              </w:rPr>
+              <w:t>asadón</w:t>
+            </w:r>
+            <w:proofErr w:type="spellEnd"/>
+            <w:r>
+              <w:rPr>
+                <w:rFonts w:asciiTheme="minorHAnsi" w:hAnsiTheme="minorHAnsi" w:cstheme="minorHAnsi"/>
+                <w:szCs w:val="28"/>
+                <w:lang w:eastAsia="es-CO"/>
+              </w:rPr>
+              <w:t xml:space="preserve">, y otros de uso mecánico como el tractor, la cosechadora y el hoyador. Las herramientas son utilizadas en todos los procesos </w:t>
+            </w:r>
+            <w:r>
+              <w:rPr>
+                <w:rFonts w:asciiTheme="minorHAnsi" w:hAnsiTheme="minorHAnsi" w:cstheme="minorHAnsi"/>
+                <w:szCs w:val="28"/>
+                <w:lang w:eastAsia="es-CO"/>
+              </w:rPr>
+              <w:lastRenderedPageBreak/>
+              <w:t>productivos, desde el arado, ya sea manual o mecánico, hasta el transporte de los productos finales en vehículos de tracción animal o motorizados. El uso de estos proporciona una disminución en los tiempos, aumentando la productividad y, en la mayoría de los casos, disminuyendo los costos de producción por el alto rendimiento obtenido.</w:t>
+            </w:r>
           </w:p>
         </w:tc>
       </w:tr>
@@ -2652,21 +3117,10 @@
     </w:p>
     <w:p>
       <w:pPr>
-        <w:spacing w:before="0" w:after="0"/>
-        <w:ind w:firstLine="633"/>
-        <w:rPr>
-          <w:rFonts w:cs="Calibri"/>
-          <w:lang w:eastAsia="es-CO"/>
-        </w:rPr>
-      </w:pPr>
-    </w:p>
-    <w:p>
-      <w:pPr>
         <w:pStyle w:val="Ttulo2"/>
       </w:pPr>
-      <w:bookmarkStart w:id="4" w:name="_Toc224896146"/>
-      <w:r>
-        <w:lastRenderedPageBreak/>
+      <w:bookmarkStart w:id="4" w:name="_Toc226635868"/>
+      <w:r>
         <w:t>Impacto de la actividad agrícola y pecuaria sobre los recursos naturales</w:t>
       </w:r>
       <w:bookmarkEnd w:id="4"/>
@@ -2690,8 +3144,14 @@
     <w:p>
       <w:pPr>
         <w:pStyle w:val="Tabla"/>
-      </w:pPr>
-      <w:r>
+        <w:rPr>
+          <w:color w:val="auto"/>
+        </w:rPr>
+      </w:pPr>
+      <w:r>
+        <w:rPr>
+          <w:color w:val="auto"/>
+        </w:rPr>
         <w:t>Impactos ambientales de la actividad agropecuaria y prácticas sostenibles de mitigación</w:t>
       </w:r>
     </w:p>
@@ -3087,7 +3547,16 @@
                 <w:sz w:val="28"/>
                 <w:szCs w:val="28"/>
               </w:rPr>
-              <w:t>Mejora de la estructura y productividad del suelo.</w:t>
+              <w:t xml:space="preserve">Mejora de la estructura y </w:t>
+            </w:r>
+            <w:r>
+              <w:rPr>
+                <w:rFonts w:asciiTheme="minorHAnsi" w:hAnsiTheme="minorHAnsi" w:cstheme="minorHAnsi"/>
+                <w:sz w:val="28"/>
+                <w:szCs w:val="28"/>
+              </w:rPr>
+              <w:lastRenderedPageBreak/>
+              <w:t>productividad del suelo.</w:t>
             </w:r>
           </w:p>
         </w:tc>
@@ -3838,16 +4307,17 @@
         </w:tc>
       </w:tr>
     </w:tbl>
-    <w:p/>
-    <w:p/>
-    <w:p/>
+    <w:p>
+      <w:pPr>
+        <w:spacing w:before="0" w:after="0"/>
+      </w:pPr>
+    </w:p>
     <w:p>
       <w:pPr>
         <w:pStyle w:val="Ttulo2"/>
       </w:pPr>
-      <w:bookmarkStart w:id="5" w:name="_Toc224896147"/>
-      <w:r>
-        <w:lastRenderedPageBreak/>
+      <w:bookmarkStart w:id="5" w:name="_Toc226635869"/>
+      <w:r>
         <w:t>Producción limpia y reconversión productiva</w:t>
       </w:r>
       <w:bookmarkEnd w:id="5"/>
@@ -3920,6 +4390,7 @@
         <w:rPr>
           <w:lang w:eastAsia="es-CO"/>
         </w:rPr>
+        <w:lastRenderedPageBreak/>
         <w:t>Prevención de la contaminación: la producción limpia parte del principio de actuar antes de que el impacto ocurra, en lugar de corregir daños posteriormente, se debe tener en cuenta lo siguiente:</w:t>
       </w:r>
     </w:p>
@@ -4014,7 +4485,6 @@
         <w:rPr>
           <w:lang w:eastAsia="es-CO"/>
         </w:rPr>
-        <w:lastRenderedPageBreak/>
         <w:t>La prevención no solo contribuye a la protección del medio ambiente, sino que también reduce los costos asociados al manejo y tratamiento de residuos, a las sanciones ambientales y a la pérdida de productividad del suelo.</w:t>
       </w:r>
     </w:p>
@@ -4126,6 +4596,20 @@
     </w:p>
     <w:p>
       <w:pPr>
+        <w:rPr>
+          <w:lang w:eastAsia="es-CO"/>
+        </w:rPr>
+      </w:pPr>
+    </w:p>
+    <w:p>
+      <w:pPr>
+        <w:rPr>
+          <w:lang w:eastAsia="es-CO"/>
+        </w:rPr>
+      </w:pPr>
+    </w:p>
+    <w:p>
+      <w:pPr>
         <w:spacing w:before="0" w:after="0"/>
         <w:ind w:firstLine="708"/>
         <w:rPr>
@@ -4140,6 +4624,7 @@
           <w:bCs/>
           <w:lang w:eastAsia="es-CO"/>
         </w:rPr>
+        <w:lastRenderedPageBreak/>
         <w:t>Optimización de insumos</w:t>
       </w:r>
     </w:p>
@@ -4265,7 +4750,6 @@
           <w:bCs/>
           <w:lang w:eastAsia="es-CO"/>
         </w:rPr>
-        <w:lastRenderedPageBreak/>
         <w:t>Mejora continua</w:t>
       </w:r>
     </w:p>
@@ -4389,17 +4873,6 @@
           <w:lang w:eastAsia="es-CO"/>
         </w:rPr>
       </w:pPr>
-    </w:p>
-    <w:p>
-      <w:pPr>
-        <w:spacing w:before="0" w:after="0"/>
-        <w:ind w:firstLine="708"/>
-        <w:rPr>
-          <w:b/>
-          <w:bCs/>
-          <w:lang w:eastAsia="es-CO"/>
-        </w:rPr>
-      </w:pPr>
       <w:r>
         <w:rPr>
           <w:b/>
@@ -4439,6 +4912,7 @@
         <w:rPr>
           <w:lang w:eastAsia="es-CO"/>
         </w:rPr>
+        <w:lastRenderedPageBreak/>
         <w:t>Promueve condiciones laborales dignas y seguras.</w:t>
       </w:r>
     </w:p>
@@ -4545,14 +5019,7 @@
         <w:rPr>
           <w:lang w:eastAsia="es-CO"/>
         </w:rPr>
-        <w:t xml:space="preserve">La producción limpia en el sector agropecuario no es únicamente un conjunto de técnicas, sino un modelo de gestión sostenible que integra eficiencia productiva, protección ambiental y bienestar social. Su aplicación permite aumentar la rentabilidad, </w:t>
-      </w:r>
-      <w:r>
-        <w:rPr>
-          <w:lang w:eastAsia="es-CO"/>
-        </w:rPr>
-        <w:lastRenderedPageBreak/>
-        <w:t>reducir impactos negativos y fortalecer la sostenibilidad a largo plazo del sistema agroalimentario.</w:t>
+        <w:t>La producción limpia en el sector agropecuario no es únicamente un conjunto de técnicas, sino un modelo de gestión sostenible que integra eficiencia productiva, protección ambiental y bienestar social. Su aplicación permite aumentar la rentabilidad, reducir impactos negativos y fortalecer la sostenibilidad a largo plazo del sistema agroalimentario.</w:t>
       </w:r>
     </w:p>
     <w:p>
@@ -4591,11 +5058,15 @@
       <w:pPr>
         <w:ind w:firstLine="633"/>
         <w:rPr>
-          <w:lang w:eastAsia="es-CO"/>
-        </w:rPr>
-      </w:pPr>
-      <w:r>
-        <w:rPr>
+          <w:b/>
+          <w:bCs/>
+          <w:lang w:eastAsia="es-CO"/>
+        </w:rPr>
+      </w:pPr>
+      <w:r>
+        <w:rPr>
+          <w:b/>
+          <w:bCs/>
           <w:lang w:eastAsia="es-CO"/>
         </w:rPr>
         <w:t>Características de la agricultura orgánica:</w:t>
@@ -4698,6 +5169,7 @@
         <w:rPr>
           <w:lang w:eastAsia="es-CO"/>
         </w:rPr>
+        <w:lastRenderedPageBreak/>
         <w:t>Producción de alimentos saludables y de alta calidad.</w:t>
       </w:r>
     </w:p>
@@ -4735,6 +5207,7 @@
     </w:p>
     <w:p>
       <w:pPr>
+        <w:spacing w:before="0" w:after="0"/>
         <w:rPr>
           <w:lang w:eastAsia="es-CO"/>
         </w:rPr>
@@ -4753,6 +5226,7 @@
           <w:ilvl w:val="0"/>
           <w:numId w:val="34"/>
         </w:numPr>
+        <w:spacing w:before="0" w:after="0"/>
         <w:rPr>
           <w:b/>
           <w:bCs/>
@@ -4765,12 +5239,12 @@
           <w:bCs/>
           <w:lang w:eastAsia="es-CO"/>
         </w:rPr>
-        <w:lastRenderedPageBreak/>
         <w:t>Reconversión productiva</w:t>
       </w:r>
     </w:p>
     <w:p>
       <w:pPr>
+        <w:spacing w:before="0" w:after="0"/>
         <w:ind w:left="1416" w:firstLine="1"/>
         <w:rPr>
           <w:lang w:eastAsia="es-CO"/>
@@ -4790,6 +5264,7 @@
           <w:ilvl w:val="0"/>
           <w:numId w:val="34"/>
         </w:numPr>
+        <w:spacing w:before="0" w:after="0"/>
         <w:rPr>
           <w:b/>
           <w:bCs/>
@@ -4807,6 +5282,7 @@
     </w:p>
     <w:p>
       <w:pPr>
+        <w:spacing w:before="0" w:after="0"/>
         <w:ind w:left="1416" w:firstLine="2"/>
         <w:rPr>
           <w:lang w:eastAsia="es-CO"/>
@@ -4846,6 +5322,7 @@
           <w:bCs/>
           <w:lang w:eastAsia="es-CO"/>
         </w:rPr>
+        <w:lastRenderedPageBreak/>
         <w:t>Modelos productivos sostenibles</w:t>
       </w:r>
     </w:p>
@@ -4911,16 +5388,7 @@
           <w:bCs/>
           <w:lang w:eastAsia="es-CO"/>
         </w:rPr>
-        <w:lastRenderedPageBreak/>
-        <w:t>Sistemas silvopastoriles</w:t>
-      </w:r>
-      <w:r>
-        <w:rPr>
-          <w:b/>
-          <w:bCs/>
-          <w:lang w:eastAsia="es-CO"/>
-        </w:rPr>
-        <w:t xml:space="preserve">: </w:t>
+        <w:t xml:space="preserve">Sistemas silvopastoriles: </w:t>
       </w:r>
       <w:r>
         <w:rPr>
@@ -4949,15 +5417,7 @@
           <w:bCs/>
           <w:lang w:eastAsia="es-CO"/>
         </w:rPr>
-        <w:t>Sistemas agroforestales</w:t>
-      </w:r>
-      <w:r>
-        <w:rPr>
-          <w:b/>
-          <w:bCs/>
-          <w:lang w:eastAsia="es-CO"/>
-        </w:rPr>
-        <w:t xml:space="preserve">: </w:t>
+        <w:t xml:space="preserve">Sistemas agroforestales: </w:t>
       </w:r>
       <w:r>
         <w:rPr>
@@ -5009,51 +5469,9 @@
     </w:p>
     <w:p>
       <w:pPr>
-        <w:rPr>
-          <w:lang w:eastAsia="es-CO"/>
-        </w:rPr>
-      </w:pPr>
-    </w:p>
-    <w:p>
-      <w:pPr>
-        <w:rPr>
-          <w:lang w:eastAsia="es-CO"/>
-        </w:rPr>
-      </w:pPr>
-    </w:p>
-    <w:p>
-      <w:pPr>
-        <w:rPr>
-          <w:lang w:eastAsia="es-CO"/>
-        </w:rPr>
-      </w:pPr>
-    </w:p>
-    <w:p>
-      <w:pPr>
-        <w:rPr>
-          <w:lang w:eastAsia="es-CO"/>
-        </w:rPr>
-      </w:pPr>
-    </w:p>
-    <w:p>
-      <w:pPr>
-        <w:rPr>
-          <w:lang w:eastAsia="es-CO"/>
-        </w:rPr>
-      </w:pPr>
-    </w:p>
-    <w:p>
-      <w:pPr>
-        <w:rPr>
-          <w:lang w:eastAsia="es-CO"/>
-        </w:rPr>
-      </w:pPr>
-    </w:p>
-    <w:p>
-      <w:pPr>
         <w:pStyle w:val="Ttulo1"/>
       </w:pPr>
-      <w:bookmarkStart w:id="6" w:name="_Toc224896148"/>
+      <w:bookmarkStart w:id="6" w:name="_Toc226635870"/>
       <w:r>
         <w:lastRenderedPageBreak/>
         <w:t>Sostenibilidad y desarrollo sostenible</w:t>
@@ -5402,7 +5820,7 @@
       <w:pPr>
         <w:pStyle w:val="Ttulo2"/>
       </w:pPr>
-      <w:bookmarkStart w:id="7" w:name="_Toc224896149"/>
+      <w:bookmarkStart w:id="7" w:name="_Toc226635871"/>
       <w:r>
         <w:t>Objetivos de Desarrollo Sostenible (ODS) y sector agropecuario</w:t>
       </w:r>
@@ -5439,14 +5857,7 @@
           <w:rFonts w:cs="Calibri"/>
           <w:lang w:eastAsia="es-CO"/>
         </w:rPr>
-        <w:t>El sector agropecuario desempeña un papel estratégico en el cumplimiento de los ODS establecidos por la ONU, ya que su actividad incide directamente en la reducción de la pobreza, la seguridad alimentaria, la gestión ambiental y la acción climática. Su impacto puede ser positivo o negativo dependiendo del modelo productivo que se implemente; por ello, la transición hacia enfoques agroecológicos resulta clave</w:t>
-      </w:r>
-      <w:r>
-        <w:rPr>
-          <w:rFonts w:cs="Calibri"/>
-          <w:lang w:eastAsia="es-CO"/>
-        </w:rPr>
-        <w:t>.</w:t>
+        <w:t>El sector agropecuario desempeña un papel estratégico en el cumplimiento de los ODS establecidos por la ONU, ya que su actividad incide directamente en la reducción de la pobreza, la seguridad alimentaria, la gestión ambiental y la acción climática. Su impacto puede ser positivo o negativo dependiendo del modelo productivo que se implemente; por ello, la transición hacia enfoques agroecológicos resulta clave.</w:t>
       </w:r>
     </w:p>
     <w:p>
@@ -5815,12 +6226,9 @@
       <w:pPr>
         <w:pStyle w:val="Ttulo2"/>
       </w:pPr>
-      <w:bookmarkStart w:id="8" w:name="_Toc224896150"/>
-      <w:r>
-        <w:t>I</w:t>
-      </w:r>
-      <w:r>
-        <w:t>ndicadores de sostenibilidad rural</w:t>
+      <w:bookmarkStart w:id="8" w:name="_Toc226635872"/>
+      <w:r>
+        <w:t>Indicadores de sostenibilidad rural</w:t>
       </w:r>
       <w:bookmarkEnd w:id="8"/>
     </w:p>
@@ -6711,11 +7119,13 @@
       <w:pPr>
         <w:pStyle w:val="Tabla"/>
         <w:rPr>
-          <w:lang w:eastAsia="es-CO"/>
-        </w:rPr>
-      </w:pPr>
-      <w:r>
-        <w:rPr>
+          <w:color w:val="auto"/>
+          <w:lang w:eastAsia="es-CO"/>
+        </w:rPr>
+      </w:pPr>
+      <w:r>
+        <w:rPr>
+          <w:color w:val="auto"/>
           <w:lang w:eastAsia="es-CO"/>
         </w:rPr>
         <w:t>Indicadores de sostenibilidad y su contribución a la planificación territorial y al desarrollo rural sostenible</w:t>
@@ -7309,7 +7719,7 @@
       <w:pPr>
         <w:pStyle w:val="Ttulo1"/>
       </w:pPr>
-      <w:bookmarkStart w:id="9" w:name="_Toc224896151"/>
+      <w:bookmarkStart w:id="9" w:name="_Toc226635873"/>
       <w:r>
         <w:lastRenderedPageBreak/>
         <w:t>Teoría general de sistemas</w:t>
@@ -7356,12 +7766,6 @@
         <w:spacing w:before="0" w:after="0"/>
         <w:ind w:firstLine="708"/>
       </w:pPr>
-    </w:p>
-    <w:p>
-      <w:pPr>
-        <w:spacing w:before="0" w:after="0"/>
-        <w:ind w:firstLine="708"/>
-      </w:pPr>
       <w:r>
         <w:t>La teoría general de sistemas permite comprender la producción agropecuaria como un sistema complejo donde intervienen múltiples variables.</w:t>
       </w:r>
@@ -7404,7 +7808,6 @@
         <w:ind w:firstLine="708"/>
       </w:pPr>
       <w:r>
-        <w:lastRenderedPageBreak/>
         <w:t>Según su naturaleza y forma de interacción con el entorno, los sistemas pueden clasificarse en diferentes categorías. A continuación, se amplía cada una de ellas con ejemplos y aplicaciones al contexto rural y productivo.</w:t>
       </w:r>
     </w:p>
@@ -7429,6 +7832,7 @@
           <w:b/>
           <w:bCs/>
         </w:rPr>
+        <w:lastRenderedPageBreak/>
         <w:t>Sistemas abiertos</w:t>
       </w:r>
     </w:p>
@@ -7442,8 +7846,6 @@
       </w:pPr>
       <w:r>
         <w:tab/>
-      </w:r>
-      <w:r>
         <w:t>Los sistemas abiertos son aquellos que intercambian materia, energía e información con el entorno que los rodea, por tanto, permite que el sistema se mantenga activo, evolucione y se adapte a las condiciones externas.</w:t>
       </w:r>
     </w:p>
@@ -7457,8 +7859,6 @@
       </w:pPr>
       <w:r>
         <w:tab/>
-      </w:r>
-      <w:r>
         <w:t>Un ejemplo claro es el agroecosistema, en cual, el cultivo aprovecha la energía del sol, el agua (de la lluvia o del riego) y los nutrientes del suelo para crecer y producir alimentos. Durante su desarrollo, también genera oxígeno, vapor de agua y materia orgánica que regresan al ambiente y contribuyen a los ciclos naturales.</w:t>
       </w:r>
     </w:p>
@@ -7472,8 +7872,6 @@
       </w:pPr>
       <w:r>
         <w:tab/>
-      </w:r>
-      <w:r>
         <w:t>Además, el cultivo no funciona de manera aislada, sino que interactúa permanentemente con insectos, microorganismos, aves y las personas que lo manejan; estas relaciones forman un sistema interconectado, donde cada elemento influye en el equilibrio y la productividad del conjunto.</w:t>
       </w:r>
     </w:p>
@@ -7486,8 +7884,6 @@
       </w:pPr>
       <w:r>
         <w:tab/>
-      </w:r>
-      <w:r>
         <w:t>Los sistemas abiertos presentan las siguientes características:</w:t>
       </w:r>
     </w:p>
@@ -7561,8 +7957,6 @@
       </w:pPr>
       <w:r>
         <w:tab/>
-      </w:r>
-      <w:r>
         <w:t>En agroecología, se considera que los sistemas productivos deben gestionarse como sistemas abiertos, reconociendo su dependencia del entorno natural y social.</w:t>
       </w:r>
     </w:p>
@@ -7587,8 +7981,24 @@
           <w:b/>
           <w:bCs/>
         </w:rPr>
+        <w:t>Sistemas cerrados</w:t>
+      </w:r>
+    </w:p>
+    <w:p>
+      <w:pPr>
+        <w:tabs>
+          <w:tab w:val="left" w:pos="993"/>
+        </w:tabs>
+        <w:spacing w:before="0" w:after="0"/>
+        <w:ind w:left="993" w:firstLine="0"/>
+      </w:pPr>
+      <w:r>
+        <w:tab/>
+        <w:t xml:space="preserve">Los sistemas cerrados son aquellos que no intercambian materia con el entorno, aunque sí pueden intercambiar energía. En la práctica, los sistemas </w:t>
+      </w:r>
+      <w:r>
         <w:lastRenderedPageBreak/>
-        <w:t>Sistemas cerrados</w:t>
+        <w:t>completamente cerrados casi no existen en la naturaleza, ya que la mayoría mantiene algún tipo de interacción con su ambiente.</w:t>
       </w:r>
     </w:p>
     <w:p>
@@ -7601,23 +8011,6 @@
       </w:pPr>
       <w:r>
         <w:tab/>
-      </w:r>
-      <w:r>
-        <w:t>Los sistemas cerrados son aquellos que no intercambian materia con el entorno, aunque sí pueden intercambiar energía. En la práctica, los sistemas completamente cerrados casi no existen en la naturaleza, ya que la mayoría mantiene algún tipo de interacción con su ambiente.</w:t>
-      </w:r>
-    </w:p>
-    <w:p>
-      <w:pPr>
-        <w:tabs>
-          <w:tab w:val="left" w:pos="993"/>
-        </w:tabs>
-        <w:spacing w:before="0" w:after="0"/>
-        <w:ind w:left="993" w:firstLine="0"/>
-      </w:pPr>
-      <w:r>
-        <w:tab/>
-      </w:r>
-      <w:r>
         <w:t>Un ejemplo en producción, puede ser un invernadero muy controlado que puede acercarse a este modelo si limita el intercambio de materiales, aunque nunca será totalmente aislado del entorno.</w:t>
       </w:r>
     </w:p>
@@ -7707,8 +8100,6 @@
       </w:pPr>
       <w:r>
         <w:tab/>
-      </w:r>
-      <w:r>
         <w:t>Pensar en sistemas cerrados ayuda a comprender la importancia del reciclaje interno de nutrientes, como el uso de residuos orgánicos dentro de la misma finca para reducir la dependencia externa.</w:t>
       </w:r>
     </w:p>
@@ -7791,7 +8182,6 @@
         <w:spacing w:before="0" w:after="0"/>
       </w:pPr>
       <w:r>
-        <w:lastRenderedPageBreak/>
         <w:t>Alta diversidad biológica.</w:t>
       </w:r>
     </w:p>
@@ -7840,6 +8230,7 @@
         <w:spacing w:before="0" w:after="0"/>
       </w:pPr>
       <w:r>
+        <w:lastRenderedPageBreak/>
         <w:t>Adaptación evolutiva al entorno.</w:t>
       </w:r>
     </w:p>
@@ -7857,6 +8248,15 @@
       <w:r>
         <w:t>Los sistemas naturales sirven como modelo para la agroecología, ya que muchos principios productivos sostenibles se inspiran en el funcionamiento de los ecosistemas naturales, buscando imitar su eficiencia y estabilidad.</w:t>
       </w:r>
+    </w:p>
+    <w:p>
+      <w:pPr>
+        <w:tabs>
+          <w:tab w:val="left" w:pos="993"/>
+        </w:tabs>
+        <w:spacing w:before="0" w:after="0"/>
+        <w:ind w:left="993" w:firstLine="0"/>
+      </w:pPr>
     </w:p>
     <w:p>
       <w:pPr>
@@ -7892,8 +8292,6 @@
       </w:pPr>
       <w:r>
         <w:tab/>
-      </w:r>
-      <w:r>
         <w:t>Los sistemas artificiales son creados, modificados o gestionados por el ser humano con un propósito específico. En el sector rural, una finca productiva es un sistema artificial, ya que ha sido organizada para producir alimentos o materias primas.</w:t>
       </w:r>
     </w:p>
@@ -7907,8 +8305,6 @@
       </w:pPr>
       <w:r>
         <w:tab/>
-      </w:r>
-      <w:r>
         <w:t>Aunque son diseñados por las personas, estos sistemas siguen dependiendo de procesos naturales como el ciclo del agua, la fotosíntesis y la fertilidad del suelo. La diferencia radica en que existe una planificación intencional y una intervención constante.</w:t>
       </w:r>
     </w:p>
@@ -8016,6 +8412,24 @@
         </w:tabs>
         <w:spacing w:before="0" w:after="0"/>
         <w:ind w:left="993" w:firstLine="0"/>
+      </w:pPr>
+    </w:p>
+    <w:p>
+      <w:pPr>
+        <w:tabs>
+          <w:tab w:val="left" w:pos="993"/>
+        </w:tabs>
+        <w:spacing w:before="0" w:after="0"/>
+        <w:ind w:left="993" w:firstLine="0"/>
+      </w:pPr>
+    </w:p>
+    <w:p>
+      <w:pPr>
+        <w:tabs>
+          <w:tab w:val="left" w:pos="993"/>
+        </w:tabs>
+        <w:spacing w:before="0" w:after="0"/>
+        <w:ind w:left="993" w:firstLine="0"/>
         <w:rPr>
           <w:b/>
           <w:bCs/>
@@ -8040,8 +8454,6 @@
       </w:pPr>
       <w:r>
         <w:tab/>
-      </w:r>
-      <w:r>
         <w:t>Los sistemas dinámicos son aquellos que presentan cambios constantes en el tiempo, estos cambios pueden ser estructurales, funcionales o de comportamiento. En ellos, las variables interactúan de manera compleja y pueden generar transformaciones continuas.</w:t>
       </w:r>
     </w:p>
@@ -8131,8 +8543,6 @@
       </w:pPr>
       <w:r>
         <w:tab/>
-      </w:r>
-      <w:r>
         <w:t>Los sistemas dinámicos pueden experimentar procesos de crecimiento, adaptación, crisis y recuperación. En el análisis agropecuario, reconocer el carácter dinámico permite anticipar riesgos y planificar estrategias de resiliencia.</w:t>
       </w:r>
     </w:p>
@@ -8170,8 +8580,6 @@
       </w:pPr>
       <w:r>
         <w:tab/>
-      </w:r>
-      <w:r>
         <w:t>Los sistemas estáticos presentan pocos cambios estructurales a lo largo del tiempo y aunque pueden existir pequeñas variaciones, su configuración general permanece estable.</w:t>
       </w:r>
     </w:p>
@@ -8185,8 +8593,6 @@
       </w:pPr>
       <w:r>
         <w:tab/>
-      </w:r>
-      <w:r>
         <w:t>Un ejemplo podría ser una infraestructura física como un establo o un sistema de riego instalado, que mantiene su estructura básica durante largos periodos.</w:t>
       </w:r>
     </w:p>
@@ -8277,8 +8683,6 @@
       </w:pPr>
       <w:r>
         <w:tab/>
-      </w:r>
-      <w:r>
         <w:t>En la realidad agropecuaria, la mayoría de los sistemas combinan elementos estáticos (infraestructura) con elementos dinámicos (procesos biológicos y sociales).</w:t>
       </w:r>
     </w:p>
@@ -8286,7 +8690,7 @@
       <w:pPr>
         <w:pStyle w:val="Ttulo2"/>
       </w:pPr>
-      <w:bookmarkStart w:id="10" w:name="_Toc224896152"/>
+      <w:bookmarkStart w:id="10" w:name="_Toc226635874"/>
       <w:r>
         <w:t>Componentes y modelos de un sistema</w:t>
       </w:r>
@@ -8402,15 +8806,6 @@
       <w:r>
         <w:t>En un agroecosistema, las entradas incluyen:</w:t>
       </w:r>
-    </w:p>
-    <w:p>
-      <w:pPr>
-        <w:tabs>
-          <w:tab w:val="left" w:pos="993"/>
-        </w:tabs>
-        <w:spacing w:before="0" w:after="0"/>
-        <w:ind w:left="993" w:firstLine="0"/>
-      </w:pPr>
     </w:p>
     <w:p>
       <w:pPr>
@@ -8425,7 +8820,6 @@
         <w:spacing w:before="0" w:after="0"/>
       </w:pPr>
       <w:r>
-        <w:lastRenderedPageBreak/>
         <w:t>Semillas o material vegetal.</w:t>
       </w:r>
     </w:p>
@@ -8442,6 +8836,7 @@
         <w:spacing w:before="0" w:after="0"/>
       </w:pPr>
       <w:r>
+        <w:lastRenderedPageBreak/>
         <w:t>Agua (lluvia o riego).</w:t>
       </w:r>
     </w:p>
@@ -8552,12 +8947,6 @@
           <w:bCs/>
         </w:rPr>
         <w:tab/>
-      </w:r>
-      <w:r>
-        <w:rPr>
-          <w:b/>
-          <w:bCs/>
-        </w:rPr>
         <w:t>Características de los sistemas</w:t>
       </w:r>
     </w:p>
@@ -8598,8 +8987,14 @@
     <w:p>
       <w:pPr>
         <w:pStyle w:val="Tabla"/>
-      </w:pPr>
-      <w:r>
+        <w:rPr>
+          <w:color w:val="auto"/>
+        </w:rPr>
+      </w:pPr>
+      <w:r>
+        <w:rPr>
+          <w:color w:val="auto"/>
+        </w:rPr>
         <w:lastRenderedPageBreak/>
         <w:t>Características de los sistemas aplicadas al contexto agroecológico</w:t>
       </w:r>
@@ -9211,8 +9606,14 @@
     <w:p>
       <w:pPr>
         <w:pStyle w:val="Tabla"/>
-      </w:pPr>
-      <w:r>
+        <w:rPr>
+          <w:color w:val="auto"/>
+        </w:rPr>
+      </w:pPr>
+      <w:r>
+        <w:rPr>
+          <w:color w:val="auto"/>
+        </w:rPr>
         <w:lastRenderedPageBreak/>
         <w:t>Modelos agroecológicos y sus aportes a la sostenibilidad</w:t>
       </w:r>
@@ -9226,9 +9627,9 @@
       </w:tblPr>
       <w:tblGrid>
         <w:gridCol w:w="2122"/>
-        <w:gridCol w:w="2693"/>
-        <w:gridCol w:w="2551"/>
-        <w:gridCol w:w="2596"/>
+        <w:gridCol w:w="3260"/>
+        <w:gridCol w:w="2410"/>
+        <w:gridCol w:w="2170"/>
       </w:tblGrid>
       <w:tr>
         <w:trPr>
@@ -9260,7 +9661,7 @@
         </w:tc>
         <w:tc>
           <w:tcPr>
-            <w:tcW w:w="2693" w:type="dxa"/>
+            <w:tcW w:w="3260" w:type="dxa"/>
           </w:tcPr>
           <w:p>
             <w:pPr>
@@ -9283,7 +9684,7 @@
         </w:tc>
         <w:tc>
           <w:tcPr>
-            <w:tcW w:w="2551" w:type="dxa"/>
+            <w:tcW w:w="2410" w:type="dxa"/>
           </w:tcPr>
           <w:p>
             <w:pPr>
@@ -9306,7 +9707,7 @@
         </w:tc>
         <w:tc>
           <w:tcPr>
-            <w:tcW w:w="2596" w:type="dxa"/>
+            <w:tcW w:w="2170" w:type="dxa"/>
           </w:tcPr>
           <w:p>
             <w:pPr>
@@ -9335,7 +9736,6 @@
         <w:tc>
           <w:tcPr>
             <w:tcW w:w="2122" w:type="dxa"/>
-            <w:vAlign w:val="center"/>
           </w:tcPr>
           <w:p>
             <w:pPr>
@@ -9363,8 +9763,7 @@
         </w:tc>
         <w:tc>
           <w:tcPr>
-            <w:tcW w:w="2693" w:type="dxa"/>
-            <w:vAlign w:val="center"/>
+            <w:tcW w:w="3260" w:type="dxa"/>
           </w:tcPr>
           <w:p>
             <w:pPr>
@@ -9388,7 +9787,7 @@
         </w:tc>
         <w:tc>
           <w:tcPr>
-            <w:tcW w:w="2551" w:type="dxa"/>
+            <w:tcW w:w="2410" w:type="dxa"/>
           </w:tcPr>
           <w:p>
             <w:pPr>
@@ -9412,7 +9811,7 @@
         </w:tc>
         <w:tc>
           <w:tcPr>
-            <w:tcW w:w="2596" w:type="dxa"/>
+            <w:tcW w:w="2170" w:type="dxa"/>
           </w:tcPr>
           <w:p>
             <w:pPr>
@@ -9439,7 +9838,6 @@
         <w:tc>
           <w:tcPr>
             <w:tcW w:w="2122" w:type="dxa"/>
-            <w:vAlign w:val="center"/>
           </w:tcPr>
           <w:p>
             <w:pPr>
@@ -9451,11 +9849,21 @@
                 <w:szCs w:val="28"/>
               </w:rPr>
             </w:pPr>
-          </w:p>
-        </w:tc>
-        <w:tc>
-          <w:tcPr>
-            <w:tcW w:w="2693" w:type="dxa"/>
+            <w:r>
+              <w:rPr>
+                <w:rFonts w:asciiTheme="minorHAnsi" w:hAnsiTheme="minorHAnsi" w:cstheme="minorHAnsi"/>
+                <w:b/>
+                <w:bCs/>
+                <w:sz w:val="28"/>
+                <w:szCs w:val="28"/>
+              </w:rPr>
+              <w:t>Agroecológico diversificado</w:t>
+            </w:r>
+          </w:p>
+        </w:tc>
+        <w:tc>
+          <w:tcPr>
+            <w:tcW w:w="3260" w:type="dxa"/>
           </w:tcPr>
           <w:p>
             <w:pPr>
@@ -9467,11 +9875,19 @@
                 <w:szCs w:val="28"/>
               </w:rPr>
             </w:pPr>
-          </w:p>
-        </w:tc>
-        <w:tc>
-          <w:tcPr>
-            <w:tcW w:w="2551" w:type="dxa"/>
+            <w:r>
+              <w:rPr>
+                <w:rFonts w:asciiTheme="minorHAnsi" w:hAnsiTheme="minorHAnsi" w:cstheme="minorHAnsi"/>
+                <w:sz w:val="28"/>
+                <w:szCs w:val="28"/>
+              </w:rPr>
+              <w:t>Integración interconectada de cultivos, animales y árboles en un mismo sistema productivo.</w:t>
+            </w:r>
+          </w:p>
+        </w:tc>
+        <w:tc>
+          <w:tcPr>
+            <w:tcW w:w="2410" w:type="dxa"/>
           </w:tcPr>
           <w:p>
             <w:pPr>
@@ -9495,7 +9911,7 @@
         </w:tc>
         <w:tc>
           <w:tcPr>
-            <w:tcW w:w="2596" w:type="dxa"/>
+            <w:tcW w:w="2170" w:type="dxa"/>
           </w:tcPr>
           <w:p>
             <w:pPr>
@@ -9525,7 +9941,6 @@
         <w:tc>
           <w:tcPr>
             <w:tcW w:w="2122" w:type="dxa"/>
-            <w:vAlign w:val="center"/>
           </w:tcPr>
           <w:p>
             <w:pPr>
@@ -9537,11 +9952,21 @@
                 <w:szCs w:val="28"/>
               </w:rPr>
             </w:pPr>
-          </w:p>
-        </w:tc>
-        <w:tc>
-          <w:tcPr>
-            <w:tcW w:w="2693" w:type="dxa"/>
+            <w:r>
+              <w:rPr>
+                <w:rFonts w:asciiTheme="minorHAnsi" w:hAnsiTheme="minorHAnsi" w:cstheme="minorHAnsi"/>
+                <w:b/>
+                <w:bCs/>
+                <w:sz w:val="28"/>
+                <w:szCs w:val="28"/>
+              </w:rPr>
+              <w:t>Agroecológico diversificado</w:t>
+            </w:r>
+          </w:p>
+        </w:tc>
+        <w:tc>
+          <w:tcPr>
+            <w:tcW w:w="3260" w:type="dxa"/>
           </w:tcPr>
           <w:p>
             <w:pPr>
@@ -9553,11 +9978,19 @@
                 <w:szCs w:val="28"/>
               </w:rPr>
             </w:pPr>
-          </w:p>
-        </w:tc>
-        <w:tc>
-          <w:tcPr>
-            <w:tcW w:w="2551" w:type="dxa"/>
+            <w:r>
+              <w:rPr>
+                <w:rFonts w:asciiTheme="minorHAnsi" w:hAnsiTheme="minorHAnsi" w:cstheme="minorHAnsi"/>
+                <w:sz w:val="28"/>
+                <w:szCs w:val="28"/>
+              </w:rPr>
+              <w:t>Integración interconectada de cultivos, animales y árboles en un mismo sistema productivo.</w:t>
+            </w:r>
+          </w:p>
+        </w:tc>
+        <w:tc>
+          <w:tcPr>
+            <w:tcW w:w="2410" w:type="dxa"/>
           </w:tcPr>
           <w:p>
             <w:pPr>
@@ -9581,7 +10014,7 @@
         </w:tc>
         <w:tc>
           <w:tcPr>
-            <w:tcW w:w="2596" w:type="dxa"/>
+            <w:tcW w:w="2170" w:type="dxa"/>
           </w:tcPr>
           <w:p>
             <w:pPr>
@@ -9608,7 +10041,6 @@
         <w:tc>
           <w:tcPr>
             <w:tcW w:w="2122" w:type="dxa"/>
-            <w:vAlign w:val="center"/>
           </w:tcPr>
           <w:p>
             <w:pPr>
@@ -9620,11 +10052,21 @@
                 <w:szCs w:val="28"/>
               </w:rPr>
             </w:pPr>
-          </w:p>
-        </w:tc>
-        <w:tc>
-          <w:tcPr>
-            <w:tcW w:w="2693" w:type="dxa"/>
+            <w:r>
+              <w:rPr>
+                <w:rFonts w:asciiTheme="minorHAnsi" w:hAnsiTheme="minorHAnsi" w:cstheme="minorHAnsi"/>
+                <w:b/>
+                <w:bCs/>
+                <w:sz w:val="28"/>
+                <w:szCs w:val="28"/>
+              </w:rPr>
+              <w:t>Agroecológico diversificado</w:t>
+            </w:r>
+          </w:p>
+        </w:tc>
+        <w:tc>
+          <w:tcPr>
+            <w:tcW w:w="3260" w:type="dxa"/>
           </w:tcPr>
           <w:p>
             <w:pPr>
@@ -9636,11 +10078,19 @@
                 <w:szCs w:val="28"/>
               </w:rPr>
             </w:pPr>
-          </w:p>
-        </w:tc>
-        <w:tc>
-          <w:tcPr>
-            <w:tcW w:w="2551" w:type="dxa"/>
+            <w:r>
+              <w:rPr>
+                <w:rFonts w:asciiTheme="minorHAnsi" w:hAnsiTheme="minorHAnsi" w:cstheme="minorHAnsi"/>
+                <w:sz w:val="28"/>
+                <w:szCs w:val="28"/>
+              </w:rPr>
+              <w:t>Integración interconectada de cultivos, animales y árboles en un mismo sistema productivo.</w:t>
+            </w:r>
+          </w:p>
+        </w:tc>
+        <w:tc>
+          <w:tcPr>
+            <w:tcW w:w="2410" w:type="dxa"/>
           </w:tcPr>
           <w:p>
             <w:pPr>
@@ -9664,7 +10114,7 @@
         </w:tc>
         <w:tc>
           <w:tcPr>
-            <w:tcW w:w="2596" w:type="dxa"/>
+            <w:tcW w:w="2170" w:type="dxa"/>
           </w:tcPr>
           <w:p>
             <w:pPr>
@@ -9694,7 +10144,6 @@
         <w:tc>
           <w:tcPr>
             <w:tcW w:w="2122" w:type="dxa"/>
-            <w:vAlign w:val="center"/>
           </w:tcPr>
           <w:p>
             <w:pPr>
@@ -9706,11 +10155,22 @@
                 <w:szCs w:val="28"/>
               </w:rPr>
             </w:pPr>
-          </w:p>
-        </w:tc>
-        <w:tc>
-          <w:tcPr>
-            <w:tcW w:w="2693" w:type="dxa"/>
+            <w:r>
+              <w:rPr>
+                <w:rFonts w:asciiTheme="minorHAnsi" w:hAnsiTheme="minorHAnsi" w:cstheme="minorHAnsi"/>
+                <w:b/>
+                <w:bCs/>
+                <w:sz w:val="28"/>
+                <w:szCs w:val="28"/>
+              </w:rPr>
+              <w:lastRenderedPageBreak/>
+              <w:t>Agroecológico diversificado</w:t>
+            </w:r>
+          </w:p>
+        </w:tc>
+        <w:tc>
+          <w:tcPr>
+            <w:tcW w:w="3260" w:type="dxa"/>
           </w:tcPr>
           <w:p>
             <w:pPr>
@@ -9722,11 +10182,19 @@
                 <w:szCs w:val="28"/>
               </w:rPr>
             </w:pPr>
-          </w:p>
-        </w:tc>
-        <w:tc>
-          <w:tcPr>
-            <w:tcW w:w="2551" w:type="dxa"/>
+            <w:r>
+              <w:rPr>
+                <w:rFonts w:asciiTheme="minorHAnsi" w:hAnsiTheme="minorHAnsi" w:cstheme="minorHAnsi"/>
+                <w:sz w:val="28"/>
+                <w:szCs w:val="28"/>
+              </w:rPr>
+              <w:t>Integración interconectada de cultivos, animales y árboles en un mismo sistema productivo.</w:t>
+            </w:r>
+          </w:p>
+        </w:tc>
+        <w:tc>
+          <w:tcPr>
+            <w:tcW w:w="2410" w:type="dxa"/>
           </w:tcPr>
           <w:p>
             <w:pPr>
@@ -9738,11 +10206,19 @@
                 <w:szCs w:val="28"/>
               </w:rPr>
             </w:pPr>
-          </w:p>
-        </w:tc>
-        <w:tc>
-          <w:tcPr>
-            <w:tcW w:w="2596" w:type="dxa"/>
+            <w:r>
+              <w:rPr>
+                <w:rFonts w:asciiTheme="minorHAnsi" w:hAnsiTheme="minorHAnsi" w:cstheme="minorHAnsi"/>
+                <w:sz w:val="28"/>
+                <w:szCs w:val="28"/>
+              </w:rPr>
+              <w:t>Policultivos tradicionales.</w:t>
+            </w:r>
+          </w:p>
+        </w:tc>
+        <w:tc>
+          <w:tcPr>
+            <w:tcW w:w="2170" w:type="dxa"/>
           </w:tcPr>
           <w:p>
             <w:pPr>
@@ -9769,7 +10245,6 @@
         <w:tc>
           <w:tcPr>
             <w:tcW w:w="2122" w:type="dxa"/>
-            <w:vAlign w:val="center"/>
           </w:tcPr>
           <w:p>
             <w:pPr>
@@ -9781,11 +10256,21 @@
                 <w:szCs w:val="28"/>
               </w:rPr>
             </w:pPr>
-          </w:p>
-        </w:tc>
-        <w:tc>
-          <w:tcPr>
-            <w:tcW w:w="2693" w:type="dxa"/>
+            <w:r>
+              <w:rPr>
+                <w:rFonts w:asciiTheme="minorHAnsi" w:hAnsiTheme="minorHAnsi" w:cstheme="minorHAnsi"/>
+                <w:b/>
+                <w:bCs/>
+                <w:sz w:val="28"/>
+                <w:szCs w:val="28"/>
+              </w:rPr>
+              <w:t>Agroecológico diversificado</w:t>
+            </w:r>
+          </w:p>
+        </w:tc>
+        <w:tc>
+          <w:tcPr>
+            <w:tcW w:w="3260" w:type="dxa"/>
           </w:tcPr>
           <w:p>
             <w:pPr>
@@ -9797,11 +10282,19 @@
                 <w:szCs w:val="28"/>
               </w:rPr>
             </w:pPr>
-          </w:p>
-        </w:tc>
-        <w:tc>
-          <w:tcPr>
-            <w:tcW w:w="2551" w:type="dxa"/>
+            <w:r>
+              <w:rPr>
+                <w:rFonts w:asciiTheme="minorHAnsi" w:hAnsiTheme="minorHAnsi" w:cstheme="minorHAnsi"/>
+                <w:sz w:val="28"/>
+                <w:szCs w:val="28"/>
+              </w:rPr>
+              <w:t>Integración interconectada de cultivos, animales y árboles en un mismo sistema productivo.</w:t>
+            </w:r>
+          </w:p>
+        </w:tc>
+        <w:tc>
+          <w:tcPr>
+            <w:tcW w:w="2410" w:type="dxa"/>
           </w:tcPr>
           <w:p>
             <w:pPr>
@@ -9813,11 +10306,19 @@
                 <w:szCs w:val="28"/>
               </w:rPr>
             </w:pPr>
-          </w:p>
-        </w:tc>
-        <w:tc>
-          <w:tcPr>
-            <w:tcW w:w="2596" w:type="dxa"/>
+            <w:r>
+              <w:rPr>
+                <w:rFonts w:asciiTheme="minorHAnsi" w:hAnsiTheme="minorHAnsi" w:cstheme="minorHAnsi"/>
+                <w:sz w:val="28"/>
+                <w:szCs w:val="28"/>
+              </w:rPr>
+              <w:t>Policultivos tradicionales.</w:t>
+            </w:r>
+          </w:p>
+        </w:tc>
+        <w:tc>
+          <w:tcPr>
+            <w:tcW w:w="2170" w:type="dxa"/>
           </w:tcPr>
           <w:p>
             <w:pPr>
@@ -9857,7 +10358,6 @@
                 <w:rFonts w:asciiTheme="minorHAnsi" w:hAnsiTheme="minorHAnsi" w:cstheme="minorHAnsi"/>
                 <w:b/>
                 <w:bCs/>
-                <w:color w:val="12263F"/>
                 <w:sz w:val="28"/>
                 <w:szCs w:val="28"/>
                 <w:bdr w:val="none" w:sz="0" w:space="0" w:color="auto" w:frame="1"/>
@@ -9873,15 +10373,13 @@
                 <w:szCs w:val="28"/>
                 <w:bdr w:val="none" w:sz="0" w:space="0" w:color="auto" w:frame="1"/>
               </w:rPr>
-              <w:lastRenderedPageBreak/>
               <w:t>Flujo de nutrientes</w:t>
             </w:r>
           </w:p>
         </w:tc>
         <w:tc>
           <w:tcPr>
-            <w:tcW w:w="2693" w:type="dxa"/>
-            <w:vAlign w:val="center"/>
+            <w:tcW w:w="3260" w:type="dxa"/>
           </w:tcPr>
           <w:p>
             <w:pPr>
@@ -9890,7 +10388,6 @@
               <w:rPr>
                 <w:rStyle w:val="mb-01"/>
                 <w:rFonts w:asciiTheme="minorHAnsi" w:hAnsiTheme="minorHAnsi" w:cstheme="minorHAnsi"/>
-                <w:color w:val="12263F"/>
                 <w:sz w:val="28"/>
                 <w:szCs w:val="28"/>
                 <w:bdr w:val="none" w:sz="0" w:space="0" w:color="auto" w:frame="1"/>
@@ -9910,7 +10407,7 @@
         </w:tc>
         <w:tc>
           <w:tcPr>
-            <w:tcW w:w="2551" w:type="dxa"/>
+            <w:tcW w:w="2410" w:type="dxa"/>
           </w:tcPr>
           <w:p>
             <w:pPr>
@@ -9926,7 +10423,6 @@
               <w:rPr>
                 <w:rStyle w:val="mb-01"/>
                 <w:rFonts w:asciiTheme="minorHAnsi" w:hAnsiTheme="minorHAnsi" w:cstheme="minorHAnsi"/>
-                <w:color w:val="12263F"/>
                 <w:sz w:val="28"/>
                 <w:szCs w:val="28"/>
                 <w:bdr w:val="none" w:sz="0" w:space="0" w:color="auto" w:frame="1"/>
@@ -9937,7 +10433,7 @@
         </w:tc>
         <w:tc>
           <w:tcPr>
-            <w:tcW w:w="2596" w:type="dxa"/>
+            <w:tcW w:w="2170" w:type="dxa"/>
           </w:tcPr>
           <w:p>
             <w:pPr>
@@ -9964,7 +10460,6 @@
         <w:tc>
           <w:tcPr>
             <w:tcW w:w="2122" w:type="dxa"/>
-            <w:vAlign w:val="center"/>
           </w:tcPr>
           <w:p>
             <w:pPr>
@@ -9976,11 +10471,23 @@
                 <w:szCs w:val="28"/>
               </w:rPr>
             </w:pPr>
-          </w:p>
-        </w:tc>
-        <w:tc>
-          <w:tcPr>
-            <w:tcW w:w="2693" w:type="dxa"/>
+            <w:r>
+              <w:rPr>
+                <w:rStyle w:val="mb-01"/>
+                <w:rFonts w:asciiTheme="minorHAnsi" w:hAnsiTheme="minorHAnsi" w:cstheme="minorHAnsi"/>
+                <w:b/>
+                <w:bCs/>
+                <w:sz w:val="28"/>
+                <w:szCs w:val="28"/>
+                <w:bdr w:val="none" w:sz="0" w:space="0" w:color="auto" w:frame="1"/>
+              </w:rPr>
+              <w:t>Flujo de nutrientes</w:t>
+            </w:r>
+          </w:p>
+        </w:tc>
+        <w:tc>
+          <w:tcPr>
+            <w:tcW w:w="3260" w:type="dxa"/>
           </w:tcPr>
           <w:p>
             <w:pPr>
@@ -9992,11 +10499,21 @@
                 <w:szCs w:val="28"/>
               </w:rPr>
             </w:pPr>
-          </w:p>
-        </w:tc>
-        <w:tc>
-          <w:tcPr>
-            <w:tcW w:w="2551" w:type="dxa"/>
+            <w:r>
+              <w:rPr>
+                <w:rStyle w:val="mb-01"/>
+                <w:rFonts w:asciiTheme="minorHAnsi" w:hAnsiTheme="minorHAnsi" w:cstheme="minorHAnsi"/>
+                <w:sz w:val="28"/>
+                <w:szCs w:val="28"/>
+                <w:bdr w:val="none" w:sz="0" w:space="0" w:color="auto" w:frame="1"/>
+              </w:rPr>
+              <w:t>Reciclaje interno de la materia orgánica para cerrar ciclos productivos y reducir insumos externos.</w:t>
+            </w:r>
+          </w:p>
+        </w:tc>
+        <w:tc>
+          <w:tcPr>
+            <w:tcW w:w="2410" w:type="dxa"/>
           </w:tcPr>
           <w:p>
             <w:pPr>
@@ -10012,7 +10529,6 @@
               <w:rPr>
                 <w:rStyle w:val="mb-01"/>
                 <w:rFonts w:asciiTheme="minorHAnsi" w:hAnsiTheme="minorHAnsi" w:cstheme="minorHAnsi"/>
-                <w:color w:val="12263F"/>
                 <w:sz w:val="28"/>
                 <w:szCs w:val="28"/>
                 <w:bdr w:val="none" w:sz="0" w:space="0" w:color="auto" w:frame="1"/>
@@ -10023,7 +10539,7 @@
         </w:tc>
         <w:tc>
           <w:tcPr>
-            <w:tcW w:w="2596" w:type="dxa"/>
+            <w:tcW w:w="2170" w:type="dxa"/>
           </w:tcPr>
           <w:p>
             <w:pPr>
@@ -10053,7 +10569,6 @@
         <w:tc>
           <w:tcPr>
             <w:tcW w:w="2122" w:type="dxa"/>
-            <w:vAlign w:val="center"/>
           </w:tcPr>
           <w:p>
             <w:pPr>
@@ -10065,11 +10580,23 @@
                 <w:szCs w:val="28"/>
               </w:rPr>
             </w:pPr>
-          </w:p>
-        </w:tc>
-        <w:tc>
-          <w:tcPr>
-            <w:tcW w:w="2693" w:type="dxa"/>
+            <w:r>
+              <w:rPr>
+                <w:rStyle w:val="mb-01"/>
+                <w:rFonts w:asciiTheme="minorHAnsi" w:hAnsiTheme="minorHAnsi" w:cstheme="minorHAnsi"/>
+                <w:b/>
+                <w:bCs/>
+                <w:sz w:val="28"/>
+                <w:szCs w:val="28"/>
+                <w:bdr w:val="none" w:sz="0" w:space="0" w:color="auto" w:frame="1"/>
+              </w:rPr>
+              <w:t>Flujo de nutrientes</w:t>
+            </w:r>
+          </w:p>
+        </w:tc>
+        <w:tc>
+          <w:tcPr>
+            <w:tcW w:w="3260" w:type="dxa"/>
           </w:tcPr>
           <w:p>
             <w:pPr>
@@ -10081,11 +10608,32 @@
                 <w:szCs w:val="28"/>
               </w:rPr>
             </w:pPr>
-          </w:p>
-        </w:tc>
-        <w:tc>
-          <w:tcPr>
-            <w:tcW w:w="2551" w:type="dxa"/>
+            <w:r>
+              <w:rPr>
+                <w:rStyle w:val="mb-01"/>
+                <w:rFonts w:asciiTheme="minorHAnsi" w:hAnsiTheme="minorHAnsi" w:cstheme="minorHAnsi"/>
+                <w:sz w:val="28"/>
+                <w:szCs w:val="28"/>
+                <w:bdr w:val="none" w:sz="0" w:space="0" w:color="auto" w:frame="1"/>
+              </w:rPr>
+              <w:t xml:space="preserve">Reciclaje interno de la materia orgánica para </w:t>
+            </w:r>
+            <w:r>
+              <w:rPr>
+                <w:rStyle w:val="mb-01"/>
+                <w:rFonts w:asciiTheme="minorHAnsi" w:hAnsiTheme="minorHAnsi" w:cstheme="minorHAnsi"/>
+                <w:sz w:val="28"/>
+                <w:szCs w:val="28"/>
+                <w:bdr w:val="none" w:sz="0" w:space="0" w:color="auto" w:frame="1"/>
+              </w:rPr>
+              <w:lastRenderedPageBreak/>
+              <w:t>cerrar ciclos productivos y reducir insumos externos.</w:t>
+            </w:r>
+          </w:p>
+        </w:tc>
+        <w:tc>
+          <w:tcPr>
+            <w:tcW w:w="2410" w:type="dxa"/>
           </w:tcPr>
           <w:p>
             <w:pPr>
@@ -10101,18 +10649,18 @@
               <w:rPr>
                 <w:rStyle w:val="mb-01"/>
                 <w:rFonts w:asciiTheme="minorHAnsi" w:hAnsiTheme="minorHAnsi" w:cstheme="minorHAnsi"/>
-                <w:color w:val="12263F"/>
                 <w:sz w:val="28"/>
                 <w:szCs w:val="28"/>
                 <w:bdr w:val="none" w:sz="0" w:space="0" w:color="auto" w:frame="1"/>
               </w:rPr>
+              <w:lastRenderedPageBreak/>
               <w:t>Cultivos de cobertura.</w:t>
             </w:r>
           </w:p>
         </w:tc>
         <w:tc>
           <w:tcPr>
-            <w:tcW w:w="2596" w:type="dxa"/>
+            <w:tcW w:w="2170" w:type="dxa"/>
           </w:tcPr>
           <w:p>
             <w:pPr>
@@ -10139,7 +10687,6 @@
         <w:tc>
           <w:tcPr>
             <w:tcW w:w="2122" w:type="dxa"/>
-            <w:vAlign w:val="center"/>
           </w:tcPr>
           <w:p>
             <w:pPr>
@@ -10151,11 +10698,23 @@
                 <w:szCs w:val="28"/>
               </w:rPr>
             </w:pPr>
-          </w:p>
-        </w:tc>
-        <w:tc>
-          <w:tcPr>
-            <w:tcW w:w="2693" w:type="dxa"/>
+            <w:r>
+              <w:rPr>
+                <w:rStyle w:val="mb-01"/>
+                <w:rFonts w:asciiTheme="minorHAnsi" w:hAnsiTheme="minorHAnsi" w:cstheme="minorHAnsi"/>
+                <w:b/>
+                <w:bCs/>
+                <w:sz w:val="28"/>
+                <w:szCs w:val="28"/>
+                <w:bdr w:val="none" w:sz="0" w:space="0" w:color="auto" w:frame="1"/>
+              </w:rPr>
+              <w:t>Flujo de nutrientes</w:t>
+            </w:r>
+          </w:p>
+        </w:tc>
+        <w:tc>
+          <w:tcPr>
+            <w:tcW w:w="3260" w:type="dxa"/>
           </w:tcPr>
           <w:p>
             <w:pPr>
@@ -10167,11 +10726,21 @@
                 <w:szCs w:val="28"/>
               </w:rPr>
             </w:pPr>
-          </w:p>
-        </w:tc>
-        <w:tc>
-          <w:tcPr>
-            <w:tcW w:w="2551" w:type="dxa"/>
+            <w:r>
+              <w:rPr>
+                <w:rStyle w:val="mb-01"/>
+                <w:rFonts w:asciiTheme="minorHAnsi" w:hAnsiTheme="minorHAnsi" w:cstheme="minorHAnsi"/>
+                <w:sz w:val="28"/>
+                <w:szCs w:val="28"/>
+                <w:bdr w:val="none" w:sz="0" w:space="0" w:color="auto" w:frame="1"/>
+              </w:rPr>
+              <w:t>Reciclaje interno de la materia orgánica para cerrar ciclos productivos y reducir insumos externos.</w:t>
+            </w:r>
+          </w:p>
+        </w:tc>
+        <w:tc>
+          <w:tcPr>
+            <w:tcW w:w="2410" w:type="dxa"/>
           </w:tcPr>
           <w:p>
             <w:pPr>
@@ -10187,7 +10756,6 @@
               <w:rPr>
                 <w:rStyle w:val="mb-01"/>
                 <w:rFonts w:asciiTheme="minorHAnsi" w:hAnsiTheme="minorHAnsi" w:cstheme="minorHAnsi"/>
-                <w:color w:val="12263F"/>
                 <w:sz w:val="28"/>
                 <w:szCs w:val="28"/>
                 <w:bdr w:val="none" w:sz="0" w:space="0" w:color="auto" w:frame="1"/>
@@ -10198,7 +10766,7 @@
         </w:tc>
         <w:tc>
           <w:tcPr>
-            <w:tcW w:w="2596" w:type="dxa"/>
+            <w:tcW w:w="2170" w:type="dxa"/>
           </w:tcPr>
           <w:p>
             <w:pPr>
@@ -10255,7 +10823,7 @@
         </w:tc>
         <w:tc>
           <w:tcPr>
-            <w:tcW w:w="2693" w:type="dxa"/>
+            <w:tcW w:w="3260" w:type="dxa"/>
           </w:tcPr>
           <w:p>
             <w:pPr>
@@ -10279,7 +10847,7 @@
         </w:tc>
         <w:tc>
           <w:tcPr>
-            <w:tcW w:w="2551" w:type="dxa"/>
+            <w:tcW w:w="2410" w:type="dxa"/>
           </w:tcPr>
           <w:p>
             <w:pPr>
@@ -10303,7 +10871,7 @@
         </w:tc>
         <w:tc>
           <w:tcPr>
-            <w:tcW w:w="2596" w:type="dxa"/>
+            <w:tcW w:w="2170" w:type="dxa"/>
           </w:tcPr>
           <w:p>
             <w:pPr>
@@ -10330,7 +10898,6 @@
         <w:tc>
           <w:tcPr>
             <w:tcW w:w="2122" w:type="dxa"/>
-            <w:vAlign w:val="center"/>
           </w:tcPr>
           <w:p>
             <w:pPr>
@@ -10342,11 +10909,21 @@
                 <w:szCs w:val="28"/>
               </w:rPr>
             </w:pPr>
-          </w:p>
-        </w:tc>
-        <w:tc>
-          <w:tcPr>
-            <w:tcW w:w="2693" w:type="dxa"/>
+            <w:r>
+              <w:rPr>
+                <w:rFonts w:asciiTheme="minorHAnsi" w:hAnsiTheme="minorHAnsi" w:cstheme="minorHAnsi"/>
+                <w:b/>
+                <w:bCs/>
+                <w:sz w:val="28"/>
+                <w:szCs w:val="28"/>
+              </w:rPr>
+              <w:t>Energético</w:t>
+            </w:r>
+          </w:p>
+        </w:tc>
+        <w:tc>
+          <w:tcPr>
+            <w:tcW w:w="3260" w:type="dxa"/>
           </w:tcPr>
           <w:p>
             <w:pPr>
@@ -10358,11 +10935,19 @@
                 <w:szCs w:val="28"/>
               </w:rPr>
             </w:pPr>
-          </w:p>
-        </w:tc>
-        <w:tc>
-          <w:tcPr>
-            <w:tcW w:w="2551" w:type="dxa"/>
+            <w:r>
+              <w:rPr>
+                <w:rFonts w:asciiTheme="minorHAnsi" w:hAnsiTheme="minorHAnsi" w:cstheme="minorHAnsi"/>
+                <w:sz w:val="28"/>
+                <w:szCs w:val="28"/>
+              </w:rPr>
+              <w:t>Análisis del agroecosistema desde el flujo y eficiencia en el uso de la energía.</w:t>
+            </w:r>
+          </w:p>
+        </w:tc>
+        <w:tc>
+          <w:tcPr>
+            <w:tcW w:w="2410" w:type="dxa"/>
           </w:tcPr>
           <w:p>
             <w:pPr>
@@ -10386,7 +10971,7 @@
         </w:tc>
         <w:tc>
           <w:tcPr>
-            <w:tcW w:w="2596" w:type="dxa"/>
+            <w:tcW w:w="2170" w:type="dxa"/>
           </w:tcPr>
           <w:p>
             <w:pPr>
@@ -10416,7 +11001,6 @@
         <w:tc>
           <w:tcPr>
             <w:tcW w:w="2122" w:type="dxa"/>
-            <w:vAlign w:val="center"/>
           </w:tcPr>
           <w:p>
             <w:pPr>
@@ -10428,11 +11012,21 @@
                 <w:szCs w:val="28"/>
               </w:rPr>
             </w:pPr>
-          </w:p>
-        </w:tc>
-        <w:tc>
-          <w:tcPr>
-            <w:tcW w:w="2693" w:type="dxa"/>
+            <w:r>
+              <w:rPr>
+                <w:rFonts w:asciiTheme="minorHAnsi" w:hAnsiTheme="minorHAnsi" w:cstheme="minorHAnsi"/>
+                <w:b/>
+                <w:bCs/>
+                <w:sz w:val="28"/>
+                <w:szCs w:val="28"/>
+              </w:rPr>
+              <w:t>Energético</w:t>
+            </w:r>
+          </w:p>
+        </w:tc>
+        <w:tc>
+          <w:tcPr>
+            <w:tcW w:w="3260" w:type="dxa"/>
           </w:tcPr>
           <w:p>
             <w:pPr>
@@ -10444,11 +11038,19 @@
                 <w:szCs w:val="28"/>
               </w:rPr>
             </w:pPr>
-          </w:p>
-        </w:tc>
-        <w:tc>
-          <w:tcPr>
-            <w:tcW w:w="2551" w:type="dxa"/>
+            <w:r>
+              <w:rPr>
+                <w:rFonts w:asciiTheme="minorHAnsi" w:hAnsiTheme="minorHAnsi" w:cstheme="minorHAnsi"/>
+                <w:sz w:val="28"/>
+                <w:szCs w:val="28"/>
+              </w:rPr>
+              <w:t>Análisis del agroecosistema desde el flujo y eficiencia en el uso de la energía.</w:t>
+            </w:r>
+          </w:p>
+        </w:tc>
+        <w:tc>
+          <w:tcPr>
+            <w:tcW w:w="2410" w:type="dxa"/>
           </w:tcPr>
           <w:p>
             <w:pPr>
@@ -10472,7 +11074,7 @@
         </w:tc>
         <w:tc>
           <w:tcPr>
-            <w:tcW w:w="2596" w:type="dxa"/>
+            <w:tcW w:w="2170" w:type="dxa"/>
           </w:tcPr>
           <w:p>
             <w:pPr>
@@ -10499,7 +11101,6 @@
         <w:tc>
           <w:tcPr>
             <w:tcW w:w="2122" w:type="dxa"/>
-            <w:vAlign w:val="center"/>
           </w:tcPr>
           <w:p>
             <w:pPr>
@@ -10511,11 +11112,21 @@
                 <w:szCs w:val="28"/>
               </w:rPr>
             </w:pPr>
-          </w:p>
-        </w:tc>
-        <w:tc>
-          <w:tcPr>
-            <w:tcW w:w="2693" w:type="dxa"/>
+            <w:r>
+              <w:rPr>
+                <w:rFonts w:asciiTheme="minorHAnsi" w:hAnsiTheme="minorHAnsi" w:cstheme="minorHAnsi"/>
+                <w:b/>
+                <w:bCs/>
+                <w:sz w:val="28"/>
+                <w:szCs w:val="28"/>
+              </w:rPr>
+              <w:t>Energético</w:t>
+            </w:r>
+          </w:p>
+        </w:tc>
+        <w:tc>
+          <w:tcPr>
+            <w:tcW w:w="3260" w:type="dxa"/>
           </w:tcPr>
           <w:p>
             <w:pPr>
@@ -10527,11 +11138,28 @@
                 <w:szCs w:val="28"/>
               </w:rPr>
             </w:pPr>
-          </w:p>
-        </w:tc>
-        <w:tc>
-          <w:tcPr>
-            <w:tcW w:w="2551" w:type="dxa"/>
+            <w:r>
+              <w:rPr>
+                <w:rFonts w:asciiTheme="minorHAnsi" w:hAnsiTheme="minorHAnsi" w:cstheme="minorHAnsi"/>
+                <w:sz w:val="28"/>
+                <w:szCs w:val="28"/>
+              </w:rPr>
+              <w:t xml:space="preserve">Análisis del agroecosistema desde el </w:t>
+            </w:r>
+            <w:r>
+              <w:rPr>
+                <w:rFonts w:asciiTheme="minorHAnsi" w:hAnsiTheme="minorHAnsi" w:cstheme="minorHAnsi"/>
+                <w:sz w:val="28"/>
+                <w:szCs w:val="28"/>
+              </w:rPr>
+              <w:lastRenderedPageBreak/>
+              <w:t>flujo y eficiencia en el uso de la energía.</w:t>
+            </w:r>
+          </w:p>
+        </w:tc>
+        <w:tc>
+          <w:tcPr>
+            <w:tcW w:w="2410" w:type="dxa"/>
           </w:tcPr>
           <w:p>
             <w:pPr>
@@ -10549,13 +11177,14 @@
                 <w:sz w:val="28"/>
                 <w:szCs w:val="28"/>
               </w:rPr>
+              <w:lastRenderedPageBreak/>
               <w:t>Disminución de mecanización innecesaria.</w:t>
             </w:r>
           </w:p>
         </w:tc>
         <w:tc>
           <w:tcPr>
-            <w:tcW w:w="2596" w:type="dxa"/>
+            <w:tcW w:w="2170" w:type="dxa"/>
           </w:tcPr>
           <w:p>
             <w:pPr>
@@ -10573,7 +11202,16 @@
                 <w:sz w:val="28"/>
                 <w:szCs w:val="28"/>
               </w:rPr>
-              <w:t>Balance positivo entre energía invertida y obtenida.</w:t>
+              <w:t xml:space="preserve">Balance positivo entre energía </w:t>
+            </w:r>
+            <w:r>
+              <w:rPr>
+                <w:rFonts w:asciiTheme="minorHAnsi" w:hAnsiTheme="minorHAnsi" w:cstheme="minorHAnsi"/>
+                <w:sz w:val="28"/>
+                <w:szCs w:val="28"/>
+              </w:rPr>
+              <w:lastRenderedPageBreak/>
+              <w:t>invertida y obtenida.</w:t>
             </w:r>
           </w:p>
         </w:tc>
@@ -10585,7 +11223,6 @@
         <w:tc>
           <w:tcPr>
             <w:tcW w:w="2122" w:type="dxa"/>
-            <w:vAlign w:val="center"/>
           </w:tcPr>
           <w:p>
             <w:pPr>
@@ -10607,14 +11244,14 @@
                 <w:sz w:val="28"/>
                 <w:szCs w:val="28"/>
               </w:rPr>
+              <w:lastRenderedPageBreak/>
               <w:t>Socioecológico</w:t>
             </w:r>
           </w:p>
         </w:tc>
         <w:tc>
           <w:tcPr>
-            <w:tcW w:w="2693" w:type="dxa"/>
-            <w:vAlign w:val="center"/>
+            <w:tcW w:w="3260" w:type="dxa"/>
           </w:tcPr>
           <w:p>
             <w:pPr>
@@ -10638,7 +11275,7 @@
         </w:tc>
         <w:tc>
           <w:tcPr>
-            <w:tcW w:w="2551" w:type="dxa"/>
+            <w:tcW w:w="2410" w:type="dxa"/>
           </w:tcPr>
           <w:p>
             <w:pPr>
@@ -10662,7 +11299,7 @@
         </w:tc>
         <w:tc>
           <w:tcPr>
-            <w:tcW w:w="2596" w:type="dxa"/>
+            <w:tcW w:w="2170" w:type="dxa"/>
           </w:tcPr>
           <w:p>
             <w:pPr>
@@ -10689,7 +11326,6 @@
         <w:tc>
           <w:tcPr>
             <w:tcW w:w="2122" w:type="dxa"/>
-            <w:vAlign w:val="center"/>
           </w:tcPr>
           <w:p>
             <w:pPr>
@@ -10701,11 +11337,21 @@
                 <w:szCs w:val="28"/>
               </w:rPr>
             </w:pPr>
-          </w:p>
-        </w:tc>
-        <w:tc>
-          <w:tcPr>
-            <w:tcW w:w="2693" w:type="dxa"/>
+            <w:r>
+              <w:rPr>
+                <w:rFonts w:asciiTheme="minorHAnsi" w:hAnsiTheme="minorHAnsi" w:cstheme="minorHAnsi"/>
+                <w:b/>
+                <w:bCs/>
+                <w:sz w:val="28"/>
+                <w:szCs w:val="28"/>
+              </w:rPr>
+              <w:t>Socioecológico</w:t>
+            </w:r>
+          </w:p>
+        </w:tc>
+        <w:tc>
+          <w:tcPr>
+            <w:tcW w:w="3260" w:type="dxa"/>
           </w:tcPr>
           <w:p>
             <w:pPr>
@@ -10717,11 +11363,19 @@
                 <w:szCs w:val="28"/>
               </w:rPr>
             </w:pPr>
-          </w:p>
-        </w:tc>
-        <w:tc>
-          <w:tcPr>
-            <w:tcW w:w="2551" w:type="dxa"/>
+            <w:r>
+              <w:rPr>
+                <w:rFonts w:asciiTheme="minorHAnsi" w:hAnsiTheme="minorHAnsi" w:cstheme="minorHAnsi"/>
+                <w:sz w:val="28"/>
+                <w:szCs w:val="28"/>
+              </w:rPr>
+              <w:t>Integración de factores ambientales, sociales, culturales y económicos.</w:t>
+            </w:r>
+          </w:p>
+        </w:tc>
+        <w:tc>
+          <w:tcPr>
+            <w:tcW w:w="2410" w:type="dxa"/>
           </w:tcPr>
           <w:p>
             <w:pPr>
@@ -10745,7 +11399,7 @@
         </w:tc>
         <w:tc>
           <w:tcPr>
-            <w:tcW w:w="2596" w:type="dxa"/>
+            <w:tcW w:w="2170" w:type="dxa"/>
           </w:tcPr>
           <w:p>
             <w:pPr>
@@ -10775,7 +11429,6 @@
         <w:tc>
           <w:tcPr>
             <w:tcW w:w="2122" w:type="dxa"/>
-            <w:vAlign w:val="center"/>
           </w:tcPr>
           <w:p>
             <w:pPr>
@@ -10787,11 +11440,21 @@
                 <w:szCs w:val="28"/>
               </w:rPr>
             </w:pPr>
-          </w:p>
-        </w:tc>
-        <w:tc>
-          <w:tcPr>
-            <w:tcW w:w="2693" w:type="dxa"/>
+            <w:r>
+              <w:rPr>
+                <w:rFonts w:asciiTheme="minorHAnsi" w:hAnsiTheme="minorHAnsi" w:cstheme="minorHAnsi"/>
+                <w:b/>
+                <w:bCs/>
+                <w:sz w:val="28"/>
+                <w:szCs w:val="28"/>
+              </w:rPr>
+              <w:t>Socioecológico</w:t>
+            </w:r>
+          </w:p>
+        </w:tc>
+        <w:tc>
+          <w:tcPr>
+            <w:tcW w:w="3260" w:type="dxa"/>
           </w:tcPr>
           <w:p>
             <w:pPr>
@@ -10803,11 +11466,19 @@
                 <w:szCs w:val="28"/>
               </w:rPr>
             </w:pPr>
-          </w:p>
-        </w:tc>
-        <w:tc>
-          <w:tcPr>
-            <w:tcW w:w="2551" w:type="dxa"/>
+            <w:r>
+              <w:rPr>
+                <w:rFonts w:asciiTheme="minorHAnsi" w:hAnsiTheme="minorHAnsi" w:cstheme="minorHAnsi"/>
+                <w:sz w:val="28"/>
+                <w:szCs w:val="28"/>
+              </w:rPr>
+              <w:t>Integración de factores ambientales, sociales, culturales y económicos.</w:t>
+            </w:r>
+          </w:p>
+        </w:tc>
+        <w:tc>
+          <w:tcPr>
+            <w:tcW w:w="2410" w:type="dxa"/>
           </w:tcPr>
           <w:p>
             <w:pPr>
@@ -10831,7 +11502,7 @@
         </w:tc>
         <w:tc>
           <w:tcPr>
-            <w:tcW w:w="2596" w:type="dxa"/>
+            <w:tcW w:w="2170" w:type="dxa"/>
           </w:tcPr>
           <w:p>
             <w:pPr>
@@ -10858,7 +11529,6 @@
         <w:tc>
           <w:tcPr>
             <w:tcW w:w="2122" w:type="dxa"/>
-            <w:vAlign w:val="center"/>
           </w:tcPr>
           <w:p>
             <w:pPr>
@@ -10870,11 +11540,21 @@
                 <w:szCs w:val="28"/>
               </w:rPr>
             </w:pPr>
-          </w:p>
-        </w:tc>
-        <w:tc>
-          <w:tcPr>
-            <w:tcW w:w="2693" w:type="dxa"/>
+            <w:r>
+              <w:rPr>
+                <w:rFonts w:asciiTheme="minorHAnsi" w:hAnsiTheme="minorHAnsi" w:cstheme="minorHAnsi"/>
+                <w:b/>
+                <w:bCs/>
+                <w:sz w:val="28"/>
+                <w:szCs w:val="28"/>
+              </w:rPr>
+              <w:t>Socioecológico</w:t>
+            </w:r>
+          </w:p>
+        </w:tc>
+        <w:tc>
+          <w:tcPr>
+            <w:tcW w:w="3260" w:type="dxa"/>
           </w:tcPr>
           <w:p>
             <w:pPr>
@@ -10886,11 +11566,19 @@
                 <w:szCs w:val="28"/>
               </w:rPr>
             </w:pPr>
-          </w:p>
-        </w:tc>
-        <w:tc>
-          <w:tcPr>
-            <w:tcW w:w="2551" w:type="dxa"/>
+            <w:r>
+              <w:rPr>
+                <w:rFonts w:asciiTheme="minorHAnsi" w:hAnsiTheme="minorHAnsi" w:cstheme="minorHAnsi"/>
+                <w:sz w:val="28"/>
+                <w:szCs w:val="28"/>
+              </w:rPr>
+              <w:t>Integración de factores ambientales, sociales, culturales y económicos.</w:t>
+            </w:r>
+          </w:p>
+        </w:tc>
+        <w:tc>
+          <w:tcPr>
+            <w:tcW w:w="2410" w:type="dxa"/>
           </w:tcPr>
           <w:p>
             <w:pPr>
@@ -10914,7 +11602,7 @@
         </w:tc>
         <w:tc>
           <w:tcPr>
-            <w:tcW w:w="2596" w:type="dxa"/>
+            <w:tcW w:w="2170" w:type="dxa"/>
           </w:tcPr>
           <w:p>
             <w:pPr>
@@ -10944,7 +11632,6 @@
         <w:tc>
           <w:tcPr>
             <w:tcW w:w="2122" w:type="dxa"/>
-            <w:vAlign w:val="center"/>
           </w:tcPr>
           <w:p>
             <w:pPr>
@@ -10956,11 +11643,21 @@
                 <w:szCs w:val="28"/>
               </w:rPr>
             </w:pPr>
-          </w:p>
-        </w:tc>
-        <w:tc>
-          <w:tcPr>
-            <w:tcW w:w="2693" w:type="dxa"/>
+            <w:r>
+              <w:rPr>
+                <w:rFonts w:asciiTheme="minorHAnsi" w:hAnsiTheme="minorHAnsi" w:cstheme="minorHAnsi"/>
+                <w:b/>
+                <w:bCs/>
+                <w:sz w:val="28"/>
+                <w:szCs w:val="28"/>
+              </w:rPr>
+              <w:t>Socioecológico</w:t>
+            </w:r>
+          </w:p>
+        </w:tc>
+        <w:tc>
+          <w:tcPr>
+            <w:tcW w:w="3260" w:type="dxa"/>
           </w:tcPr>
           <w:p>
             <w:pPr>
@@ -10972,11 +11669,19 @@
                 <w:szCs w:val="28"/>
               </w:rPr>
             </w:pPr>
-          </w:p>
-        </w:tc>
-        <w:tc>
-          <w:tcPr>
-            <w:tcW w:w="2551" w:type="dxa"/>
+            <w:r>
+              <w:rPr>
+                <w:rFonts w:asciiTheme="minorHAnsi" w:hAnsiTheme="minorHAnsi" w:cstheme="minorHAnsi"/>
+                <w:sz w:val="28"/>
+                <w:szCs w:val="28"/>
+              </w:rPr>
+              <w:t>Integración de factores ambientales, sociales, culturales y económicos.</w:t>
+            </w:r>
+          </w:p>
+        </w:tc>
+        <w:tc>
+          <w:tcPr>
+            <w:tcW w:w="2410" w:type="dxa"/>
           </w:tcPr>
           <w:p>
             <w:pPr>
@@ -11000,7 +11705,7 @@
         </w:tc>
         <w:tc>
           <w:tcPr>
-            <w:tcW w:w="2596" w:type="dxa"/>
+            <w:tcW w:w="2170" w:type="dxa"/>
           </w:tcPr>
           <w:p>
             <w:pPr>
@@ -11028,17 +11733,9 @@
     </w:p>
     <w:p>
       <w:pPr>
-        <w:tabs>
-          <w:tab w:val="left" w:pos="993"/>
-        </w:tabs>
-        <w:ind w:left="993" w:firstLine="0"/>
-      </w:pPr>
-    </w:p>
-    <w:p>
-      <w:pPr>
         <w:pStyle w:val="Ttulo2"/>
       </w:pPr>
-      <w:bookmarkStart w:id="11" w:name="_Toc224896153"/>
+      <w:bookmarkStart w:id="11" w:name="_Toc226635875"/>
       <w:r>
         <w:lastRenderedPageBreak/>
         <w:t>El agroecosistema como sistema complejo</w:t>
@@ -11078,8 +11775,14 @@
     <w:p>
       <w:pPr>
         <w:pStyle w:val="Tabla"/>
-      </w:pPr>
-      <w:r>
+        <w:rPr>
+          <w:color w:val="auto"/>
+        </w:rPr>
+      </w:pPr>
+      <w:r>
+        <w:rPr>
+          <w:color w:val="auto"/>
+        </w:rPr>
         <w:t>Componentes del agroecosistema y su aporte a la sostenibilidad integral</w:t>
       </w:r>
     </w:p>
@@ -11299,7 +12002,6 @@
         <w:tc>
           <w:tcPr>
             <w:tcW w:w="1838" w:type="dxa"/>
-            <w:vAlign w:val="center"/>
           </w:tcPr>
           <w:p>
             <w:pPr>
@@ -11311,6 +12013,15 @@
                 <w:szCs w:val="28"/>
               </w:rPr>
             </w:pPr>
+            <w:r>
+              <w:rPr>
+                <w:rFonts w:asciiTheme="minorHAnsi" w:hAnsiTheme="minorHAnsi" w:cstheme="minorHAnsi"/>
+                <w:sz w:val="28"/>
+                <w:szCs w:val="28"/>
+              </w:rPr>
+              <w:lastRenderedPageBreak/>
+              <w:t>Biótico</w:t>
+            </w:r>
           </w:p>
         </w:tc>
         <w:tc>
@@ -11327,6 +12038,14 @@
                 <w:szCs w:val="28"/>
               </w:rPr>
             </w:pPr>
+            <w:r>
+              <w:rPr>
+                <w:rFonts w:asciiTheme="minorHAnsi" w:hAnsiTheme="minorHAnsi" w:cstheme="minorHAnsi"/>
+                <w:sz w:val="28"/>
+                <w:szCs w:val="28"/>
+              </w:rPr>
+              <w:t>Plantas, animales, microorganismos, fauna asociada.</w:t>
+            </w:r>
           </w:p>
         </w:tc>
         <w:tc>
@@ -11385,7 +12104,6 @@
         <w:tc>
           <w:tcPr>
             <w:tcW w:w="1838" w:type="dxa"/>
-            <w:vAlign w:val="center"/>
           </w:tcPr>
           <w:p>
             <w:pPr>
@@ -11397,6 +12115,14 @@
                 <w:szCs w:val="28"/>
               </w:rPr>
             </w:pPr>
+            <w:r>
+              <w:rPr>
+                <w:rFonts w:asciiTheme="minorHAnsi" w:hAnsiTheme="minorHAnsi" w:cstheme="minorHAnsi"/>
+                <w:sz w:val="28"/>
+                <w:szCs w:val="28"/>
+              </w:rPr>
+              <w:t>Biótico</w:t>
+            </w:r>
           </w:p>
         </w:tc>
         <w:tc>
@@ -11413,6 +12139,14 @@
                 <w:szCs w:val="28"/>
               </w:rPr>
             </w:pPr>
+            <w:r>
+              <w:rPr>
+                <w:rFonts w:asciiTheme="minorHAnsi" w:hAnsiTheme="minorHAnsi" w:cstheme="minorHAnsi"/>
+                <w:sz w:val="28"/>
+                <w:szCs w:val="28"/>
+              </w:rPr>
+              <w:t>Plantas, animales, microorganismos, fauna asociada.</w:t>
+            </w:r>
           </w:p>
         </w:tc>
         <w:tc>
@@ -11468,7 +12202,6 @@
         <w:tc>
           <w:tcPr>
             <w:tcW w:w="1838" w:type="dxa"/>
-            <w:vAlign w:val="center"/>
           </w:tcPr>
           <w:p>
             <w:pPr>
@@ -11480,6 +12213,14 @@
                 <w:szCs w:val="28"/>
               </w:rPr>
             </w:pPr>
+            <w:r>
+              <w:rPr>
+                <w:rFonts w:asciiTheme="minorHAnsi" w:hAnsiTheme="minorHAnsi" w:cstheme="minorHAnsi"/>
+                <w:sz w:val="28"/>
+                <w:szCs w:val="28"/>
+              </w:rPr>
+              <w:t>Biótico</w:t>
+            </w:r>
           </w:p>
         </w:tc>
         <w:tc>
@@ -11496,6 +12237,14 @@
                 <w:szCs w:val="28"/>
               </w:rPr>
             </w:pPr>
+            <w:r>
+              <w:rPr>
+                <w:rFonts w:asciiTheme="minorHAnsi" w:hAnsiTheme="minorHAnsi" w:cstheme="minorHAnsi"/>
+                <w:sz w:val="28"/>
+                <w:szCs w:val="28"/>
+              </w:rPr>
+              <w:t>Plantas, animales, microorganismos, fauna asociada.</w:t>
+            </w:r>
           </w:p>
         </w:tc>
         <w:tc>
@@ -11546,7 +12295,6 @@
         <w:tc>
           <w:tcPr>
             <w:tcW w:w="1838" w:type="dxa"/>
-            <w:vAlign w:val="center"/>
           </w:tcPr>
           <w:p>
             <w:pPr>
@@ -11558,6 +12306,14 @@
                 <w:szCs w:val="28"/>
               </w:rPr>
             </w:pPr>
+            <w:r>
+              <w:rPr>
+                <w:rFonts w:asciiTheme="minorHAnsi" w:hAnsiTheme="minorHAnsi" w:cstheme="minorHAnsi"/>
+                <w:sz w:val="28"/>
+                <w:szCs w:val="28"/>
+              </w:rPr>
+              <w:t>Biótico</w:t>
+            </w:r>
           </w:p>
         </w:tc>
         <w:tc>
@@ -11574,6 +12330,14 @@
                 <w:szCs w:val="28"/>
               </w:rPr>
             </w:pPr>
+            <w:r>
+              <w:rPr>
+                <w:rFonts w:asciiTheme="minorHAnsi" w:hAnsiTheme="minorHAnsi" w:cstheme="minorHAnsi"/>
+                <w:sz w:val="28"/>
+                <w:szCs w:val="28"/>
+              </w:rPr>
+              <w:t>Plantas, animales, microorganismos, fauna asociada.</w:t>
+            </w:r>
           </w:p>
         </w:tc>
         <w:tc>
@@ -11722,7 +12486,6 @@
         <w:tc>
           <w:tcPr>
             <w:tcW w:w="1838" w:type="dxa"/>
-            <w:vAlign w:val="center"/>
           </w:tcPr>
           <w:p>
             <w:pPr>
@@ -11734,6 +12497,15 @@
                 <w:szCs w:val="28"/>
               </w:rPr>
             </w:pPr>
+            <w:r>
+              <w:rPr>
+                <w:rFonts w:asciiTheme="minorHAnsi" w:hAnsiTheme="minorHAnsi" w:cstheme="minorHAnsi"/>
+                <w:sz w:val="28"/>
+                <w:szCs w:val="28"/>
+              </w:rPr>
+              <w:lastRenderedPageBreak/>
+              <w:t>Abiótico</w:t>
+            </w:r>
           </w:p>
         </w:tc>
         <w:tc>
@@ -11750,6 +12522,14 @@
                 <w:szCs w:val="28"/>
               </w:rPr>
             </w:pPr>
+            <w:r>
+              <w:rPr>
+                <w:rFonts w:asciiTheme="minorHAnsi" w:hAnsiTheme="minorHAnsi" w:cstheme="minorHAnsi"/>
+                <w:sz w:val="28"/>
+                <w:szCs w:val="28"/>
+              </w:rPr>
+              <w:t>Suelo, agua, clima, relieve, altitud.</w:t>
+            </w:r>
           </w:p>
         </w:tc>
         <w:tc>
@@ -11805,7 +12585,6 @@
         <w:tc>
           <w:tcPr>
             <w:tcW w:w="1838" w:type="dxa"/>
-            <w:vAlign w:val="center"/>
           </w:tcPr>
           <w:p>
             <w:pPr>
@@ -11817,6 +12596,14 @@
                 <w:szCs w:val="28"/>
               </w:rPr>
             </w:pPr>
+            <w:r>
+              <w:rPr>
+                <w:rFonts w:asciiTheme="minorHAnsi" w:hAnsiTheme="minorHAnsi" w:cstheme="minorHAnsi"/>
+                <w:sz w:val="28"/>
+                <w:szCs w:val="28"/>
+              </w:rPr>
+              <w:t>Abiótico</w:t>
+            </w:r>
           </w:p>
         </w:tc>
         <w:tc>
@@ -11833,6 +12620,14 @@
                 <w:szCs w:val="28"/>
               </w:rPr>
             </w:pPr>
+            <w:r>
+              <w:rPr>
+                <w:rFonts w:asciiTheme="minorHAnsi" w:hAnsiTheme="minorHAnsi" w:cstheme="minorHAnsi"/>
+                <w:sz w:val="28"/>
+                <w:szCs w:val="28"/>
+              </w:rPr>
+              <w:t>Suelo, agua, clima, relieve, altitud.</w:t>
+            </w:r>
           </w:p>
         </w:tc>
         <w:tc>
@@ -11883,7 +12678,6 @@
         <w:tc>
           <w:tcPr>
             <w:tcW w:w="1838" w:type="dxa"/>
-            <w:vAlign w:val="center"/>
           </w:tcPr>
           <w:p>
             <w:pPr>
@@ -11895,6 +12689,14 @@
                 <w:szCs w:val="28"/>
               </w:rPr>
             </w:pPr>
+            <w:r>
+              <w:rPr>
+                <w:rFonts w:asciiTheme="minorHAnsi" w:hAnsiTheme="minorHAnsi" w:cstheme="minorHAnsi"/>
+                <w:sz w:val="28"/>
+                <w:szCs w:val="28"/>
+              </w:rPr>
+              <w:t>Abiótico</w:t>
+            </w:r>
           </w:p>
         </w:tc>
         <w:tc>
@@ -11911,6 +12713,14 @@
                 <w:szCs w:val="28"/>
               </w:rPr>
             </w:pPr>
+            <w:r>
+              <w:rPr>
+                <w:rFonts w:asciiTheme="minorHAnsi" w:hAnsiTheme="minorHAnsi" w:cstheme="minorHAnsi"/>
+                <w:sz w:val="28"/>
+                <w:szCs w:val="28"/>
+              </w:rPr>
+              <w:t>Suelo, agua, clima, relieve, altitud.</w:t>
+            </w:r>
           </w:p>
         </w:tc>
         <w:tc>
@@ -12059,7 +12869,6 @@
         <w:tc>
           <w:tcPr>
             <w:tcW w:w="1838" w:type="dxa"/>
-            <w:vAlign w:val="center"/>
           </w:tcPr>
           <w:p>
             <w:pPr>
@@ -12071,6 +12880,14 @@
                 <w:szCs w:val="28"/>
               </w:rPr>
             </w:pPr>
+            <w:r>
+              <w:rPr>
+                <w:rFonts w:asciiTheme="minorHAnsi" w:hAnsiTheme="minorHAnsi" w:cstheme="minorHAnsi"/>
+                <w:sz w:val="28"/>
+                <w:szCs w:val="28"/>
+              </w:rPr>
+              <w:t>Social</w:t>
+            </w:r>
           </w:p>
         </w:tc>
         <w:tc>
@@ -12087,6 +12904,14 @@
                 <w:szCs w:val="28"/>
               </w:rPr>
             </w:pPr>
+            <w:r>
+              <w:rPr>
+                <w:rFonts w:asciiTheme="minorHAnsi" w:hAnsiTheme="minorHAnsi" w:cstheme="minorHAnsi"/>
+                <w:sz w:val="28"/>
+                <w:szCs w:val="28"/>
+              </w:rPr>
+              <w:t>Familia, comunidad, organizaciones rurales.</w:t>
+            </w:r>
           </w:p>
         </w:tc>
         <w:tc>
@@ -12134,7 +12959,6 @@
         <w:tc>
           <w:tcPr>
             <w:tcW w:w="1838" w:type="dxa"/>
-            <w:vAlign w:val="center"/>
           </w:tcPr>
           <w:p>
             <w:pPr>
@@ -12146,6 +12970,14 @@
                 <w:szCs w:val="28"/>
               </w:rPr>
             </w:pPr>
+            <w:r>
+              <w:rPr>
+                <w:rFonts w:asciiTheme="minorHAnsi" w:hAnsiTheme="minorHAnsi" w:cstheme="minorHAnsi"/>
+                <w:sz w:val="28"/>
+                <w:szCs w:val="28"/>
+              </w:rPr>
+              <w:t>Social</w:t>
+            </w:r>
           </w:p>
         </w:tc>
         <w:tc>
@@ -12162,6 +12994,14 @@
                 <w:szCs w:val="28"/>
               </w:rPr>
             </w:pPr>
+            <w:r>
+              <w:rPr>
+                <w:rFonts w:asciiTheme="minorHAnsi" w:hAnsiTheme="minorHAnsi" w:cstheme="minorHAnsi"/>
+                <w:sz w:val="28"/>
+                <w:szCs w:val="28"/>
+              </w:rPr>
+              <w:t>Familia, comunidad, organizaciones rurales.</w:t>
+            </w:r>
           </w:p>
         </w:tc>
         <w:tc>
@@ -12212,7 +13052,6 @@
         <w:tc>
           <w:tcPr>
             <w:tcW w:w="1838" w:type="dxa"/>
-            <w:vAlign w:val="center"/>
           </w:tcPr>
           <w:p>
             <w:pPr>
@@ -12224,6 +13063,15 @@
                 <w:szCs w:val="28"/>
               </w:rPr>
             </w:pPr>
+            <w:r>
+              <w:rPr>
+                <w:rFonts w:asciiTheme="minorHAnsi" w:hAnsiTheme="minorHAnsi" w:cstheme="minorHAnsi"/>
+                <w:sz w:val="28"/>
+                <w:szCs w:val="28"/>
+              </w:rPr>
+              <w:lastRenderedPageBreak/>
+              <w:t>Social</w:t>
+            </w:r>
           </w:p>
         </w:tc>
         <w:tc>
@@ -12240,6 +13088,14 @@
                 <w:szCs w:val="28"/>
               </w:rPr>
             </w:pPr>
+            <w:r>
+              <w:rPr>
+                <w:rFonts w:asciiTheme="minorHAnsi" w:hAnsiTheme="minorHAnsi" w:cstheme="minorHAnsi"/>
+                <w:sz w:val="28"/>
+                <w:szCs w:val="28"/>
+              </w:rPr>
+              <w:t>Familia, comunidad, organizaciones rurales.</w:t>
+            </w:r>
           </w:p>
         </w:tc>
         <w:tc>
@@ -12287,7 +13143,6 @@
         <w:tc>
           <w:tcPr>
             <w:tcW w:w="1838" w:type="dxa"/>
-            <w:vAlign w:val="center"/>
           </w:tcPr>
           <w:p>
             <w:pPr>
@@ -12299,6 +13154,14 @@
                 <w:szCs w:val="28"/>
               </w:rPr>
             </w:pPr>
+            <w:r>
+              <w:rPr>
+                <w:rFonts w:asciiTheme="minorHAnsi" w:hAnsiTheme="minorHAnsi" w:cstheme="minorHAnsi"/>
+                <w:sz w:val="28"/>
+                <w:szCs w:val="28"/>
+              </w:rPr>
+              <w:t>Social</w:t>
+            </w:r>
           </w:p>
         </w:tc>
         <w:tc>
@@ -12315,6 +13178,14 @@
                 <w:szCs w:val="28"/>
               </w:rPr>
             </w:pPr>
+            <w:r>
+              <w:rPr>
+                <w:rFonts w:asciiTheme="minorHAnsi" w:hAnsiTheme="minorHAnsi" w:cstheme="minorHAnsi"/>
+                <w:sz w:val="28"/>
+                <w:szCs w:val="28"/>
+              </w:rPr>
+              <w:t>Familia, comunidad, organizaciones rurales.</w:t>
+            </w:r>
           </w:p>
         </w:tc>
         <w:tc>
@@ -12406,15 +13277,7 @@
                 <w:sz w:val="28"/>
                 <w:szCs w:val="28"/>
               </w:rPr>
-              <w:t xml:space="preserve">Mercados, costos, ingresos, </w:t>
-            </w:r>
-            <w:r>
-              <w:rPr>
-                <w:rFonts w:asciiTheme="minorHAnsi" w:hAnsiTheme="minorHAnsi" w:cstheme="minorHAnsi"/>
-                <w:sz w:val="28"/>
-                <w:szCs w:val="28"/>
-              </w:rPr>
-              <w:t>políticas públicas</w:t>
+              <w:t>Mercados, costos, ingresos, políticas públicas</w:t>
             </w:r>
           </w:p>
         </w:tc>
@@ -12471,7 +13334,6 @@
         <w:tc>
           <w:tcPr>
             <w:tcW w:w="1838" w:type="dxa"/>
-            <w:vAlign w:val="center"/>
           </w:tcPr>
           <w:p>
             <w:pPr>
@@ -12483,6 +13345,14 @@
                 <w:szCs w:val="28"/>
               </w:rPr>
             </w:pPr>
+            <w:r>
+              <w:rPr>
+                <w:rFonts w:asciiTheme="minorHAnsi" w:hAnsiTheme="minorHAnsi" w:cstheme="minorHAnsi"/>
+                <w:sz w:val="28"/>
+                <w:szCs w:val="28"/>
+              </w:rPr>
+              <w:t>Económico</w:t>
+            </w:r>
           </w:p>
         </w:tc>
         <w:tc>
@@ -12499,6 +13369,14 @@
                 <w:szCs w:val="28"/>
               </w:rPr>
             </w:pPr>
+            <w:r>
+              <w:rPr>
+                <w:rFonts w:asciiTheme="minorHAnsi" w:hAnsiTheme="minorHAnsi" w:cstheme="minorHAnsi"/>
+                <w:sz w:val="28"/>
+                <w:szCs w:val="28"/>
+              </w:rPr>
+              <w:t>Mercados, costos, ingresos, políticas públicas</w:t>
+            </w:r>
           </w:p>
         </w:tc>
         <w:tc>
@@ -12549,7 +13427,6 @@
         <w:tc>
           <w:tcPr>
             <w:tcW w:w="1838" w:type="dxa"/>
-            <w:vAlign w:val="center"/>
           </w:tcPr>
           <w:p>
             <w:pPr>
@@ -12561,6 +13438,14 @@
                 <w:szCs w:val="28"/>
               </w:rPr>
             </w:pPr>
+            <w:r>
+              <w:rPr>
+                <w:rFonts w:asciiTheme="minorHAnsi" w:hAnsiTheme="minorHAnsi" w:cstheme="minorHAnsi"/>
+                <w:sz w:val="28"/>
+                <w:szCs w:val="28"/>
+              </w:rPr>
+              <w:t>Económico</w:t>
+            </w:r>
           </w:p>
         </w:tc>
         <w:tc>
@@ -12577,6 +13462,14 @@
                 <w:szCs w:val="28"/>
               </w:rPr>
             </w:pPr>
+            <w:r>
+              <w:rPr>
+                <w:rFonts w:asciiTheme="minorHAnsi" w:hAnsiTheme="minorHAnsi" w:cstheme="minorHAnsi"/>
+                <w:sz w:val="28"/>
+                <w:szCs w:val="28"/>
+              </w:rPr>
+              <w:t>Mercados, costos, ingresos, políticas públicas</w:t>
+            </w:r>
           </w:p>
         </w:tc>
         <w:tc>
@@ -12624,7 +13517,6 @@
         <w:tc>
           <w:tcPr>
             <w:tcW w:w="1838" w:type="dxa"/>
-            <w:vAlign w:val="center"/>
           </w:tcPr>
           <w:p>
             <w:pPr>
@@ -12636,6 +13528,14 @@
                 <w:szCs w:val="28"/>
               </w:rPr>
             </w:pPr>
+            <w:r>
+              <w:rPr>
+                <w:rFonts w:asciiTheme="minorHAnsi" w:hAnsiTheme="minorHAnsi" w:cstheme="minorHAnsi"/>
+                <w:sz w:val="28"/>
+                <w:szCs w:val="28"/>
+              </w:rPr>
+              <w:t>Económico</w:t>
+            </w:r>
           </w:p>
         </w:tc>
         <w:tc>
@@ -12652,6 +13552,14 @@
                 <w:szCs w:val="28"/>
               </w:rPr>
             </w:pPr>
+            <w:r>
+              <w:rPr>
+                <w:rFonts w:asciiTheme="minorHAnsi" w:hAnsiTheme="minorHAnsi" w:cstheme="minorHAnsi"/>
+                <w:sz w:val="28"/>
+                <w:szCs w:val="28"/>
+              </w:rPr>
+              <w:t>Mercados, costos, ingresos, políticas públicas</w:t>
+            </w:r>
           </w:p>
         </w:tc>
         <w:tc>
@@ -12707,55 +13615,38 @@
     </w:p>
     <w:p>
       <w:pPr>
-        <w:spacing w:before="0" w:after="0" w:line="240" w:lineRule="auto"/>
-        <w:ind w:firstLine="0"/>
-        <w:rPr>
-          <w:rFonts w:cs="Calibri"/>
+        <w:pStyle w:val="Ttulo1"/>
+      </w:pPr>
+      <w:bookmarkStart w:id="12" w:name="_Toc226635876"/>
+      <w:r>
+        <w:lastRenderedPageBreak/>
+        <w:t>Aportes de las comunidades indígenas en el manejo de la biodiversidad</w:t>
+      </w:r>
+      <w:bookmarkEnd w:id="12"/>
+    </w:p>
+    <w:p>
+      <w:pPr>
+        <w:rPr>
+          <w:lang w:eastAsia="es-CO"/>
+        </w:rPr>
+      </w:pPr>
+      <w:r>
+        <w:rPr>
+          <w:lang w:eastAsia="es-CO"/>
+        </w:rPr>
+        <w:t>Los aportes de las comunidades indígenas se fundamentan en conocimientos ancestrales construidos a partir de una relación armónica con la naturaleza y han contribuido históricamente a la conservación de ecosistemas, junto con el uso sostenible de los recursos naturales.</w:t>
+      </w:r>
+    </w:p>
+    <w:p>
+      <w:pPr>
+        <w:rPr>
+          <w:lang w:eastAsia="es-CO"/>
+        </w:rPr>
+      </w:pPr>
+      <w:r>
+        <w:rPr>
           <w:b/>
           <w:bCs/>
-          <w:sz w:val="36"/>
-          <w:szCs w:val="36"/>
-          <w:lang w:eastAsia="es-CO"/>
-        </w:rPr>
-      </w:pPr>
-      <w:r>
-        <w:br w:type="page"/>
-      </w:r>
-    </w:p>
-    <w:p>
-      <w:pPr>
-        <w:pStyle w:val="Ttulo1"/>
-      </w:pPr>
-      <w:bookmarkStart w:id="12" w:name="_Toc224896154"/>
-      <w:r>
-        <w:lastRenderedPageBreak/>
-        <w:t>Aportes de las comunidades indígenas en el manejo de la biodiversidad</w:t>
-      </w:r>
-      <w:bookmarkEnd w:id="12"/>
-    </w:p>
-    <w:p>
-      <w:pPr>
-        <w:rPr>
-          <w:lang w:eastAsia="es-CO"/>
-        </w:rPr>
-      </w:pPr>
-      <w:r>
-        <w:rPr>
-          <w:lang w:eastAsia="es-CO"/>
-        </w:rPr>
-        <w:t>Los aportes de las comunidades indígenas se fundamentan en conocimientos ancestrales construidos a partir de una relación armónica con la naturaleza y han contribuido históricamente a la conservación de ecosistemas, junto con el uso sostenible de los recursos naturales.</w:t>
-      </w:r>
-    </w:p>
-    <w:p>
-      <w:pPr>
-        <w:rPr>
-          <w:lang w:eastAsia="es-CO"/>
-        </w:rPr>
-      </w:pPr>
-      <w:r>
-        <w:rPr>
-          <w:b/>
-          <w:bCs/>
           <w:lang w:eastAsia="es-CO"/>
         </w:rPr>
         <w:t>Cosmovisión indígena y territorio</w:t>
@@ -12769,7 +13660,6 @@
       <w:r>
         <w:rPr>
           <w:rFonts w:ascii="Roboto" w:eastAsia="Times New Roman" w:hAnsi="Roboto"/>
-          <w:color w:val="12263F"/>
           <w:kern w:val="0"/>
           <w:sz w:val="24"/>
           <w:szCs w:val="24"/>
@@ -12862,121 +13752,77 @@
                 <w:bCs/>
                 <w:lang w:eastAsia="es-CO"/>
               </w:rPr>
-              <w:t>T</w:t>
-            </w:r>
-            <w:r>
-              <w:rPr>
-                <w:rFonts w:cs="Calibri"/>
-                <w:b/>
-                <w:bCs/>
-                <w:lang w:eastAsia="es-CO"/>
-              </w:rPr>
-              <w:t>ema del programa</w:t>
-            </w:r>
-            <w:r>
-              <w:rPr>
-                <w:rFonts w:cs="Calibri"/>
-                <w:b/>
-                <w:bCs/>
-                <w:lang w:eastAsia="es-CO"/>
-              </w:rPr>
-              <w:t>:</w:t>
-            </w:r>
-            <w:r>
-              <w:rPr>
-                <w:rFonts w:cs="Calibri"/>
-                <w:b/>
-                <w:bCs/>
-                <w:lang w:eastAsia="es-CO"/>
-              </w:rPr>
-              <w:t xml:space="preserve"> </w:t>
-            </w:r>
-            <w:r>
-              <w:rPr>
-                <w:rFonts w:cs="Calibri"/>
-                <w:b/>
-                <w:bCs/>
-                <w:lang w:eastAsia="es-CO"/>
-              </w:rPr>
-              <w:t>pódcast</w:t>
-            </w:r>
-            <w:r>
-              <w:rPr>
-                <w:rFonts w:cs="Calibri"/>
-                <w:b/>
-                <w:bCs/>
-                <w:lang w:eastAsia="es-CO"/>
-              </w:rPr>
-              <w:t xml:space="preserve">. </w:t>
+              <w:t xml:space="preserve">Tema del programa: pódcast. </w:t>
             </w:r>
             <w:r>
               <w:rPr>
                 <w:rFonts w:cs="Calibri"/>
                 <w:lang w:eastAsia="es-CO"/>
               </w:rPr>
-              <w:t>Aportes de las comunidades indígenas de Colombia en la conservación y manejo sostenible de la biodiversidad</w:t>
-            </w:r>
-            <w:r>
+              <w:t>Aportes de las comunidades indígenas de Colombia en la conservación y manejo sostenible de la biodiversidad.</w:t>
+            </w:r>
+          </w:p>
+        </w:tc>
+      </w:tr>
+      <w:tr>
+        <w:tc>
+          <w:tcPr>
+            <w:tcW w:w="9962" w:type="dxa"/>
+          </w:tcPr>
+          <w:p>
+            <w:pPr>
+              <w:spacing w:before="0" w:after="0"/>
               <w:rPr>
                 <w:rFonts w:cs="Calibri"/>
                 <w:lang w:eastAsia="es-CO"/>
               </w:rPr>
-              <w:t>.</w:t>
-            </w:r>
-          </w:p>
-        </w:tc>
-      </w:tr>
-      <w:tr>
-        <w:tc>
-          <w:tcPr>
-            <w:tcW w:w="9962" w:type="dxa"/>
-          </w:tcPr>
-          <w:p>
-            <w:pPr>
-              <w:spacing w:before="0" w:after="0"/>
+            </w:pPr>
+            <w:r>
               <w:rPr>
                 <w:rFonts w:cs="Calibri"/>
                 <w:lang w:eastAsia="es-CO"/>
               </w:rPr>
-            </w:pPr>
-            <w:r>
+              <w:t xml:space="preserve">Cuando hablamos de biodiversidad en Colombia, no solo hablamos de selvas, ríos o montañas; también hablamos de conocimiento. Un conocimiento que ha pasado de generación en generación: el de las comunidades indígenas que han cuidado la vida en sus territorios mucho antes de que existieran los conceptos modernos de conservación. Para muchos pueblos indígenas, el territorio no es un recurso; es un ser vivo, un espacio donde lo espiritual, lo cultural y lo natural están profundamente conectados. Esa forma de entender el mundo ha permitido desarrollar prácticas que protegen la biodiversidad sin separarla de la vida cotidiana. Un ejemplo claro es la chagra amazónica, un sistema de cultivo diverso que imita la lógica del bosque. </w:t>
+            </w:r>
+          </w:p>
+          <w:p>
+            <w:pPr>
+              <w:spacing w:before="0" w:after="0"/>
               <w:rPr>
                 <w:rFonts w:cs="Calibri"/>
                 <w:lang w:eastAsia="es-CO"/>
               </w:rPr>
-              <w:t xml:space="preserve">En Colombia, las comunidades indígenas han realizado aportes fundamentales al manejo y conservación de la biodiversidad, sustentados en una cosmovisión que concibe el territorio como un ser vivo donde interactúan dimensiones espirituales, culturales y ecológicas. </w:t>
-            </w:r>
-          </w:p>
-          <w:p>
-            <w:pPr>
-              <w:spacing w:before="0" w:after="0"/>
+            </w:pPr>
+            <w:r>
               <w:rPr>
                 <w:rFonts w:cs="Calibri"/>
                 <w:lang w:eastAsia="es-CO"/>
               </w:rPr>
-            </w:pPr>
-            <w:r>
+              <w:t xml:space="preserve">También las terrazas andinas y otras formas de policultivo que cuidan el suelo y conservan las semillas nativas. No son técnicas improvisadas; son el resultado de siglos de observación de los ciclos de la naturaleza: la lluvia, los vientos, las especies y su equilibrio. </w:t>
+            </w:r>
+          </w:p>
+          <w:p>
+            <w:pPr>
+              <w:spacing w:before="0" w:after="0"/>
               <w:rPr>
                 <w:rFonts w:cs="Calibri"/>
                 <w:lang w:eastAsia="es-CO"/>
               </w:rPr>
-              <w:t xml:space="preserve">A través de sistemas tradicionales como la chagra amazónica, las terrazas andinas y otras formas de policultivo, han desarrollado prácticas productivas diversificadas que imitan la dinámica de los ecosistemas naturales, favoreciendo la regeneración del suelo, la conservación de semillas nativas y la protección de fuentes hídricas. </w:t>
-            </w:r>
-          </w:p>
-          <w:p>
-            <w:pPr>
-              <w:spacing w:before="0" w:after="0"/>
+            </w:pPr>
+            <w:r>
               <w:rPr>
                 <w:rFonts w:cs="Calibri"/>
                 <w:lang w:eastAsia="es-CO"/>
               </w:rPr>
-            </w:pPr>
+              <w:t xml:space="preserve">Ese conocimiento ecológico ancestral ha permitido mantener altos niveles de diversidad biológica y una gran capacidad de adaptación frente a los cambios ambientales. Pero también existe una profunda organización; a través de figuras </w:t>
+            </w:r>
             <w:r>
               <w:rPr>
                 <w:rFonts w:cs="Calibri"/>
                 <w:lang w:eastAsia="es-CO"/>
               </w:rPr>
-              <w:t xml:space="preserve">Su conocimiento ecológico ancestral, basado en la observación de ciclos climáticos, especies y procesos naturales, ha permitido mantener altos niveles de diversidad biológica y resiliencia frente a cambios ambientales. </w:t>
+              <w:lastRenderedPageBreak/>
+              <w:t xml:space="preserve">como los resguardos o los planes de vida, muchas comunidades regulan el uso del suelo y protegen sus recursos naturales. Y no solo conservan, también defienden sus territorios frente a amenazas que ponen en riesgo la biodiversidad. Gracias a esas formas de gobernanza, se han protegido ecosistemas esenciales como la Amazonía y los páramos, donde la cultura y la naturaleza siguen caminando juntas. </w:t>
             </w:r>
           </w:p>
           <w:p>
@@ -12992,40 +13838,37 @@
                 <w:rFonts w:cs="Calibri"/>
                 <w:lang w:eastAsia="es-CO"/>
               </w:rPr>
-              <w:t xml:space="preserve">Además, mediante figuras de gobernanza territorial como los resguardos y los planes de vida, estas comunidades ejercen control y regulación sobre el uso del suelo y los recursos naturales, contribuyendo a la reducción de la deforestación y a la protección de ecosistemas estratégicos como la Amazonía y los páramos. </w:t>
-            </w:r>
-          </w:p>
-          <w:p>
-            <w:pPr>
-              <w:spacing w:before="0" w:after="0"/>
+              <w:t xml:space="preserve">Estos aportes nos recuerdan que cuidar la biodiversidad no es solo proteger especies, es cuidar la vida misma. Porque donde se protege el territorio, también se fortalece la soberanía alimentaria, la autonomía de los pueblos y la capacidad de enfrentar el cambio climático desde las comunidades. Hoy, cada vez más, se habla de diálogo de saberes: un encuentro entre el conocimiento tradicional y la ciencia. Un diálogo que no </w:t>
+            </w:r>
+            <w:r>
               <w:rPr>
                 <w:rFonts w:cs="Calibri"/>
                 <w:lang w:eastAsia="es-CO"/>
               </w:rPr>
-            </w:pPr>
+              <w:t>reemplaza,</w:t>
+            </w:r>
             <w:r>
               <w:rPr>
                 <w:rFonts w:cs="Calibri"/>
                 <w:lang w:eastAsia="es-CO"/>
               </w:rPr>
-              <w:lastRenderedPageBreak/>
-              <w:t xml:space="preserve">El diálogo de saberes entre conocimientos tradicionales y enfoques científicos ha fortalecido estrategias de manejo sostenible, demostrando que la </w:t>
-            </w:r>
-            <w:proofErr w:type="gramStart"/>
-            <w:r>
+              <w:t xml:space="preserve"> sino que complementa, y que reconoce a los pueblos indígenas como actores fundamentales en la conservación del patrimonio natural del país. </w:t>
+            </w:r>
+          </w:p>
+          <w:p>
+            <w:pPr>
+              <w:spacing w:before="0" w:after="0"/>
               <w:rPr>
                 <w:rFonts w:cs="Calibri"/>
                 <w:lang w:eastAsia="es-CO"/>
               </w:rPr>
-              <w:t>participación activa</w:t>
-            </w:r>
-            <w:proofErr w:type="gramEnd"/>
+            </w:pPr>
             <w:r>
               <w:rPr>
                 <w:rFonts w:cs="Calibri"/>
                 <w:lang w:eastAsia="es-CO"/>
               </w:rPr>
-              <w:t xml:space="preserve"> de los pueblos indígenas es clave para la soberanía alimentaria, la adaptación al cambio climático y la conservación integral del patrimonio natural del país.</w:t>
+              <w:t>Entender estos aportes es reconocer que la biodiversidad no se cuida solo con normas; también se protege con memoria, cultura y respeto. Porque cuidar la naturaleza también es escuchar a quienes han aprendido a vivir en equilibrio con ella, guardianes históricos de una biodiversidad que también cuenta su historia a través de los pueblos que la habitan. Gracias por acompañarnos en el episodio de hoy y recuerden que cuidar la biodiversidad también es escuchar a quienes han aprendido a vivir en equilibrio con ella.</w:t>
             </w:r>
           </w:p>
         </w:tc>
@@ -13045,6 +13888,7 @@
           <w:bCs/>
           <w:lang w:eastAsia="es-CO"/>
         </w:rPr>
+        <w:lastRenderedPageBreak/>
         <w:t>Sistemas tradicionales de producción</w:t>
       </w:r>
     </w:p>
@@ -13081,6 +13925,7 @@
           <w:bCs/>
           <w:lang w:eastAsia="es-CO"/>
         </w:rPr>
+        <w:lastRenderedPageBreak/>
         <w:t>Chagras amazónicas</w:t>
       </w:r>
     </w:p>
@@ -13176,13 +14021,6 @@
     </w:p>
     <w:p>
       <w:pPr>
-        <w:rPr>
-          <w:lang w:eastAsia="es-CO"/>
-        </w:rPr>
-      </w:pPr>
-    </w:p>
-    <w:p>
-      <w:pPr>
         <w:pStyle w:val="Prrafodelista"/>
         <w:numPr>
           <w:ilvl w:val="0"/>
@@ -13201,42 +14039,42 @@
           <w:bCs/>
           <w:lang w:eastAsia="es-CO"/>
         </w:rPr>
+        <w:t>Terrazas andinas</w:t>
+      </w:r>
+    </w:p>
+    <w:p>
+      <w:pPr>
+        <w:rPr>
+          <w:lang w:eastAsia="es-CO"/>
+        </w:rPr>
+      </w:pPr>
+      <w:r>
+        <w:rPr>
+          <w:lang w:eastAsia="es-CO"/>
+        </w:rPr>
+        <w:t>Las terrazas andinas son sistemas agrícolas tradicionales desarrollados por los pueblos indígenas de la cordillera de los Andes para cultivar en zonas montañosas con fuertes pendientes.</w:t>
+      </w:r>
+    </w:p>
+    <w:p>
+      <w:pPr>
+        <w:rPr>
+          <w:lang w:eastAsia="es-CO"/>
+        </w:rPr>
+      </w:pPr>
+      <w:r>
+        <w:rPr>
+          <w:lang w:eastAsia="es-CO"/>
+        </w:rPr>
+        <w:t>Consisten en la construcción de plataformas o escalones artificiales en las laderas de las montañas, sostenidos por muros de piedra, que permiten crear superficies planas aptas para el cultivo. Este sistema fue ampliamente perfeccionado por civilizaciones como el Imperio Inca en territorios actuales de Perú y Bolivia.</w:t>
+      </w:r>
+    </w:p>
+    <w:p>
+      <w:pPr>
+        <w:pStyle w:val="Ttulo2"/>
+      </w:pPr>
+      <w:bookmarkStart w:id="13" w:name="_Toc226635877"/>
+      <w:r>
         <w:lastRenderedPageBreak/>
-        <w:t>Terrazas andinas</w:t>
-      </w:r>
-    </w:p>
-    <w:p>
-      <w:pPr>
-        <w:rPr>
-          <w:lang w:eastAsia="es-CO"/>
-        </w:rPr>
-      </w:pPr>
-      <w:r>
-        <w:rPr>
-          <w:lang w:eastAsia="es-CO"/>
-        </w:rPr>
-        <w:t>Las terrazas andinas son sistemas agrícolas tradicionales desarrollados por los pueblos indígenas de la cordillera de los Andes para cultivar en zonas montañosas con fuertes pendientes.</w:t>
-      </w:r>
-    </w:p>
-    <w:p>
-      <w:pPr>
-        <w:rPr>
-          <w:lang w:eastAsia="es-CO"/>
-        </w:rPr>
-      </w:pPr>
-      <w:r>
-        <w:rPr>
-          <w:lang w:eastAsia="es-CO"/>
-        </w:rPr>
-        <w:t>Consisten en la construcción de plataformas o escalones artificiales en las laderas de las montañas, sostenidos por muros de piedra, que permiten crear superficies planas aptas para el cultivo. Este sistema fue ampliamente perfeccionado por civilizaciones como el Imperio Inca en territorios actuales de Perú y Bolivia.</w:t>
-      </w:r>
-    </w:p>
-    <w:p>
-      <w:pPr>
-        <w:pStyle w:val="Ttulo2"/>
-      </w:pPr>
-      <w:bookmarkStart w:id="13" w:name="_Toc224896155"/>
-      <w:r>
         <w:t>Conservación de semillas nativas</w:t>
       </w:r>
       <w:bookmarkEnd w:id="13"/>
@@ -13252,13 +14090,7 @@
         <w:rPr>
           <w:lang w:eastAsia="es-CO"/>
         </w:rPr>
-        <w:t>L</w:t>
-      </w:r>
-      <w:r>
-        <w:rPr>
-          <w:lang w:eastAsia="es-CO"/>
-        </w:rPr>
-        <w:t>as comunidades indígenas preservan semillas criollas adaptadas a las condiciones climáticas y edáficas locales, lo que contribuye a mantener la diversidad genética, fortalecer la resiliencia de los cultivos y garantizar la soberanía alimentaria de los territorios.</w:t>
+        <w:t>Las comunidades indígenas preservan semillas criollas adaptadas a las condiciones climáticas y edáficas locales, lo que contribuye a mantener la diversidad genética, fortalecer la resiliencia de los cultivos y garantizar la soberanía alimentaria de los territorios.</w:t>
       </w:r>
     </w:p>
     <w:p>
@@ -13367,23 +14199,15 @@
     </w:p>
     <w:p>
       <w:pPr>
-        <w:rPr>
-          <w:lang w:eastAsia="es-CO"/>
-        </w:rPr>
-      </w:pPr>
-    </w:p>
-    <w:p>
-      <w:pPr>
-        <w:spacing w:before="0" w:after="0"/>
-        <w:rPr>
-          <w:lang w:eastAsia="es-CO"/>
-        </w:rPr>
-      </w:pPr>
-      <w:r>
-        <w:rPr>
-          <w:lang w:eastAsia="es-CO"/>
-        </w:rPr>
-        <w:lastRenderedPageBreak/>
+        <w:spacing w:before="0" w:after="0"/>
+        <w:rPr>
+          <w:lang w:eastAsia="es-CO"/>
+        </w:rPr>
+      </w:pPr>
+      <w:r>
+        <w:rPr>
+          <w:lang w:eastAsia="es-CO"/>
+        </w:rPr>
         <w:t>Estas técnicas permiten reducir la erosión, conservar la humedad, mejorar la fertilidad del suelo y mantener la estabilidad productiva del agroecosistema a largo plazo.</w:t>
       </w:r>
     </w:p>
@@ -13448,6 +14272,7 @@
         <w:rPr>
           <w:lang w:eastAsia="es-CO"/>
         </w:rPr>
+        <w:lastRenderedPageBreak/>
         <w:t>Participación comunitaria en la toma de decisiones.</w:t>
       </w:r>
     </w:p>
@@ -13639,7 +14464,6 @@
         <w:rPr>
           <w:lang w:eastAsia="es-CO"/>
         </w:rPr>
-        <w:lastRenderedPageBreak/>
         <w:t>La gobernanza territorial fortalece, la sostenibilidad ambiental, la autonomía de las comunidades, la seguridad y soberanía alimentaria y la resiliencia frente al cambio climático.</w:t>
       </w:r>
     </w:p>
@@ -13684,7 +14508,14 @@
         <w:rPr>
           <w:lang w:eastAsia="es-CO"/>
         </w:rPr>
-        <w:t>Es un proceso de intercambio horizontal, participativo y respetuoso entre diferentes formas de conocimiento, particularmente entre el saber científico y los saberes tradicionales, comunitarios o ancestrales. Parte del reconocimiento de que ningún conocimiento es superior a otro; por el contrario, cada uno aporta perspectivas complementarias para comprender la realidad y proponer soluciones a problemáticas sociales, productivas y ambientales.</w:t>
+        <w:t xml:space="preserve">Es un proceso de intercambio horizontal, participativo y respetuoso entre diferentes formas de conocimiento, particularmente entre el saber científico y los </w:t>
+      </w:r>
+      <w:r>
+        <w:rPr>
+          <w:lang w:eastAsia="es-CO"/>
+        </w:rPr>
+        <w:lastRenderedPageBreak/>
+        <w:t>saberes tradicionales, comunitarios o ancestrales. Parte del reconocimiento de que ningún conocimiento es superior a otro; por el contrario, cada uno aporta perspectivas complementarias para comprender la realidad y proponer soluciones a problemáticas sociales, productivas y ambientales.</w:t>
       </w:r>
     </w:p>
     <w:p>
@@ -13719,57 +14550,44 @@
           <w:lang w:eastAsia="es-CO"/>
         </w:rPr>
       </w:pPr>
-    </w:p>
-    <w:p>
-      <w:pPr>
-        <w:rPr>
-          <w:lang w:eastAsia="es-CO"/>
-        </w:rPr>
-      </w:pPr>
+      <w:r>
+        <w:rPr>
+          <w:lang w:eastAsia="es-CO"/>
+        </w:rPr>
+        <w:t>Ejemplo colombiano:</w:t>
+      </w:r>
+    </w:p>
+    <w:p>
+      <w:pPr>
+        <w:rPr>
+          <w:lang w:eastAsia="es-CO"/>
+        </w:rPr>
+      </w:pPr>
+      <w:r>
+        <w:rPr>
+          <w:lang w:eastAsia="es-CO"/>
+        </w:rPr>
+        <w:t>En la región de la Amazonía colombiana, comunidades indígenas han trabajado juntamente con universidades y entidades ambientales para fortalecer sistemas productivos sostenibles. Allí, el conocimiento ancestral sobre ciclos de lluvia, especies nativas y uso medicinal de plantas se integra con investigaciones técnicas sobre conservación de suelos y manejo forestal, generando estrategias productivas que protegen la biodiversidad y, al mismo tiempo, mejoran la seguridad alimentaria y los ingresos comunitarios.</w:t>
+      </w:r>
+    </w:p>
+    <w:p>
+      <w:pPr>
+        <w:rPr>
+          <w:lang w:eastAsia="es-CO"/>
+        </w:rPr>
+      </w:pPr>
+      <w:r>
+        <w:rPr>
+          <w:lang w:eastAsia="es-CO"/>
+        </w:rPr>
+        <w:t xml:space="preserve">Un enfoque integral es necesario para transformar los sistemas agropecuarios tradicionales hacia modelos sostenibles, articulando producción limpia, reconversión </w:t>
+      </w:r>
       <w:r>
         <w:rPr>
           <w:lang w:eastAsia="es-CO"/>
         </w:rPr>
         <w:lastRenderedPageBreak/>
-        <w:t>Ejemplo colombiano:</w:t>
-      </w:r>
-    </w:p>
-    <w:p>
-      <w:pPr>
-        <w:rPr>
-          <w:lang w:eastAsia="es-CO"/>
-        </w:rPr>
-      </w:pPr>
-      <w:r>
-        <w:rPr>
-          <w:lang w:eastAsia="es-CO"/>
-        </w:rPr>
-        <w:t xml:space="preserve">En la región de la Amazonía colombiana, comunidades indígenas han trabajado </w:t>
-      </w:r>
-      <w:r>
-        <w:rPr>
-          <w:lang w:eastAsia="es-CO"/>
-        </w:rPr>
-        <w:t>juntamente con</w:t>
-      </w:r>
-      <w:r>
-        <w:rPr>
-          <w:lang w:eastAsia="es-CO"/>
-        </w:rPr>
-        <w:t xml:space="preserve"> universidades y entidades ambientales para fortalecer sistemas productivos sostenibles. Allí, el conocimiento ancestral sobre ciclos de lluvia, especies nativas y uso medicinal de plantas se integra con investigaciones técnicas sobre conservación de suelos y manejo forestal, generando estrategias productivas que protegen la biodiversidad y, al mismo tiempo, mejoran la seguridad alimentaria y los ingresos comunitarios.</w:t>
-      </w:r>
-    </w:p>
-    <w:p>
-      <w:pPr>
-        <w:rPr>
-          <w:lang w:eastAsia="es-CO"/>
-        </w:rPr>
-      </w:pPr>
-      <w:r>
-        <w:rPr>
-          <w:lang w:eastAsia="es-CO"/>
-        </w:rPr>
-        <w:t>Un enfoque integral es necesario para transformar los sistemas agropecuarios tradicionales hacia modelos sostenibles, articulando producción limpia, reconversión productiva, sostenibilidad rural y teoría general de sistemas. Se analiza la relación entre producción agropecuaria y medio ambiente, los impactos sobre los recursos naturales y las estrategias de mitigación mediante buenas prácticas, optimización de insumos y mejora continua. Integra las dimensiones ambiental, social, económica y cultural del desarrollo sostenible, vinculándolas con los Objetivos de Desarrollo Sostenible (ODS) y con indicadores que permiten evaluar la viabilidad y resiliencia de los sistemas rurales.</w:t>
+        <w:t>productiva, sostenibilidad rural y teoría general de sistemas. Se analiza la relación entre producción agropecuaria y medio ambiente, los impactos sobre los recursos naturales y las estrategias de mitigación mediante buenas prácticas, optimización de insumos y mejora continua. Integra las dimensiones ambiental, social, económica y cultural del desarrollo sostenible, vinculándolas con los Objetivos de Desarrollo Sostenible (ODS) y con indicadores que permiten evaluar la viabilidad y resiliencia de los sistemas rurales.</w:t>
       </w:r>
     </w:p>
     <w:p>
@@ -13787,10 +14605,18 @@
     </w:p>
     <w:p>
       <w:pPr>
-        <w:rPr>
-          <w:lang w:eastAsia="es-CO"/>
-        </w:rPr>
-      </w:pPr>
+        <w:spacing w:before="0" w:after="0" w:line="240" w:lineRule="auto"/>
+        <w:ind w:firstLine="0"/>
+        <w:rPr>
+          <w:lang w:eastAsia="es-CO"/>
+        </w:rPr>
+      </w:pPr>
+      <w:r>
+        <w:rPr>
+          <w:lang w:eastAsia="es-CO"/>
+        </w:rPr>
+        <w:br w:type="page"/>
+      </w:r>
     </w:p>
     <w:p>
       <w:pPr>
@@ -13800,7 +14626,7 @@
           <w:numId w:val="0"/>
         </w:numPr>
       </w:pPr>
-      <w:bookmarkStart w:id="14" w:name="_Toc224896156"/>
+      <w:bookmarkStart w:id="14" w:name="_Toc226635878"/>
       <w:r>
         <w:lastRenderedPageBreak/>
         <w:t>Síntesis</w:t>
@@ -13862,7 +14688,7 @@
                     </pic:cNvPicPr>
                   </pic:nvPicPr>
                   <pic:blipFill>
-                    <a:blip r:embed="rId12">
+                    <a:blip r:embed="rId14">
                       <a:extLst>
                         <a:ext uri="{28A0092B-C50C-407E-A947-70E740481C1C}">
                           <a14:useLocalDpi xmlns:a14="http://schemas.microsoft.com/office/drawing/2010/main" val="0"/>
@@ -13900,7 +14726,7 @@
         </w:numPr>
       </w:pPr>
       <w:bookmarkStart w:id="15" w:name="_Toc176443725"/>
-      <w:bookmarkStart w:id="16" w:name="_Toc224896157"/>
+      <w:bookmarkStart w:id="16" w:name="_Toc226635879"/>
       <w:r>
         <w:lastRenderedPageBreak/>
         <w:t>Glosario</w:t>
@@ -14333,7 +15159,6 @@
         <w:rPr>
           <w:rFonts w:eastAsia="Times New Roman" w:cs="Calibri"/>
           <w:b/>
-          <w:color w:val="000000"/>
           <w:kern w:val="0"/>
           <w:sz w:val="32"/>
           <w:szCs w:val="32"/>
@@ -14344,7 +15169,6 @@
         <w:rPr>
           <w:rFonts w:eastAsia="Times New Roman" w:cs="Calibri"/>
           <w:bCs/>
-          <w:color w:val="000000"/>
           <w:kern w:val="0"/>
           <w:szCs w:val="32"/>
         </w:rPr>
@@ -14359,7 +15183,7 @@
           <w:numId w:val="0"/>
         </w:numPr>
       </w:pPr>
-      <w:bookmarkStart w:id="18" w:name="_Toc224896158"/>
+      <w:bookmarkStart w:id="18" w:name="_Toc226635880"/>
       <w:r>
         <w:lastRenderedPageBreak/>
         <w:t>Referencias bibliográficas</w:t>
@@ -14616,7 +15440,7 @@
         </w:numPr>
       </w:pPr>
       <w:bookmarkStart w:id="19" w:name="_Toc176443727"/>
-      <w:bookmarkStart w:id="20" w:name="_Toc224896159"/>
+      <w:bookmarkStart w:id="20" w:name="_Toc226635881"/>
       <w:r>
         <w:lastRenderedPageBreak/>
         <w:t>Créditos</w:t>
@@ -14739,16 +15563,7 @@
               <w:spacing w:before="0" w:after="0" w:line="360" w:lineRule="auto"/>
             </w:pPr>
             <w:r>
-              <w:t>Responsable</w:t>
-            </w:r>
-            <w:r>
-              <w:t xml:space="preserve"> del </w:t>
-            </w:r>
-            <w:r>
-              <w:t>e</w:t>
-            </w:r>
-            <w:r>
-              <w:t>cosistema</w:t>
+              <w:t>Responsable del ecosistema</w:t>
             </w:r>
           </w:p>
         </w:tc>
@@ -14800,19 +15615,7 @@
               <w:spacing w:before="0" w:after="0" w:line="360" w:lineRule="auto"/>
             </w:pPr>
             <w:r>
-              <w:t xml:space="preserve">Responsable de </w:t>
-            </w:r>
-            <w:r>
-              <w:t>l</w:t>
-            </w:r>
-            <w:r>
-              <w:t xml:space="preserve">ínea de </w:t>
-            </w:r>
-            <w:r>
-              <w:t>p</w:t>
-            </w:r>
-            <w:r>
-              <w:t>roducción</w:t>
+              <w:t>Responsable de línea de producción</w:t>
             </w:r>
           </w:p>
         </w:tc>
@@ -15216,8 +16019,8 @@
       </w:pPr>
     </w:p>
     <w:sectPr>
-      <w:headerReference w:type="default" r:id="rId13"/>
-      <w:footerReference w:type="default" r:id="rId14"/>
+      <w:headerReference w:type="default" r:id="rId15"/>
+      <w:footerReference w:type="default" r:id="rId16"/>
       <w:pgSz w:w="12240" w:h="15840"/>
       <w:pgMar w:top="1701" w:right="1134" w:bottom="1134" w:left="1134" w:header="709" w:footer="737" w:gutter="0"/>
       <w:pgNumType w:start="1"/>
@@ -15892,7 +16695,7 @@
   <w:abstractNum w:abstractNumId="4" w15:restartNumberingAfterBreak="0">
     <w:nsid w:val="0D9F4D3D"/>
     <w:multiLevelType w:val="multilevel"/>
-    <w:tmpl w:val="6E7A9B76"/>
+    <w:tmpl w:val="70CCD2A0"/>
     <w:lvl w:ilvl="0">
       <w:start w:val="1"/>
       <w:numFmt w:val="decimal"/>
@@ -23710,7 +24513,7 @@
     <w:uiPriority w:val="9"/>
     <w:unhideWhenUsed/>
     <w:qFormat/>
-    <w:rsid w:val="00CF7B78"/>
+    <w:rsid w:val="007E32E0"/>
     <w:pPr>
       <w:keepNext/>
       <w:keepLines/>
@@ -23943,7 +24746,7 @@
     <w:name w:val="Título 2 Car"/>
     <w:link w:val="Ttulo2"/>
     <w:uiPriority w:val="9"/>
-    <w:rsid w:val="00CF7B78"/>
+    <w:rsid w:val="007E32E0"/>
     <w:rPr>
       <w:rFonts w:eastAsia="Times New Roman"/>
       <w:b/>
@@ -25084,21 +25887,6 @@
 </file>
 
 <file path=customXml/item1.xml><?xml version="1.0" encoding="utf-8"?>
-<b:Sources xmlns:b="http://schemas.openxmlformats.org/officeDocument/2006/bibliography" xmlns="http://schemas.openxmlformats.org/officeDocument/2006/bibliography" SelectedStyle="\APASixthEditionOfficeOnline.xsl" StyleName="APA" Version="6"/>
-</file>
-
-<file path=customXml/item2.xml><?xml version="1.0" encoding="utf-8"?>
-<p:properties xmlns:p="http://schemas.microsoft.com/office/2006/metadata/properties" xmlns:xsi="http://www.w3.org/2001/XMLSchema-instance" xmlns:pc="http://schemas.microsoft.com/office/infopath/2007/PartnerControls">
-  <documentManagement>
-    <TaxCatchAll xmlns="13c90a0b-73bc-4dc0-be5f-28d77b615beb" xsi:nil="true"/>
-    <lcf76f155ced4ddcb4097134ff3c332f xmlns="13c93bba-48ce-428c-bfe5-88b42c19b028">
-      <Terms xmlns="http://schemas.microsoft.com/office/infopath/2007/PartnerControls"/>
-    </lcf76f155ced4ddcb4097134ff3c332f>
-  </documentManagement>
-</p:properties>
-</file>
-
-<file path=customXml/item3.xml><?xml version="1.0" encoding="utf-8"?>
 <ct:contentTypeSchema xmlns:ct="http://schemas.microsoft.com/office/2006/metadata/contentType" xmlns:ma="http://schemas.microsoft.com/office/2006/metadata/properties/metaAttributes" ct:_="" ma:_="" ma:contentTypeName="Documento" ma:contentTypeID="0x0101006A81D6BD42E8DF4C91013959704817E1" ma:contentTypeVersion="15" ma:contentTypeDescription="Crear nuevo documento." ma:contentTypeScope="" ma:versionID="bf4f72ffd194f0963ff564daca6869f7">
   <xsd:schema xmlns:xsd="http://www.w3.org/2001/XMLSchema" xmlns:xs="http://www.w3.org/2001/XMLSchema" xmlns:p="http://schemas.microsoft.com/office/2006/metadata/properties" xmlns:ns2="13c90a0b-73bc-4dc0-be5f-28d77b615beb" xmlns:ns3="13c93bba-48ce-428c-bfe5-88b42c19b028" targetNamespace="http://schemas.microsoft.com/office/2006/metadata/properties" ma:root="true" ma:fieldsID="8718d6f4873a5b1392a45044efa78385" ns2:_="" ns3:_="">
     <xsd:import namespace="13c90a0b-73bc-4dc0-be5f-28d77b615beb"/>
@@ -25333,6 +26121,21 @@
 </ct:contentTypeSchema>
 </file>
 
+<file path=customXml/item2.xml><?xml version="1.0" encoding="utf-8"?>
+<p:properties xmlns:p="http://schemas.microsoft.com/office/2006/metadata/properties" xmlns:xsi="http://www.w3.org/2001/XMLSchema-instance" xmlns:pc="http://schemas.microsoft.com/office/infopath/2007/PartnerControls">
+  <documentManagement>
+    <TaxCatchAll xmlns="13c90a0b-73bc-4dc0-be5f-28d77b615beb" xsi:nil="true"/>
+    <lcf76f155ced4ddcb4097134ff3c332f xmlns="13c93bba-48ce-428c-bfe5-88b42c19b028">
+      <Terms xmlns="http://schemas.microsoft.com/office/infopath/2007/PartnerControls"/>
+    </lcf76f155ced4ddcb4097134ff3c332f>
+  </documentManagement>
+</p:properties>
+</file>
+
+<file path=customXml/item3.xml><?xml version="1.0" encoding="utf-8"?>
+<b:Sources xmlns:b="http://schemas.openxmlformats.org/officeDocument/2006/bibliography" xmlns="http://schemas.openxmlformats.org/officeDocument/2006/bibliography" SelectedStyle="\APASixthEditionOfficeOnline.xsl" StyleName="APA" Version="6"/>
+</file>
+
 <file path=customXml/item4.xml><?xml version="1.0" encoding="utf-8"?>
 <?mso-contentType ?>
 <FormTemplates xmlns="http://schemas.microsoft.com/sharepoint/v3/contenttype/forms">
@@ -25343,11 +26146,7 @@
 </file>
 
 <file path=customXml/itemProps1.xml><?xml version="1.0" encoding="utf-8"?>
-<ds:datastoreItem xmlns:ds="http://schemas.openxmlformats.org/officeDocument/2006/customXml" ds:itemID="{1AF2C25B-FB23-49D7-861B-D97474F002D2}">
-  <ds:schemaRefs>
-    <ds:schemaRef ds:uri="http://schemas.openxmlformats.org/officeDocument/2006/bibliography"/>
-  </ds:schemaRefs>
-</ds:datastoreItem>
+<ds:datastoreItem xmlns:ds="http://schemas.openxmlformats.org/officeDocument/2006/customXml" ds:itemID="{EE467224-75F1-4307-8C87-A098E9C80495}"/>
 </file>
 
 <file path=customXml/itemProps2.xml><?xml version="1.0" encoding="utf-8"?>
@@ -25362,7 +26161,11 @@
 </file>
 
 <file path=customXml/itemProps3.xml><?xml version="1.0" encoding="utf-8"?>
-<ds:datastoreItem xmlns:ds="http://schemas.openxmlformats.org/officeDocument/2006/customXml" ds:itemID="{9E54205D-85BF-46B0-9238-0E378EEF193B}"/>
+<ds:datastoreItem xmlns:ds="http://schemas.openxmlformats.org/officeDocument/2006/customXml" ds:itemID="{1AF2C25B-FB23-49D7-861B-D97474F002D2}">
+  <ds:schemaRefs>
+    <ds:schemaRef ds:uri="http://schemas.openxmlformats.org/officeDocument/2006/bibliography"/>
+  </ds:schemaRefs>
+</ds:datastoreItem>
 </file>
 
 <file path=customXml/itemProps4.xml><?xml version="1.0" encoding="utf-8"?>
